--- a/Knowledge/3-Work knowledge/1-Software Engineering/1-Software Engineering Fundamentals/5-My Source/4-Networks Devices/1-Types of Routers/3-Enterprise Router.docx
+++ b/Knowledge/3-Work knowledge/1-Software Engineering/1-Software Engineering Fundamentals/5-My Source/4-Networks Devices/1-Types of Routers/3-Enterprise Router.docx
@@ -4,80 +4,39 @@
   <w:body>
     <w:p>
       <w:pPr>
-        <w:keepNext/>
-        <w:keepLines/>
-        <w:spacing w:before="360" w:after="80" w:line="276" w:lineRule="auto"/>
-        <w:outlineLvl w:val="0"/>
-        <w:rPr>
-          <w:rFonts w:asciiTheme="majorHAnsi" w:eastAsiaTheme="majorEastAsia" w:hAnsiTheme="majorHAnsi" w:cstheme="majorBidi"/>
-          <w:color w:val="2F5496" w:themeColor="accent1" w:themeShade="BF"/>
-          <w:kern w:val="0"/>
-          <w:sz w:val="40"/>
-          <w:szCs w:val="40"/>
-          <w:lang w:val="en"/>
-          <w14:ligatures w14:val="none"/>
+        <w:pStyle w:val="Heading1"/>
+        <w:rPr>
+          <w:lang w:val="en"/>
         </w:rPr>
       </w:pPr>
       <w:bookmarkStart w:id="0" w:name="_k085ck2gx89c" w:colFirst="0" w:colLast="0"/>
       <w:bookmarkEnd w:id="0"/>
       <w:r>
         <w:rPr>
-          <w:rFonts w:asciiTheme="majorHAnsi" w:eastAsiaTheme="majorEastAsia" w:hAnsiTheme="majorHAnsi" w:cstheme="majorBidi"/>
-          <w:color w:val="2F5496" w:themeColor="accent1" w:themeShade="BF"/>
-          <w:kern w:val="0"/>
-          <w:sz w:val="40"/>
-          <w:szCs w:val="40"/>
-          <w:lang w:val="en"/>
-          <w14:ligatures w14:val="none"/>
+          <w:lang w:val="en"/>
         </w:rPr>
         <w:t>Enterprise Router</w:t>
       </w:r>
     </w:p>
     <w:p>
       <w:pPr>
-        <w:keepNext/>
-        <w:keepLines/>
-        <w:spacing w:before="160" w:after="80" w:line="276" w:lineRule="auto"/>
-        <w:outlineLvl w:val="1"/>
-        <w:rPr>
-          <w:rFonts w:asciiTheme="majorHAnsi" w:eastAsiaTheme="majorEastAsia" w:hAnsiTheme="majorHAnsi" w:cstheme="majorBidi"/>
-          <w:b/>
-          <w:bCs/>
-          <w:color w:val="000000"/>
-          <w:kern w:val="0"/>
-          <w:sz w:val="26"/>
-          <w:szCs w:val="26"/>
-          <w:lang w:val="en"/>
-          <w14:ligatures w14:val="none"/>
+        <w:pStyle w:val="Heading2"/>
+        <w:rPr>
+          <w:lang w:val="en"/>
         </w:rPr>
       </w:pPr>
       <w:bookmarkStart w:id="1" w:name="_z7820gns6ja3" w:colFirst="0" w:colLast="0"/>
       <w:bookmarkEnd w:id="1"/>
       <w:r>
         <w:rPr>
-          <w:rFonts w:ascii="Segoe UI Emoji" w:eastAsiaTheme="majorEastAsia" w:hAnsi="Segoe UI Emoji" w:cs="Segoe UI Emoji"/>
-          <w:b/>
-          <w:bCs/>
-          <w:color w:val="000000"/>
-          <w:kern w:val="0"/>
-          <w:sz w:val="26"/>
-          <w:szCs w:val="26"/>
-          <w:lang w:val="en"/>
-          <w14:ligatures w14:val="none"/>
+          <w:rFonts w:ascii="Segoe UI Emoji" w:hAnsi="Segoe UI Emoji" w:cs="Segoe UI Emoji"/>
+          <w:lang w:val="en"/>
         </w:rPr>
         <w:t>🏢</w:t>
       </w:r>
       <w:r>
         <w:rPr>
-          <w:rFonts w:asciiTheme="majorHAnsi" w:eastAsiaTheme="majorEastAsia" w:hAnsiTheme="majorHAnsi" w:cstheme="majorBidi"/>
-          <w:b/>
-          <w:bCs/>
-          <w:color w:val="000000"/>
-          <w:kern w:val="0"/>
-          <w:sz w:val="26"/>
-          <w:szCs w:val="26"/>
-          <w:lang w:val="en"/>
-          <w14:ligatures w14:val="none"/>
+          <w:lang w:val="en"/>
         </w:rPr>
         <w:t xml:space="preserve"> What is an Enterprise Router?</w:t>
       </w:r>
@@ -363,49 +322,23 @@
     </w:p>
     <w:p>
       <w:pPr>
-        <w:keepNext/>
-        <w:keepLines/>
-        <w:spacing w:before="160" w:after="80" w:line="276" w:lineRule="auto"/>
-        <w:outlineLvl w:val="1"/>
-        <w:rPr>
-          <w:rFonts w:asciiTheme="majorHAnsi" w:eastAsiaTheme="majorEastAsia" w:hAnsiTheme="majorHAnsi" w:cstheme="majorBidi"/>
-          <w:b/>
-          <w:bCs/>
-          <w:color w:val="000000"/>
-          <w:kern w:val="0"/>
-          <w:sz w:val="26"/>
-          <w:szCs w:val="26"/>
-          <w:lang w:val="en"/>
-          <w14:ligatures w14:val="none"/>
+        <w:pStyle w:val="Heading2"/>
+        <w:rPr>
+          <w:lang w:val="en"/>
         </w:rPr>
       </w:pPr>
       <w:bookmarkStart w:id="2" w:name="_9kf715m5giyk" w:colFirst="0" w:colLast="0"/>
       <w:bookmarkEnd w:id="2"/>
       <w:r>
         <w:rPr>
-          <w:rFonts w:ascii="Segoe UI Emoji" w:eastAsiaTheme="majorEastAsia" w:hAnsi="Segoe UI Emoji" w:cs="Segoe UI Emoji"/>
-          <w:b/>
-          <w:bCs/>
-          <w:color w:val="000000"/>
-          <w:kern w:val="0"/>
-          <w:sz w:val="26"/>
-          <w:szCs w:val="26"/>
-          <w:lang w:val="en"/>
-          <w14:ligatures w14:val="none"/>
+          <w:rFonts w:ascii="Segoe UI Emoji" w:hAnsi="Segoe UI Emoji" w:cs="Segoe UI Emoji"/>
+          <w:lang w:val="en"/>
         </w:rPr>
         <w:t>🔧</w:t>
       </w:r>
       <w:r>
         <w:rPr>
-          <w:rFonts w:asciiTheme="majorHAnsi" w:eastAsiaTheme="majorEastAsia" w:hAnsiTheme="majorHAnsi" w:cstheme="majorBidi"/>
-          <w:b/>
-          <w:bCs/>
-          <w:color w:val="000000"/>
-          <w:kern w:val="0"/>
-          <w:sz w:val="26"/>
-          <w:szCs w:val="26"/>
-          <w:lang w:val="en"/>
-          <w14:ligatures w14:val="none"/>
+          <w:lang w:val="en"/>
         </w:rPr>
         <w:t xml:space="preserve"> Key Features of Enterprise Routers</w:t>
       </w:r>
@@ -697,6 +630,7 @@
                 <w:lang w:val="en"/>
                 <w14:ligatures w14:val="none"/>
               </w:rPr>
+              <w:lastRenderedPageBreak/>
               <w:t>High Speed and Capacity</w:t>
             </w:r>
           </w:p>
@@ -1292,49 +1226,23 @@
     </w:p>
     <w:p>
       <w:pPr>
-        <w:keepNext/>
-        <w:keepLines/>
-        <w:spacing w:before="160" w:after="80" w:line="276" w:lineRule="auto"/>
-        <w:outlineLvl w:val="1"/>
-        <w:rPr>
-          <w:rFonts w:asciiTheme="majorHAnsi" w:eastAsiaTheme="majorEastAsia" w:hAnsiTheme="majorHAnsi" w:cstheme="majorBidi"/>
-          <w:b/>
-          <w:bCs/>
-          <w:color w:val="000000"/>
-          <w:kern w:val="0"/>
-          <w:sz w:val="26"/>
-          <w:szCs w:val="26"/>
-          <w:lang w:val="en"/>
-          <w14:ligatures w14:val="none"/>
+        <w:pStyle w:val="Heading2"/>
+        <w:rPr>
+          <w:lang w:val="en"/>
         </w:rPr>
       </w:pPr>
       <w:bookmarkStart w:id="3" w:name="_ko3uh073aabh" w:colFirst="0" w:colLast="0"/>
       <w:bookmarkEnd w:id="3"/>
       <w:r>
         <w:rPr>
-          <w:rFonts w:ascii="Segoe UI Emoji" w:eastAsiaTheme="majorEastAsia" w:hAnsi="Segoe UI Emoji" w:cs="Segoe UI Emoji"/>
-          <w:b/>
-          <w:bCs/>
-          <w:color w:val="000000"/>
-          <w:kern w:val="0"/>
-          <w:sz w:val="26"/>
-          <w:szCs w:val="26"/>
-          <w:lang w:val="en"/>
-          <w14:ligatures w14:val="none"/>
+          <w:rFonts w:ascii="Segoe UI Emoji" w:hAnsi="Segoe UI Emoji" w:cs="Segoe UI Emoji"/>
+          <w:lang w:val="en"/>
         </w:rPr>
         <w:t>🛠️</w:t>
       </w:r>
       <w:r>
         <w:rPr>
-          <w:rFonts w:asciiTheme="majorHAnsi" w:eastAsiaTheme="majorEastAsia" w:hAnsiTheme="majorHAnsi" w:cstheme="majorBidi"/>
-          <w:b/>
-          <w:bCs/>
-          <w:color w:val="000000"/>
-          <w:kern w:val="0"/>
-          <w:sz w:val="26"/>
-          <w:szCs w:val="26"/>
-          <w:lang w:val="en"/>
-          <w14:ligatures w14:val="none"/>
+          <w:lang w:val="en"/>
         </w:rPr>
         <w:t xml:space="preserve"> Use Cases for Enterprise Routers</w:t>
       </w:r>
@@ -1632,6 +1540,7 @@
           <w:lang w:val="en"/>
           <w14:ligatures w14:val="none"/>
         </w:rPr>
+        <w:lastRenderedPageBreak/>
         <w:pict w14:anchorId="56179AB5">
           <v:rect id="_x0000_i1027" style="width:0;height:1.5pt" o:hralign="center" o:hrstd="t" o:hr="t" fillcolor="#a0a0a0" stroked="f"/>
         </w:pict>
@@ -1639,49 +1548,23 @@
     </w:p>
     <w:p>
       <w:pPr>
-        <w:keepNext/>
-        <w:keepLines/>
-        <w:spacing w:before="160" w:after="80" w:line="276" w:lineRule="auto"/>
-        <w:outlineLvl w:val="1"/>
-        <w:rPr>
-          <w:rFonts w:asciiTheme="majorHAnsi" w:eastAsiaTheme="majorEastAsia" w:hAnsiTheme="majorHAnsi" w:cstheme="majorBidi"/>
-          <w:b/>
-          <w:bCs/>
-          <w:color w:val="000000"/>
-          <w:kern w:val="0"/>
-          <w:sz w:val="26"/>
-          <w:szCs w:val="26"/>
-          <w:lang w:val="en"/>
-          <w14:ligatures w14:val="none"/>
+        <w:pStyle w:val="Heading2"/>
+        <w:rPr>
+          <w:lang w:val="en"/>
         </w:rPr>
       </w:pPr>
       <w:bookmarkStart w:id="4" w:name="_xju5nfdjlz7y" w:colFirst="0" w:colLast="0"/>
       <w:bookmarkEnd w:id="4"/>
       <w:r>
         <w:rPr>
-          <w:rFonts w:ascii="Segoe UI Emoji" w:eastAsiaTheme="majorEastAsia" w:hAnsi="Segoe UI Emoji" w:cs="Segoe UI Emoji"/>
-          <w:b/>
-          <w:bCs/>
-          <w:color w:val="000000"/>
-          <w:kern w:val="0"/>
-          <w:sz w:val="26"/>
-          <w:szCs w:val="26"/>
-          <w:lang w:val="en"/>
-          <w14:ligatures w14:val="none"/>
+          <w:rFonts w:ascii="Segoe UI Emoji" w:hAnsi="Segoe UI Emoji" w:cs="Segoe UI Emoji"/>
+          <w:lang w:val="en"/>
         </w:rPr>
         <w:t>🖥️</w:t>
       </w:r>
       <w:r>
         <w:rPr>
-          <w:rFonts w:asciiTheme="majorHAnsi" w:eastAsiaTheme="majorEastAsia" w:hAnsiTheme="majorHAnsi" w:cstheme="majorBidi"/>
-          <w:b/>
-          <w:bCs/>
-          <w:color w:val="000000"/>
-          <w:kern w:val="0"/>
-          <w:sz w:val="26"/>
-          <w:szCs w:val="26"/>
-          <w:lang w:val="en"/>
-          <w14:ligatures w14:val="none"/>
+          <w:lang w:val="en"/>
         </w:rPr>
         <w:t xml:space="preserve"> Example Brands / Models</w:t>
       </w:r>
@@ -2578,49 +2461,23 @@
     </w:p>
     <w:p>
       <w:pPr>
-        <w:keepNext/>
-        <w:keepLines/>
-        <w:spacing w:before="160" w:after="80" w:line="276" w:lineRule="auto"/>
-        <w:outlineLvl w:val="1"/>
-        <w:rPr>
-          <w:rFonts w:asciiTheme="majorHAnsi" w:eastAsiaTheme="majorEastAsia" w:hAnsiTheme="majorHAnsi" w:cstheme="majorBidi"/>
-          <w:b/>
-          <w:bCs/>
-          <w:color w:val="000000"/>
-          <w:kern w:val="0"/>
-          <w:sz w:val="26"/>
-          <w:szCs w:val="26"/>
-          <w:lang w:val="en"/>
-          <w14:ligatures w14:val="none"/>
+        <w:pStyle w:val="Heading2"/>
+        <w:rPr>
+          <w:lang w:val="en"/>
         </w:rPr>
       </w:pPr>
       <w:bookmarkStart w:id="5" w:name="_rn91jwsz0xkn" w:colFirst="0" w:colLast="0"/>
       <w:bookmarkEnd w:id="5"/>
       <w:r>
         <w:rPr>
-          <w:rFonts w:ascii="Segoe UI Emoji" w:eastAsiaTheme="majorEastAsia" w:hAnsi="Segoe UI Emoji" w:cs="Segoe UI Emoji"/>
-          <w:b/>
-          <w:bCs/>
-          <w:color w:val="000000"/>
-          <w:kern w:val="0"/>
-          <w:sz w:val="26"/>
-          <w:szCs w:val="26"/>
-          <w:lang w:val="en"/>
-          <w14:ligatures w14:val="none"/>
+          <w:rFonts w:ascii="Segoe UI Emoji" w:hAnsi="Segoe UI Emoji" w:cs="Segoe UI Emoji"/>
+          <w:lang w:val="en"/>
         </w:rPr>
         <w:t>🆚</w:t>
       </w:r>
       <w:r>
         <w:rPr>
-          <w:rFonts w:asciiTheme="majorHAnsi" w:eastAsiaTheme="majorEastAsia" w:hAnsiTheme="majorHAnsi" w:cstheme="majorBidi"/>
-          <w:b/>
-          <w:bCs/>
-          <w:color w:val="000000"/>
-          <w:kern w:val="0"/>
-          <w:sz w:val="26"/>
-          <w:szCs w:val="26"/>
-          <w:lang w:val="en"/>
-          <w14:ligatures w14:val="none"/>
+          <w:lang w:val="en"/>
         </w:rPr>
         <w:t xml:space="preserve"> Comparison: Home Router vs Enterprise Router</w:t>
       </w:r>
@@ -2724,6 +2581,7 @@
           <w:lang w:val="en"/>
           <w14:ligatures w14:val="none"/>
         </w:rPr>
+        <w:lastRenderedPageBreak/>
         <w:drawing>
           <wp:inline distT="114300" distB="114300" distL="114300" distR="114300" wp14:anchorId="1AE7DC45" wp14:editId="4BFA0587">
             <wp:extent cx="5943600" cy="2324100"/>
@@ -4276,7 +4134,6 @@
     <w:next w:val="Normal"/>
     <w:link w:val="Heading2Char"/>
     <w:uiPriority w:val="9"/>
-    <w:semiHidden/>
     <w:unhideWhenUsed/>
     <w:qFormat/>
     <w:rsid w:val="00A35FA8"/>
@@ -4493,7 +4350,6 @@
     <w:basedOn w:val="DefaultParagraphFont"/>
     <w:link w:val="Heading2"/>
     <w:uiPriority w:val="9"/>
-    <w:semiHidden/>
     <w:rsid w:val="00A35FA8"/>
     <w:rPr>
       <w:rFonts w:asciiTheme="majorHAnsi" w:eastAsiaTheme="majorEastAsia" w:hAnsiTheme="majorHAnsi" w:cstheme="majorBidi"/>

--- a/Knowledge/3-Work knowledge/1-Software Engineering/1-Software Engineering Fundamentals/5-My Source/4-Networks Devices/1-Types of Routers/3-Enterprise Router.docx
+++ b/Knowledge/3-Work knowledge/1-Software Engineering/1-Software Engineering Fundamentals/5-My Source/4-Networks Devices/1-Types of Routers/3-Enterprise Router.docx
@@ -55,67 +55,1597 @@
       </w:pPr>
       <w:r>
         <w:rPr>
-          <w:rFonts w:ascii="Arial" w:eastAsia="Arial" w:hAnsi="Arial" w:cs="Arial"/>
-          <w:b/>
-          <w:kern w:val="0"/>
-          <w:sz w:val="22"/>
-          <w:szCs w:val="22"/>
-          <w:highlight w:val="darkGray"/>
-          <w:lang w:val="en"/>
-          <w14:ligatures w14:val="none"/>
-        </w:rPr>
-        <w:t># Source</w:t>
-      </w:r>
-      <w:r>
-        <w:rPr>
-          <w:rFonts w:ascii="Arial" w:eastAsia="Arial" w:hAnsi="Arial" w:cs="Arial"/>
-          <w:kern w:val="0"/>
-          <w:sz w:val="22"/>
-          <w:szCs w:val="22"/>
-          <w:highlight w:val="darkGray"/>
-          <w:lang w:val="en"/>
-          <w14:ligatures w14:val="none"/>
-        </w:rPr>
-        <w:t xml:space="preserve">: </w:t>
-      </w:r>
-      <w:r>
-        <w:rPr>
-          <w:rFonts w:ascii="Arial" w:eastAsia="Arial" w:hAnsi="Arial" w:cs="Arial"/>
-          <w:b/>
-          <w:kern w:val="0"/>
-          <w:sz w:val="22"/>
-          <w:szCs w:val="22"/>
-          <w:highlight w:val="darkGray"/>
-          <w:lang w:val="en"/>
-          <w14:ligatures w14:val="none"/>
-        </w:rPr>
-        <w:t>Chatgpt (GPT</w:t>
-      </w:r>
-      <w:r>
-        <w:rPr>
-          <w:rFonts w:ascii="Cambria Math" w:eastAsia="Arial" w:hAnsi="Cambria Math" w:cs="Cambria Math"/>
-          <w:b/>
-          <w:kern w:val="0"/>
-          <w:sz w:val="22"/>
-          <w:szCs w:val="22"/>
-          <w:highlight w:val="darkGray"/>
-          <w:lang w:val="en"/>
-          <w14:ligatures w14:val="none"/>
+          <w:rFonts w:ascii="Arial" w:hAnsi="Arial" w:eastAsia="Arial" w:cs="Arial"/>
+          <w:b/>
+          <w:i w:val="0"/>
+          <w:color w:val="000000"/>
+          <w:sz w:val="18"/>
+          <w:highlight w:val="lightGray"/>
+        </w:rPr>
+        <w:t>#</w:t>
+      </w:r>
+      <w:r>
+        <w:rPr>
+          <w:rFonts w:ascii="Arial" w:hAnsi="Arial" w:eastAsia="Arial" w:cs="Arial"/>
+          <w:b/>
+          <w:i w:val="0"/>
+          <w:color w:val="000000"/>
+          <w:sz w:val="18"/>
+          <w:highlight w:val="lightGray"/>
+        </w:rPr>
+        <w:t xml:space="preserve"> </w:t>
+      </w:r>
+      <w:r>
+        <w:rPr>
+          <w:rFonts w:ascii="Arial" w:hAnsi="Arial" w:eastAsia="Arial" w:cs="Arial"/>
+          <w:b/>
+          <w:i w:val="0"/>
+          <w:color w:val="000000"/>
+          <w:sz w:val="18"/>
+          <w:highlight w:val="lightGray"/>
+        </w:rPr>
+        <w:t>S</w:t>
+      </w:r>
+      <w:r>
+        <w:rPr>
+          <w:rFonts w:ascii="Arial" w:hAnsi="Arial" w:eastAsia="Arial" w:cs="Arial"/>
+          <w:b/>
+          <w:i w:val="0"/>
+          <w:color w:val="000000"/>
+          <w:sz w:val="18"/>
+          <w:highlight w:val="lightGray"/>
+        </w:rPr>
+        <w:t>o</w:t>
+      </w:r>
+      <w:r>
+        <w:rPr>
+          <w:rFonts w:ascii="Arial" w:hAnsi="Arial" w:eastAsia="Arial" w:cs="Arial"/>
+          <w:b/>
+          <w:i w:val="0"/>
+          <w:color w:val="000000"/>
+          <w:sz w:val="18"/>
+          <w:highlight w:val="lightGray"/>
+        </w:rPr>
+        <w:t>u</w:t>
+      </w:r>
+      <w:r>
+        <w:rPr>
+          <w:rFonts w:ascii="Arial" w:hAnsi="Arial" w:eastAsia="Arial" w:cs="Arial"/>
+          <w:b/>
+          <w:i w:val="0"/>
+          <w:color w:val="000000"/>
+          <w:sz w:val="18"/>
+          <w:highlight w:val="lightGray"/>
+        </w:rPr>
+        <w:t>r</w:t>
+      </w:r>
+      <w:r>
+        <w:rPr>
+          <w:rFonts w:ascii="Arial" w:hAnsi="Arial" w:eastAsia="Arial" w:cs="Arial"/>
+          <w:b/>
+          <w:i w:val="0"/>
+          <w:color w:val="000000"/>
+          <w:sz w:val="18"/>
+          <w:highlight w:val="lightGray"/>
+        </w:rPr>
+        <w:t>c</w:t>
+      </w:r>
+      <w:r>
+        <w:rPr>
+          <w:rFonts w:ascii="Arial" w:hAnsi="Arial" w:eastAsia="Arial" w:cs="Arial"/>
+          <w:b/>
+          <w:i w:val="0"/>
+          <w:color w:val="000000"/>
+          <w:sz w:val="18"/>
+          <w:highlight w:val="lightGray"/>
+        </w:rPr>
+        <w:t>e</w:t>
+      </w:r>
+      <w:r>
+        <w:rPr>
+          <w:rFonts w:ascii="Arial" w:hAnsi="Arial" w:eastAsia="Arial" w:cs="Arial"/>
+          <w:b/>
+          <w:i w:val="0"/>
+          <w:color w:val="000000"/>
+          <w:sz w:val="18"/>
+          <w:highlight w:val="lightGray"/>
+        </w:rPr>
+        <w:t>:</w:t>
+      </w:r>
+      <w:r>
+        <w:rPr>
+          <w:rFonts w:ascii="Arial" w:hAnsi="Arial" w:eastAsia="Arial" w:cs="Arial"/>
+          <w:b/>
+          <w:i w:val="0"/>
+          <w:color w:val="000000"/>
+          <w:sz w:val="18"/>
+          <w:highlight w:val="lightGray"/>
+        </w:rPr>
+        <w:t xml:space="preserve"> </w:t>
+      </w:r>
+      <w:r>
+        <w:rPr>
+          <w:rFonts w:ascii="Arial" w:hAnsi="Arial" w:eastAsia="Arial" w:cs="Arial"/>
+          <w:b/>
+          <w:i w:val="0"/>
+          <w:color w:val="000000"/>
+          <w:sz w:val="18"/>
+          <w:highlight w:val="lightGray"/>
+        </w:rPr>
+        <w:t>A</w:t>
+      </w:r>
+      <w:r>
+        <w:rPr>
+          <w:rFonts w:ascii="Arial" w:hAnsi="Arial" w:eastAsia="Arial" w:cs="Arial"/>
+          <w:b/>
+          <w:i w:val="0"/>
+          <w:color w:val="000000"/>
+          <w:sz w:val="18"/>
+          <w:highlight w:val="lightGray"/>
+        </w:rPr>
+        <w:t>I</w:t>
+      </w:r>
+      <w:r>
+        <w:rPr>
+          <w:rFonts w:ascii="Arial" w:hAnsi="Arial" w:eastAsia="Arial" w:cs="Arial"/>
+          <w:b/>
+          <w:i w:val="0"/>
+          <w:color w:val="000000"/>
+          <w:sz w:val="18"/>
+          <w:highlight w:val="lightGray"/>
+        </w:rPr>
+        <w:t xml:space="preserve"> </w:t>
+      </w:r>
+      <w:r>
+        <w:rPr>
+          <w:rFonts w:ascii="Arial" w:hAnsi="Arial" w:eastAsia="Arial" w:cs="Arial"/>
+          <w:b/>
+          <w:i w:val="0"/>
+          <w:color w:val="000000"/>
+          <w:sz w:val="18"/>
+          <w:highlight w:val="lightGray"/>
+        </w:rPr>
+        <w:t>S</w:t>
+      </w:r>
+      <w:r>
+        <w:rPr>
+          <w:rFonts w:ascii="Arial" w:hAnsi="Arial" w:eastAsia="Arial" w:cs="Arial"/>
+          <w:b/>
+          <w:i w:val="0"/>
+          <w:color w:val="000000"/>
+          <w:sz w:val="18"/>
+          <w:highlight w:val="lightGray"/>
+        </w:rPr>
+        <w:t>o</w:t>
+      </w:r>
+      <w:r>
+        <w:rPr>
+          <w:rFonts w:ascii="Arial" w:hAnsi="Arial" w:eastAsia="Arial" w:cs="Arial"/>
+          <w:b/>
+          <w:i w:val="0"/>
+          <w:color w:val="000000"/>
+          <w:sz w:val="18"/>
+          <w:highlight w:val="lightGray"/>
+        </w:rPr>
+        <w:t>u</w:t>
+      </w:r>
+      <w:r>
+        <w:rPr>
+          <w:rFonts w:ascii="Arial" w:hAnsi="Arial" w:eastAsia="Arial" w:cs="Arial"/>
+          <w:b/>
+          <w:i w:val="0"/>
+          <w:color w:val="000000"/>
+          <w:sz w:val="18"/>
+          <w:highlight w:val="lightGray"/>
+        </w:rPr>
+        <w:t>r</w:t>
+      </w:r>
+      <w:r>
+        <w:rPr>
+          <w:rFonts w:ascii="Arial" w:hAnsi="Arial" w:eastAsia="Arial" w:cs="Arial"/>
+          <w:b/>
+          <w:i w:val="0"/>
+          <w:color w:val="000000"/>
+          <w:sz w:val="18"/>
+          <w:highlight w:val="lightGray"/>
+        </w:rPr>
+        <w:t>c</w:t>
+      </w:r>
+      <w:r>
+        <w:rPr>
+          <w:rFonts w:ascii="Arial" w:hAnsi="Arial" w:eastAsia="Arial" w:cs="Arial"/>
+          <w:b/>
+          <w:i w:val="0"/>
+          <w:color w:val="000000"/>
+          <w:sz w:val="18"/>
+          <w:highlight w:val="lightGray"/>
+        </w:rPr>
+        <w:t>e</w:t>
+      </w:r>
+      <w:r>
+        <w:rPr>
+          <w:rFonts w:ascii="Arial" w:hAnsi="Arial" w:eastAsia="Arial" w:cs="Arial"/>
+          <w:b/>
+          <w:i w:val="0"/>
+          <w:color w:val="000000"/>
+          <w:sz w:val="18"/>
+          <w:highlight w:val="lightGray"/>
+        </w:rPr>
+        <w:t>:</w:t>
+      </w:r>
+      <w:r>
+        <w:rPr>
+          <w:rFonts w:ascii="Arial" w:hAnsi="Arial" w:eastAsia="Arial" w:cs="Arial"/>
+          <w:b/>
+          <w:i w:val="0"/>
+          <w:color w:val="000000"/>
+          <w:sz w:val="18"/>
+          <w:highlight w:val="lightGray"/>
+        </w:rPr>
+        <w:t xml:space="preserve"> </w:t>
+      </w:r>
+      <w:r>
+        <w:rPr>
+          <w:rFonts w:ascii="Arial" w:hAnsi="Arial" w:eastAsia="Arial" w:cs="Arial"/>
+          <w:b/>
+          <w:i w:val="0"/>
+          <w:color w:val="000000"/>
+          <w:sz w:val="18"/>
+          <w:highlight w:val="lightGray"/>
+        </w:rPr>
+        <w:t>P</w:t>
+      </w:r>
+      <w:r>
+        <w:rPr>
+          <w:rFonts w:ascii="Arial" w:hAnsi="Arial" w:eastAsia="Arial" w:cs="Arial"/>
+          <w:b/>
+          <w:i w:val="0"/>
+          <w:color w:val="000000"/>
+          <w:sz w:val="18"/>
+          <w:highlight w:val="lightGray"/>
+        </w:rPr>
+        <w:t>r</w:t>
+      </w:r>
+      <w:r>
+        <w:rPr>
+          <w:rFonts w:ascii="Arial" w:hAnsi="Arial" w:eastAsia="Arial" w:cs="Arial"/>
+          <w:b/>
+          <w:i w:val="0"/>
+          <w:color w:val="000000"/>
+          <w:sz w:val="18"/>
+          <w:highlight w:val="lightGray"/>
+        </w:rPr>
+        <w:t>o</w:t>
+      </w:r>
+      <w:r>
+        <w:rPr>
+          <w:rFonts w:ascii="Arial" w:hAnsi="Arial" w:eastAsia="Arial" w:cs="Arial"/>
+          <w:b/>
+          <w:i w:val="0"/>
+          <w:color w:val="000000"/>
+          <w:sz w:val="18"/>
+          <w:highlight w:val="lightGray"/>
+        </w:rPr>
+        <w:t>v</w:t>
+      </w:r>
+      <w:r>
+        <w:rPr>
+          <w:rFonts w:ascii="Arial" w:hAnsi="Arial" w:eastAsia="Arial" w:cs="Arial"/>
+          <w:b/>
+          <w:i w:val="0"/>
+          <w:color w:val="000000"/>
+          <w:sz w:val="18"/>
+          <w:highlight w:val="lightGray"/>
+        </w:rPr>
+        <w:t>i</w:t>
+      </w:r>
+      <w:r>
+        <w:rPr>
+          <w:rFonts w:ascii="Arial" w:hAnsi="Arial" w:eastAsia="Arial" w:cs="Arial"/>
+          <w:b/>
+          <w:i w:val="0"/>
+          <w:color w:val="000000"/>
+          <w:sz w:val="18"/>
+          <w:highlight w:val="lightGray"/>
+        </w:rPr>
+        <w:t>d</w:t>
+      </w:r>
+      <w:r>
+        <w:rPr>
+          <w:rFonts w:ascii="Arial" w:hAnsi="Arial" w:eastAsia="Arial" w:cs="Arial"/>
+          <w:b/>
+          <w:i w:val="0"/>
+          <w:color w:val="000000"/>
+          <w:sz w:val="18"/>
+          <w:highlight w:val="lightGray"/>
+        </w:rPr>
+        <w:t>e</w:t>
+      </w:r>
+      <w:r>
+        <w:rPr>
+          <w:rFonts w:ascii="Arial" w:hAnsi="Arial" w:eastAsia="Arial" w:cs="Arial"/>
+          <w:b/>
+          <w:i w:val="0"/>
+          <w:color w:val="000000"/>
+          <w:sz w:val="18"/>
+          <w:highlight w:val="lightGray"/>
+        </w:rPr>
+        <w:t>d</w:t>
+      </w:r>
+      <w:r>
+        <w:rPr>
+          <w:rFonts w:ascii="Arial" w:hAnsi="Arial" w:eastAsia="Arial" w:cs="Arial"/>
+          <w:b/>
+          <w:i w:val="0"/>
+          <w:color w:val="000000"/>
+          <w:sz w:val="18"/>
+          <w:highlight w:val="lightGray"/>
+        </w:rPr>
+        <w:t xml:space="preserve"> </w:t>
+      </w:r>
+      <w:r>
+        <w:rPr>
+          <w:rFonts w:ascii="Arial" w:hAnsi="Arial" w:eastAsia="Arial" w:cs="Arial"/>
+          <w:b/>
+          <w:i w:val="0"/>
+          <w:color w:val="000000"/>
+          <w:sz w:val="18"/>
+          <w:highlight w:val="lightGray"/>
+        </w:rPr>
+        <w:t>b</w:t>
+      </w:r>
+      <w:r>
+        <w:rPr>
+          <w:rFonts w:ascii="Arial" w:hAnsi="Arial" w:eastAsia="Arial" w:cs="Arial"/>
+          <w:b/>
+          <w:i w:val="0"/>
+          <w:color w:val="000000"/>
+          <w:sz w:val="18"/>
+          <w:highlight w:val="lightGray"/>
+        </w:rPr>
+        <w:t>y</w:t>
+      </w:r>
+      <w:r>
+        <w:rPr>
+          <w:rFonts w:ascii="Arial" w:hAnsi="Arial" w:eastAsia="Arial" w:cs="Arial"/>
+          <w:b/>
+          <w:i w:val="0"/>
+          <w:color w:val="000000"/>
+          <w:sz w:val="18"/>
+          <w:highlight w:val="lightGray"/>
+        </w:rPr>
+        <w:t>:</w:t>
+      </w:r>
+      <w:r>
+        <w:rPr>
+          <w:rFonts w:ascii="Arial" w:hAnsi="Arial" w:eastAsia="Arial" w:cs="Arial"/>
+          <w:b/>
+          <w:i w:val="0"/>
+          <w:color w:val="000000"/>
+          <w:sz w:val="18"/>
+          <w:highlight w:val="lightGray"/>
+        </w:rPr>
+        <w:t xml:space="preserve"> </w:t>
+      </w:r>
+      <w:r>
+        <w:rPr>
+          <w:rFonts w:ascii="Arial" w:hAnsi="Arial" w:eastAsia="Arial" w:cs="Arial"/>
+          <w:b/>
+          <w:i w:val="0"/>
+          <w:color w:val="000000"/>
+          <w:sz w:val="18"/>
+          <w:highlight w:val="lightGray"/>
+        </w:rPr>
+        <w:t>[</w:t>
+      </w:r>
+      <w:r>
+        <w:rPr>
+          <w:rFonts w:ascii="Arial" w:hAnsi="Arial" w:eastAsia="Arial" w:cs="Arial"/>
+          <w:b/>
+          <w:i w:val="0"/>
+          <w:color w:val="000000"/>
+          <w:sz w:val="18"/>
+          <w:highlight w:val="lightGray"/>
+        </w:rPr>
+        <w:t>D</w:t>
+      </w:r>
+      <w:r>
+        <w:rPr>
+          <w:rFonts w:ascii="Arial" w:hAnsi="Arial" w:eastAsia="Arial" w:cs="Arial"/>
+          <w:b/>
+          <w:i w:val="0"/>
+          <w:color w:val="000000"/>
+          <w:sz w:val="18"/>
+          <w:highlight w:val="lightGray"/>
+        </w:rPr>
+        <w:t>a</w:t>
+      </w:r>
+      <w:r>
+        <w:rPr>
+          <w:rFonts w:ascii="Arial" w:hAnsi="Arial" w:eastAsia="Arial" w:cs="Arial"/>
+          <w:b/>
+          <w:i w:val="0"/>
+          <w:color w:val="000000"/>
+          <w:sz w:val="18"/>
+          <w:highlight w:val="lightGray"/>
+        </w:rPr>
+        <w:t>t</w:t>
+      </w:r>
+      <w:r>
+        <w:rPr>
+          <w:rFonts w:ascii="Arial" w:hAnsi="Arial" w:eastAsia="Arial" w:cs="Arial"/>
+          <w:b/>
+          <w:i w:val="0"/>
+          <w:color w:val="000000"/>
+          <w:sz w:val="18"/>
+          <w:highlight w:val="lightGray"/>
+        </w:rPr>
+        <w:t>a</w:t>
+      </w:r>
+      <w:r>
+        <w:rPr>
+          <w:rFonts w:ascii="Arial" w:hAnsi="Arial" w:eastAsia="Arial" w:cs="Arial"/>
+          <w:b/>
+          <w:i w:val="0"/>
+          <w:color w:val="000000"/>
+          <w:sz w:val="18"/>
+          <w:highlight w:val="lightGray"/>
+        </w:rPr>
+        <w:t xml:space="preserve"> </w:t>
+      </w:r>
+      <w:r>
+        <w:rPr>
+          <w:rFonts w:ascii="Arial" w:hAnsi="Arial" w:eastAsia="Arial" w:cs="Arial"/>
+          <w:b/>
+          <w:i w:val="0"/>
+          <w:color w:val="000000"/>
+          <w:sz w:val="18"/>
+          <w:highlight w:val="lightGray"/>
+        </w:rPr>
+        <w:t>P</w:t>
+      </w:r>
+      <w:r>
+        <w:rPr>
+          <w:rFonts w:ascii="Arial" w:hAnsi="Arial" w:eastAsia="Arial" w:cs="Arial"/>
+          <w:b/>
+          <w:i w:val="0"/>
+          <w:color w:val="000000"/>
+          <w:sz w:val="18"/>
+          <w:highlight w:val="lightGray"/>
+        </w:rPr>
+        <w:t>a</w:t>
+      </w:r>
+      <w:r>
+        <w:rPr>
+          <w:rFonts w:ascii="Arial" w:hAnsi="Arial" w:eastAsia="Arial" w:cs="Arial"/>
+          <w:b/>
+          <w:i w:val="0"/>
+          <w:color w:val="000000"/>
+          <w:sz w:val="18"/>
+          <w:highlight w:val="lightGray"/>
+        </w:rPr>
+        <w:t>t</w:t>
+      </w:r>
+      <w:r>
+        <w:rPr>
+          <w:rFonts w:ascii="Arial" w:hAnsi="Arial" w:eastAsia="Arial" w:cs="Arial"/>
+          <w:b/>
+          <w:i w:val="0"/>
+          <w:color w:val="000000"/>
+          <w:sz w:val="18"/>
+          <w:highlight w:val="lightGray"/>
+        </w:rPr>
+        <w:t>h</w:t>
+      </w:r>
+      <w:r>
+        <w:rPr>
+          <w:rFonts w:ascii="Arial" w:hAnsi="Arial" w:eastAsia="Arial" w:cs="Arial"/>
+          <w:b w:val="0"/>
+          <w:i w:val="0"/>
+          <w:color w:val="000000"/>
+          <w:sz w:val="18"/>
+          <w:highlight w:val="lightGray"/>
+        </w:rPr>
+        <w:t>:</w:t>
+      </w:r>
+      <w:r>
+        <w:rPr>
+          <w:rFonts w:ascii="Arial" w:hAnsi="Arial" w:eastAsia="Arial" w:cs="Arial"/>
+          <w:b w:val="0"/>
+          <w:i w:val="0"/>
+          <w:color w:val="000000"/>
+          <w:sz w:val="18"/>
+          <w:highlight w:val="lightGray"/>
+        </w:rPr>
+        <w:t xml:space="preserve"> </w:t>
+      </w:r>
+      <w:r>
+        <w:rPr>
+          <w:rFonts w:ascii="Arial" w:hAnsi="Arial" w:eastAsia="Arial" w:cs="Arial"/>
+          <w:b w:val="0"/>
+          <w:i w:val="0"/>
+          <w:color w:val="000000"/>
+          <w:sz w:val="18"/>
+          <w:highlight w:val="lightGray"/>
+        </w:rPr>
+        <w:t>P</w:t>
+      </w:r>
+      <w:r>
+        <w:rPr>
+          <w:rFonts w:ascii="Arial" w:hAnsi="Arial" w:eastAsia="Arial" w:cs="Arial"/>
+          <w:b w:val="0"/>
+          <w:i w:val="0"/>
+          <w:color w:val="000000"/>
+          <w:sz w:val="18"/>
+          <w:highlight w:val="lightGray"/>
+        </w:rPr>
+        <w:t>e</w:t>
+      </w:r>
+      <w:r>
+        <w:rPr>
+          <w:rFonts w:ascii="Arial" w:hAnsi="Arial" w:eastAsia="Arial" w:cs="Arial"/>
+          <w:b w:val="0"/>
+          <w:i w:val="0"/>
+          <w:color w:val="000000"/>
+          <w:sz w:val="18"/>
+          <w:highlight w:val="lightGray"/>
+        </w:rPr>
+        <w:t>r</w:t>
+      </w:r>
+      <w:r>
+        <w:rPr>
+          <w:rFonts w:ascii="Arial" w:hAnsi="Arial" w:eastAsia="Arial" w:cs="Arial"/>
+          <w:b w:val="0"/>
+          <w:i w:val="0"/>
+          <w:color w:val="000000"/>
+          <w:sz w:val="18"/>
+          <w:highlight w:val="lightGray"/>
+        </w:rPr>
+        <w:t>s</w:t>
+      </w:r>
+      <w:r>
+        <w:rPr>
+          <w:rFonts w:ascii="Arial" w:hAnsi="Arial" w:eastAsia="Arial" w:cs="Arial"/>
+          <w:b w:val="0"/>
+          <w:i w:val="0"/>
+          <w:color w:val="000000"/>
+          <w:sz w:val="18"/>
+          <w:highlight w:val="lightGray"/>
+        </w:rPr>
+        <w:t>o</w:t>
+      </w:r>
+      <w:r>
+        <w:rPr>
+          <w:rFonts w:ascii="Arial" w:hAnsi="Arial" w:eastAsia="Arial" w:cs="Arial"/>
+          <w:b w:val="0"/>
+          <w:i w:val="0"/>
+          <w:color w:val="000000"/>
+          <w:sz w:val="18"/>
+          <w:highlight w:val="lightGray"/>
+        </w:rPr>
+        <w:t>n</w:t>
+      </w:r>
+      <w:r>
+        <w:rPr>
+          <w:rFonts w:ascii="Arial" w:hAnsi="Arial" w:eastAsia="Arial" w:cs="Arial"/>
+          <w:b w:val="0"/>
+          <w:i w:val="0"/>
+          <w:color w:val="000000"/>
+          <w:sz w:val="18"/>
+          <w:highlight w:val="lightGray"/>
+        </w:rPr>
+        <w:t>s</w:t>
+      </w:r>
+      <w:r>
+        <w:rPr>
+          <w:rFonts w:ascii="Arial" w:hAnsi="Arial" w:eastAsia="Arial" w:cs="Arial"/>
+          <w:b w:val="0"/>
+          <w:i w:val="0"/>
+          <w:color w:val="000000"/>
+          <w:sz w:val="18"/>
+          <w:highlight w:val="lightGray"/>
+        </w:rPr>
+        <w:t xml:space="preserve"> </w:t>
+      </w:r>
+      <w:r>
+        <w:rPr>
+          <w:rFonts w:ascii="Arial" w:hAnsi="Arial" w:eastAsia="Arial" w:cs="Arial"/>
+          <w:b w:val="0"/>
+          <w:i w:val="0"/>
+          <w:color w:val="000000"/>
+          <w:sz w:val="18"/>
+          <w:highlight w:val="lightGray"/>
+        </w:rPr>
+        <w:t>T</w:t>
+      </w:r>
+      <w:r>
+        <w:rPr>
+          <w:rFonts w:ascii="Arial" w:hAnsi="Arial" w:eastAsia="Arial" w:cs="Arial"/>
+          <w:b w:val="0"/>
+          <w:i w:val="0"/>
+          <w:color w:val="000000"/>
+          <w:sz w:val="18"/>
+          <w:highlight w:val="lightGray"/>
+        </w:rPr>
+        <w:t>a</w:t>
+      </w:r>
+      <w:r>
+        <w:rPr>
+          <w:rFonts w:ascii="Arial" w:hAnsi="Arial" w:eastAsia="Arial" w:cs="Arial"/>
+          <w:b w:val="0"/>
+          <w:i w:val="0"/>
+          <w:color w:val="000000"/>
+          <w:sz w:val="18"/>
+          <w:highlight w:val="lightGray"/>
+        </w:rPr>
+        <w:t>b</w:t>
+      </w:r>
+      <w:r>
+        <w:rPr>
+          <w:rFonts w:ascii="Arial" w:hAnsi="Arial" w:eastAsia="Arial" w:cs="Arial"/>
+          <w:b w:val="0"/>
+          <w:i w:val="0"/>
+          <w:color w:val="000000"/>
+          <w:sz w:val="18"/>
+          <w:highlight w:val="lightGray"/>
+        </w:rPr>
+        <w:t>l</w:t>
+      </w:r>
+      <w:r>
+        <w:rPr>
+          <w:rFonts w:ascii="Arial" w:hAnsi="Arial" w:eastAsia="Arial" w:cs="Arial"/>
+          <w:b w:val="0"/>
+          <w:i w:val="0"/>
+          <w:color w:val="000000"/>
+          <w:sz w:val="18"/>
+          <w:highlight w:val="lightGray"/>
+        </w:rPr>
+        <w:t>e</w:t>
+      </w:r>
+      <w:r>
+        <w:rPr>
+          <w:rFonts w:ascii="Arial" w:hAnsi="Arial" w:eastAsia="Arial" w:cs="Arial"/>
+          <w:b w:val="0"/>
+          <w:i w:val="0"/>
+          <w:color w:val="000000"/>
+          <w:sz w:val="18"/>
+          <w:highlight w:val="lightGray"/>
+        </w:rPr>
+        <w:t xml:space="preserve"> </w:t>
+      </w:r>
+      <w:r>
+        <w:rPr>
+          <w:rFonts w:ascii="Arial" w:hAnsi="Arial" w:eastAsia="Arial" w:cs="Arial"/>
+          <w:b w:val="0"/>
+          <w:i w:val="0"/>
+          <w:color w:val="000000"/>
+          <w:sz w:val="18"/>
+          <w:highlight w:val="lightGray"/>
+        </w:rPr>
+        <w:t>-</w:t>
+      </w:r>
+      <w:r>
+        <w:rPr>
+          <w:rFonts w:ascii="Arial" w:hAnsi="Arial" w:eastAsia="Arial" w:cs="Arial"/>
+          <w:b w:val="0"/>
+          <w:i w:val="0"/>
+          <w:color w:val="000000"/>
+          <w:sz w:val="18"/>
+          <w:highlight w:val="lightGray"/>
+        </w:rPr>
+        <w:t>&gt;</w:t>
+      </w:r>
+      <w:r>
+        <w:rPr>
+          <w:rFonts w:ascii="Arial" w:hAnsi="Arial" w:eastAsia="Arial" w:cs="Arial"/>
+          <w:b w:val="0"/>
+          <w:i w:val="0"/>
+          <w:color w:val="000000"/>
+          <w:sz w:val="18"/>
+          <w:highlight w:val="lightGray"/>
+        </w:rPr>
+        <w:t xml:space="preserve"> </w:t>
+      </w:r>
+      <w:r>
+        <w:rPr>
+          <w:rFonts w:ascii="Arial" w:hAnsi="Arial" w:eastAsia="Arial" w:cs="Arial"/>
+          <w:b w:val="0"/>
+          <w:i w:val="0"/>
+          <w:color w:val="000000"/>
+          <w:sz w:val="18"/>
+          <w:highlight w:val="lightGray"/>
+        </w:rPr>
+        <w:t>I</w:t>
+      </w:r>
+      <w:r>
+        <w:rPr>
+          <w:rFonts w:ascii="Arial" w:hAnsi="Arial" w:eastAsia="Arial" w:cs="Arial"/>
+          <w:b w:val="0"/>
+          <w:i w:val="0"/>
+          <w:color w:val="000000"/>
+          <w:sz w:val="18"/>
+          <w:highlight w:val="lightGray"/>
+        </w:rPr>
+        <w:t>D</w:t>
+      </w:r>
+      <w:r>
+        <w:rPr>
+          <w:rFonts w:ascii="Arial" w:hAnsi="Arial" w:eastAsia="Arial" w:cs="Arial"/>
+          <w:b w:val="0"/>
+          <w:i w:val="0"/>
+          <w:color w:val="000000"/>
+          <w:sz w:val="18"/>
+          <w:highlight w:val="lightGray"/>
+        </w:rPr>
+        <w:t xml:space="preserve"> </w:t>
+      </w:r>
+      <w:r>
+        <w:rPr>
+          <w:rFonts w:ascii="Arial" w:hAnsi="Arial" w:eastAsia="Arial" w:cs="Arial"/>
+          <w:b w:val="0"/>
+          <w:i w:val="0"/>
+          <w:color w:val="000000"/>
+          <w:sz w:val="18"/>
+          <w:highlight w:val="lightGray"/>
+        </w:rPr>
+        <w:t>C</w:t>
+      </w:r>
+      <w:r>
+        <w:rPr>
+          <w:rFonts w:ascii="Arial" w:hAnsi="Arial" w:eastAsia="Arial" w:cs="Arial"/>
+          <w:b w:val="0"/>
+          <w:i w:val="0"/>
+          <w:color w:val="000000"/>
+          <w:sz w:val="18"/>
+          <w:highlight w:val="lightGray"/>
+        </w:rPr>
+        <w:t>o</w:t>
+      </w:r>
+      <w:r>
+        <w:rPr>
+          <w:rFonts w:ascii="Arial" w:hAnsi="Arial" w:eastAsia="Arial" w:cs="Arial"/>
+          <w:b w:val="0"/>
+          <w:i w:val="0"/>
+          <w:color w:val="000000"/>
+          <w:sz w:val="18"/>
+          <w:highlight w:val="lightGray"/>
+        </w:rPr>
+        <w:t>l</w:t>
+      </w:r>
+      <w:r>
+        <w:rPr>
+          <w:rFonts w:ascii="Arial" w:hAnsi="Arial" w:eastAsia="Arial" w:cs="Arial"/>
+          <w:b w:val="0"/>
+          <w:i w:val="0"/>
+          <w:color w:val="000000"/>
+          <w:sz w:val="18"/>
+          <w:highlight w:val="lightGray"/>
+        </w:rPr>
+        <w:t>u</w:t>
+      </w:r>
+      <w:r>
+        <w:rPr>
+          <w:rFonts w:ascii="Arial" w:hAnsi="Arial" w:eastAsia="Arial" w:cs="Arial"/>
+          <w:b w:val="0"/>
+          <w:i w:val="0"/>
+          <w:color w:val="000000"/>
+          <w:sz w:val="18"/>
+          <w:highlight w:val="lightGray"/>
+        </w:rPr>
+        <w:t>m</w:t>
+      </w:r>
+      <w:r>
+        <w:rPr>
+          <w:rFonts w:ascii="Arial" w:hAnsi="Arial" w:eastAsia="Arial" w:cs="Arial"/>
+          <w:b w:val="0"/>
+          <w:i w:val="0"/>
+          <w:color w:val="000000"/>
+          <w:sz w:val="18"/>
+          <w:highlight w:val="lightGray"/>
+        </w:rPr>
+        <w:t>n</w:t>
+      </w:r>
+      <w:r>
+        <w:rPr>
+          <w:rFonts w:ascii="Arial" w:hAnsi="Arial" w:eastAsia="Arial" w:cs="Arial"/>
+          <w:b w:val="0"/>
+          <w:i w:val="0"/>
+          <w:color w:val="000000"/>
+          <w:sz w:val="18"/>
+          <w:highlight w:val="lightGray"/>
+        </w:rPr>
+        <w:t>:</w:t>
+      </w:r>
+      <w:r>
+        <w:rPr>
+          <w:rFonts w:ascii="Arial" w:hAnsi="Arial" w:eastAsia="Arial" w:cs="Arial"/>
+          <w:b w:val="0"/>
+          <w:i w:val="0"/>
+          <w:color w:val="000000"/>
+          <w:sz w:val="18"/>
+          <w:highlight w:val="lightGray"/>
+        </w:rPr>
+        <w:t xml:space="preserve"> </w:t>
+      </w:r>
+      <w:r>
+        <w:rPr>
+          <w:rFonts w:ascii="Arial" w:hAnsi="Arial" w:eastAsia="Arial" w:cs="Arial"/>
+          <w:b w:val="0"/>
+          <w:i w:val="0"/>
+          <w:color w:val="000000"/>
+          <w:sz w:val="18"/>
+          <w:highlight w:val="lightGray"/>
+        </w:rPr>
+        <w:t>1</w:t>
+      </w:r>
+      <w:r>
+        <w:rPr>
+          <w:rFonts w:ascii="Arial" w:hAnsi="Arial" w:eastAsia="Arial" w:cs="Arial"/>
+          <w:b w:val="0"/>
+          <w:i w:val="0"/>
+          <w:color w:val="000000"/>
+          <w:sz w:val="18"/>
+          <w:highlight w:val="lightGray"/>
+        </w:rPr>
+        <w:t>,</w:t>
+      </w:r>
+      <w:r>
+        <w:rPr>
+          <w:rFonts w:ascii="Arial" w:hAnsi="Arial" w:eastAsia="Arial" w:cs="Arial"/>
+          <w:b w:val="0"/>
+          <w:i w:val="0"/>
+          <w:color w:val="000000"/>
+          <w:sz w:val="18"/>
+          <w:highlight w:val="lightGray"/>
+        </w:rPr>
+        <w:t xml:space="preserve"> </w:t>
+      </w:r>
+      <w:r>
+        <w:rPr>
+          <w:rFonts w:ascii="Arial" w:hAnsi="Arial" w:eastAsia="Arial" w:cs="Arial"/>
+          <w:b w:val="0"/>
+          <w:i w:val="0"/>
+          <w:color w:val="000000"/>
+          <w:sz w:val="18"/>
+          <w:highlight w:val="lightGray"/>
+        </w:rPr>
+        <w:t>N</w:t>
+      </w:r>
+      <w:r>
+        <w:rPr>
+          <w:rFonts w:ascii="Arial" w:hAnsi="Arial" w:eastAsia="Arial" w:cs="Arial"/>
+          <w:b w:val="0"/>
+          <w:i w:val="0"/>
+          <w:color w:val="000000"/>
+          <w:sz w:val="18"/>
+          <w:highlight w:val="lightGray"/>
+        </w:rPr>
+        <w:t>a</w:t>
+      </w:r>
+      <w:r>
+        <w:rPr>
+          <w:rFonts w:ascii="Arial" w:hAnsi="Arial" w:eastAsia="Arial" w:cs="Arial"/>
+          <w:b w:val="0"/>
+          <w:i w:val="0"/>
+          <w:color w:val="000000"/>
+          <w:sz w:val="18"/>
+          <w:highlight w:val="lightGray"/>
+        </w:rPr>
+        <w:t>m</w:t>
+      </w:r>
+      <w:r>
+        <w:rPr>
+          <w:rFonts w:ascii="Arial" w:hAnsi="Arial" w:eastAsia="Arial" w:cs="Arial"/>
+          <w:b w:val="0"/>
+          <w:i w:val="0"/>
+          <w:color w:val="000000"/>
+          <w:sz w:val="18"/>
+          <w:highlight w:val="lightGray"/>
+        </w:rPr>
+        <w:t>e</w:t>
+      </w:r>
+      <w:r>
+        <w:rPr>
+          <w:rFonts w:ascii="Arial" w:hAnsi="Arial" w:eastAsia="Arial" w:cs="Arial"/>
+          <w:b w:val="0"/>
+          <w:i w:val="0"/>
+          <w:color w:val="000000"/>
+          <w:sz w:val="18"/>
+          <w:highlight w:val="lightGray"/>
+        </w:rPr>
+        <w:t>_</w:t>
+      </w:r>
+      <w:r>
+        <w:rPr>
+          <w:rFonts w:ascii="Arial" w:hAnsi="Arial" w:eastAsia="Arial" w:cs="Arial"/>
+          <w:b w:val="0"/>
+          <w:i w:val="0"/>
+          <w:color w:val="000000"/>
+          <w:sz w:val="18"/>
+          <w:highlight w:val="lightGray"/>
+        </w:rPr>
+        <w:t>E</w:t>
+      </w:r>
+      <w:r>
+        <w:rPr>
+          <w:rFonts w:ascii="Arial" w:hAnsi="Arial" w:eastAsia="Arial" w:cs="Arial"/>
+          <w:b w:val="0"/>
+          <w:i w:val="0"/>
+          <w:color w:val="000000"/>
+          <w:sz w:val="18"/>
+          <w:highlight w:val="lightGray"/>
+        </w:rPr>
+        <w:t>n</w:t>
+      </w:r>
+      <w:r>
+        <w:rPr>
+          <w:rFonts w:ascii="Arial" w:hAnsi="Arial" w:eastAsia="Arial" w:cs="Arial"/>
+          <w:b w:val="0"/>
+          <w:i w:val="0"/>
+          <w:color w:val="000000"/>
+          <w:sz w:val="18"/>
+          <w:highlight w:val="lightGray"/>
+        </w:rPr>
+        <w:t xml:space="preserve"> </w:t>
+      </w:r>
+      <w:r>
+        <w:rPr>
+          <w:rFonts w:ascii="Arial" w:hAnsi="Arial" w:eastAsia="Arial" w:cs="Arial"/>
+          <w:b w:val="0"/>
+          <w:i w:val="0"/>
+          <w:color w:val="000000"/>
+          <w:sz w:val="18"/>
+          <w:highlight w:val="lightGray"/>
+        </w:rPr>
+        <w:t>C</w:t>
+      </w:r>
+      <w:r>
+        <w:rPr>
+          <w:rFonts w:ascii="Arial" w:hAnsi="Arial" w:eastAsia="Arial" w:cs="Arial"/>
+          <w:b w:val="0"/>
+          <w:i w:val="0"/>
+          <w:color w:val="000000"/>
+          <w:sz w:val="18"/>
+          <w:highlight w:val="lightGray"/>
+        </w:rPr>
+        <w:t>o</w:t>
+      </w:r>
+      <w:r>
+        <w:rPr>
+          <w:rFonts w:ascii="Arial" w:hAnsi="Arial" w:eastAsia="Arial" w:cs="Arial"/>
+          <w:b w:val="0"/>
+          <w:i w:val="0"/>
+          <w:color w:val="000000"/>
+          <w:sz w:val="18"/>
+          <w:highlight w:val="lightGray"/>
+        </w:rPr>
+        <w:t>l</w:t>
+      </w:r>
+      <w:r>
+        <w:rPr>
+          <w:rFonts w:ascii="Arial" w:hAnsi="Arial" w:eastAsia="Arial" w:cs="Arial"/>
+          <w:b w:val="0"/>
+          <w:i w:val="0"/>
+          <w:color w:val="000000"/>
+          <w:sz w:val="18"/>
+          <w:highlight w:val="lightGray"/>
+        </w:rPr>
+        <w:t>u</w:t>
+      </w:r>
+      <w:r>
+        <w:rPr>
+          <w:rFonts w:ascii="Arial" w:hAnsi="Arial" w:eastAsia="Arial" w:cs="Arial"/>
+          <w:b w:val="0"/>
+          <w:i w:val="0"/>
+          <w:color w:val="000000"/>
+          <w:sz w:val="18"/>
+          <w:highlight w:val="lightGray"/>
+        </w:rPr>
+        <w:t>m</w:t>
+      </w:r>
+      <w:r>
+        <w:rPr>
+          <w:rFonts w:ascii="Arial" w:hAnsi="Arial" w:eastAsia="Arial" w:cs="Arial"/>
+          <w:b w:val="0"/>
+          <w:i w:val="0"/>
+          <w:color w:val="000000"/>
+          <w:sz w:val="18"/>
+          <w:highlight w:val="lightGray"/>
+        </w:rPr>
+        <w:t>n</w:t>
+      </w:r>
+      <w:r>
+        <w:rPr>
+          <w:rFonts w:ascii="Arial" w:hAnsi="Arial" w:eastAsia="Arial" w:cs="Arial"/>
+          <w:b w:val="0"/>
+          <w:i w:val="0"/>
+          <w:color w:val="000000"/>
+          <w:sz w:val="18"/>
+          <w:highlight w:val="lightGray"/>
+        </w:rPr>
+        <w:t>:</w:t>
+      </w:r>
+      <w:r>
+        <w:rPr>
+          <w:rFonts w:ascii="Arial" w:hAnsi="Arial" w:eastAsia="Arial" w:cs="Arial"/>
+          <w:b w:val="0"/>
+          <w:i w:val="0"/>
+          <w:color w:val="000000"/>
+          <w:sz w:val="18"/>
+          <w:highlight w:val="lightGray"/>
+        </w:rPr>
+        <w:t xml:space="preserve"> </w:t>
+      </w:r>
+      <w:r>
+        <w:rPr>
+          <w:rFonts w:ascii="Arial" w:hAnsi="Arial" w:eastAsia="Arial" w:cs="Arial"/>
+          <w:b w:val="0"/>
+          <w:i w:val="0"/>
+          <w:color w:val="000000"/>
+          <w:sz w:val="18"/>
+          <w:highlight w:val="lightGray"/>
+        </w:rPr>
+        <w:t>M</w:t>
+      </w:r>
+      <w:r>
+        <w:rPr>
+          <w:rFonts w:ascii="Arial" w:hAnsi="Arial" w:eastAsia="Arial" w:cs="Arial"/>
+          <w:b w:val="0"/>
+          <w:i w:val="0"/>
+          <w:color w:val="000000"/>
+          <w:sz w:val="18"/>
+          <w:highlight w:val="lightGray"/>
+        </w:rPr>
+        <w:t>o</w:t>
+      </w:r>
+      <w:r>
+        <w:rPr>
+          <w:rFonts w:ascii="Arial" w:hAnsi="Arial" w:eastAsia="Arial" w:cs="Arial"/>
+          <w:b w:val="0"/>
+          <w:i w:val="0"/>
+          <w:color w:val="000000"/>
+          <w:sz w:val="18"/>
+          <w:highlight w:val="lightGray"/>
+        </w:rPr>
+        <w:t>t</w:t>
+      </w:r>
+      <w:r>
+        <w:rPr>
+          <w:rFonts w:ascii="Arial" w:hAnsi="Arial" w:eastAsia="Arial" w:cs="Arial"/>
+          <w:b w:val="0"/>
+          <w:i w:val="0"/>
+          <w:color w:val="000000"/>
+          <w:sz w:val="18"/>
+          <w:highlight w:val="lightGray"/>
+        </w:rPr>
+        <w:t>a</w:t>
+      </w:r>
+      <w:r>
+        <w:rPr>
+          <w:rFonts w:ascii="Arial" w:hAnsi="Arial" w:eastAsia="Arial" w:cs="Arial"/>
+          <w:b w:val="0"/>
+          <w:i w:val="0"/>
+          <w:color w:val="000000"/>
+          <w:sz w:val="18"/>
+          <w:highlight w:val="lightGray"/>
+        </w:rPr>
+        <w:t>s</w:t>
+      </w:r>
+      <w:r>
+        <w:rPr>
+          <w:rFonts w:ascii="Arial" w:hAnsi="Arial" w:eastAsia="Arial" w:cs="Arial"/>
+          <w:b w:val="0"/>
+          <w:i w:val="0"/>
+          <w:color w:val="000000"/>
+          <w:sz w:val="18"/>
+          <w:highlight w:val="lightGray"/>
+        </w:rPr>
+        <w:t>e</w:t>
+      </w:r>
+      <w:r>
+        <w:rPr>
+          <w:rFonts w:ascii="Arial" w:hAnsi="Arial" w:eastAsia="Arial" w:cs="Arial"/>
+          <w:b w:val="0"/>
+          <w:i w:val="0"/>
+          <w:color w:val="000000"/>
+          <w:sz w:val="18"/>
+          <w:highlight w:val="lightGray"/>
+        </w:rPr>
+        <w:t>m</w:t>
+      </w:r>
+      <w:r>
+        <w:rPr>
+          <w:rFonts w:ascii="Arial" w:hAnsi="Arial" w:eastAsia="Arial" w:cs="Arial"/>
+          <w:b w:val="0"/>
+          <w:i w:val="0"/>
+          <w:color w:val="000000"/>
+          <w:sz w:val="18"/>
+          <w:highlight w:val="lightGray"/>
+        </w:rPr>
+        <w:t xml:space="preserve"> </w:t>
+      </w:r>
+      <w:r>
+        <w:rPr>
+          <w:rFonts w:ascii="Arial" w:hAnsi="Arial" w:eastAsia="Arial" w:cs="Arial"/>
+          <w:b w:val="0"/>
+          <w:i w:val="0"/>
+          <w:color w:val="000000"/>
+          <w:sz w:val="18"/>
+          <w:highlight w:val="lightGray"/>
+        </w:rPr>
+        <w:t>E</w:t>
+      </w:r>
+      <w:r>
+        <w:rPr>
+          <w:rFonts w:ascii="Arial" w:hAnsi="Arial" w:eastAsia="Arial" w:cs="Arial"/>
+          <w:b w:val="0"/>
+          <w:i w:val="0"/>
+          <w:color w:val="000000"/>
+          <w:sz w:val="18"/>
+          <w:highlight w:val="lightGray"/>
+        </w:rPr>
+        <w:t>s</w:t>
+      </w:r>
+      <w:r>
+        <w:rPr>
+          <w:rFonts w:ascii="Arial" w:hAnsi="Arial" w:eastAsia="Arial" w:cs="Arial"/>
+          <w:b w:val="0"/>
+          <w:i w:val="0"/>
+          <w:color w:val="000000"/>
+          <w:sz w:val="18"/>
+          <w:highlight w:val="lightGray"/>
+        </w:rPr>
+        <w:t>s</w:t>
+      </w:r>
+      <w:r>
+        <w:rPr>
+          <w:rFonts w:ascii="Arial" w:hAnsi="Arial" w:eastAsia="Arial" w:cs="Arial"/>
+          <w:b w:val="0"/>
+          <w:i w:val="0"/>
+          <w:color w:val="000000"/>
+          <w:sz w:val="18"/>
+          <w:highlight w:val="lightGray"/>
+        </w:rPr>
+        <w:t>a</w:t>
+      </w:r>
+      <w:r>
+        <w:rPr>
+          <w:rFonts w:ascii="Arial" w:hAnsi="Arial" w:eastAsia="Arial" w:cs="Arial"/>
+          <w:b w:val="0"/>
+          <w:i w:val="0"/>
+          <w:color w:val="000000"/>
+          <w:sz w:val="18"/>
+          <w:highlight w:val="lightGray"/>
+        </w:rPr>
+        <w:t>m</w:t>
+      </w:r>
+      <w:r>
+        <w:rPr>
+          <w:rFonts w:ascii="Arial" w:hAnsi="Arial" w:eastAsia="Arial" w:cs="Arial"/>
+          <w:b w:val="0"/>
+          <w:i w:val="0"/>
+          <w:color w:val="000000"/>
+          <w:sz w:val="18"/>
+          <w:highlight w:val="lightGray"/>
+        </w:rPr>
+        <w:t>]</w:t>
+      </w:r>
+      <w:r>
+        <w:rPr>
+          <w:rFonts w:ascii="Arial" w:hAnsi="Arial" w:eastAsia="Arial" w:cs="Arial"/>
+          <w:b w:val="0"/>
+          <w:i w:val="0"/>
+          <w:color w:val="000000"/>
+          <w:sz w:val="18"/>
+          <w:highlight w:val="lightGray"/>
+        </w:rPr>
+        <w:t xml:space="preserve"> </w:t>
+      </w:r>
+      <w:r>
+        <w:rPr>
+          <w:rFonts w:ascii="Arial" w:hAnsi="Arial" w:eastAsia="Arial" w:cs="Arial"/>
+          <w:b w:val="0"/>
+          <w:i w:val="0"/>
+          <w:color w:val="000000"/>
+          <w:sz w:val="18"/>
+          <w:highlight w:val="lightGray"/>
+        </w:rPr>
+        <w:t>-</w:t>
+      </w:r>
+      <w:r>
+        <w:rPr>
+          <w:rFonts w:ascii="Arial" w:hAnsi="Arial" w:eastAsia="Arial" w:cs="Arial"/>
+          <w:b w:val="0"/>
+          <w:i w:val="0"/>
+          <w:color w:val="000000"/>
+          <w:sz w:val="18"/>
+          <w:highlight w:val="lightGray"/>
+        </w:rPr>
+        <w:t>&gt;</w:t>
+      </w:r>
+      <w:r>
+        <w:rPr>
+          <w:rFonts w:ascii="Arial" w:hAnsi="Arial" w:eastAsia="Arial" w:cs="Arial"/>
+          <w:b w:val="0"/>
+          <w:i w:val="0"/>
+          <w:color w:val="000000"/>
+          <w:sz w:val="18"/>
+          <w:highlight w:val="lightGray"/>
+        </w:rPr>
+        <w:t xml:space="preserve"> </w:t>
+      </w:r>
+      <w:r>
+        <w:rPr>
+          <w:rFonts w:ascii="Arial" w:hAnsi="Arial" w:eastAsia="Arial" w:cs="Arial"/>
+          <w:b/>
+          <w:i w:val="0"/>
+          <w:color w:val="000000"/>
+          <w:sz w:val="18"/>
+          <w:highlight w:val="lightGray"/>
+        </w:rPr>
+        <w:t>F</w:t>
+      </w:r>
+      <w:r>
+        <w:rPr>
+          <w:rFonts w:ascii="Arial" w:hAnsi="Arial" w:eastAsia="Arial" w:cs="Arial"/>
+          <w:b/>
+          <w:i w:val="0"/>
+          <w:color w:val="000000"/>
+          <w:sz w:val="18"/>
+          <w:highlight w:val="lightGray"/>
+        </w:rPr>
+        <w:t>r</w:t>
+      </w:r>
+      <w:r>
+        <w:rPr>
+          <w:rFonts w:ascii="Arial" w:hAnsi="Arial" w:eastAsia="Arial" w:cs="Arial"/>
+          <w:b/>
+          <w:i w:val="0"/>
+          <w:color w:val="000000"/>
+          <w:sz w:val="18"/>
+          <w:highlight w:val="lightGray"/>
+        </w:rPr>
+        <w:t>o</w:t>
+      </w:r>
+      <w:r>
+        <w:rPr>
+          <w:rFonts w:ascii="Arial" w:hAnsi="Arial" w:eastAsia="Arial" w:cs="Arial"/>
+          <w:b/>
+          <w:i w:val="0"/>
+          <w:color w:val="000000"/>
+          <w:sz w:val="18"/>
+          <w:highlight w:val="lightGray"/>
+        </w:rPr>
+        <w:t>m</w:t>
+      </w:r>
+      <w:r>
+        <w:rPr>
+          <w:rFonts w:ascii="Arial" w:hAnsi="Arial" w:eastAsia="Arial" w:cs="Arial"/>
+          <w:b/>
+          <w:i w:val="0"/>
+          <w:color w:val="000000"/>
+          <w:sz w:val="18"/>
+          <w:highlight w:val="lightGray"/>
+        </w:rPr>
+        <w:t>:</w:t>
+      </w:r>
+      <w:r>
+        <w:rPr>
+          <w:rFonts w:ascii="Arial" w:hAnsi="Arial" w:eastAsia="Arial" w:cs="Arial"/>
+          <w:b w:val="0"/>
+          <w:i w:val="0"/>
+          <w:color w:val="000000"/>
+          <w:sz w:val="18"/>
+          <w:highlight w:val="lightGray"/>
+        </w:rPr>
+        <w:t xml:space="preserve"> </w:t>
+      </w:r>
+      <w:r>
+        <w:rPr>
+          <w:rFonts w:ascii="Arial" w:hAnsi="Arial" w:eastAsia="Arial" w:cs="Arial"/>
+          <w:b w:val="0"/>
+          <w:i w:val="0"/>
+          <w:color w:val="000000"/>
+          <w:sz w:val="18"/>
+          <w:highlight w:val="lightGray"/>
+        </w:rPr>
+        <w:t>[</w:t>
+      </w:r>
+      <w:r>
+        <w:rPr>
+          <w:rFonts w:ascii="Arial" w:hAnsi="Arial" w:eastAsia="Arial" w:cs="Arial"/>
+          <w:b w:val="0"/>
+          <w:i w:val="0"/>
+          <w:color w:val="000000"/>
+          <w:sz w:val="18"/>
+          <w:highlight w:val="lightGray"/>
+        </w:rPr>
+        <w:t>C</w:t>
+      </w:r>
+      <w:r>
+        <w:rPr>
+          <w:rFonts w:ascii="Arial" w:hAnsi="Arial" w:eastAsia="Arial" w:cs="Arial"/>
+          <w:b w:val="0"/>
+          <w:i w:val="0"/>
+          <w:color w:val="000000"/>
+          <w:sz w:val="18"/>
+          <w:highlight w:val="lightGray"/>
+        </w:rPr>
+        <w:t>h</w:t>
+      </w:r>
+      <w:r>
+        <w:rPr>
+          <w:rFonts w:ascii="Arial" w:hAnsi="Arial" w:eastAsia="Arial" w:cs="Arial"/>
+          <w:b w:val="0"/>
+          <w:i w:val="0"/>
+          <w:color w:val="000000"/>
+          <w:sz w:val="18"/>
+          <w:highlight w:val="lightGray"/>
+        </w:rPr>
+        <w:t>a</w:t>
+      </w:r>
+      <w:r>
+        <w:rPr>
+          <w:rFonts w:ascii="Arial" w:hAnsi="Arial" w:eastAsia="Arial" w:cs="Arial"/>
+          <w:b w:val="0"/>
+          <w:i w:val="0"/>
+          <w:color w:val="000000"/>
+          <w:sz w:val="18"/>
+          <w:highlight w:val="lightGray"/>
+        </w:rPr>
+        <w:t>t</w:t>
+      </w:r>
+      <w:r>
+        <w:rPr>
+          <w:rFonts w:ascii="Arial" w:hAnsi="Arial" w:eastAsia="Arial" w:cs="Arial"/>
+          <w:b w:val="0"/>
+          <w:i w:val="0"/>
+          <w:color w:val="000000"/>
+          <w:sz w:val="18"/>
+          <w:highlight w:val="lightGray"/>
+        </w:rPr>
+        <w:t>g</w:t>
+      </w:r>
+      <w:r>
+        <w:rPr>
+          <w:rFonts w:ascii="Arial" w:hAnsi="Arial" w:eastAsia="Arial" w:cs="Arial"/>
+          <w:b w:val="0"/>
+          <w:i w:val="0"/>
+          <w:color w:val="000000"/>
+          <w:sz w:val="18"/>
+          <w:highlight w:val="lightGray"/>
+        </w:rPr>
+        <w:t>p</w:t>
+      </w:r>
+      <w:r>
+        <w:rPr>
+          <w:rFonts w:ascii="Arial" w:hAnsi="Arial" w:eastAsia="Arial" w:cs="Arial"/>
+          <w:b w:val="0"/>
+          <w:i w:val="0"/>
+          <w:color w:val="000000"/>
+          <w:sz w:val="18"/>
+          <w:highlight w:val="lightGray"/>
+        </w:rPr>
+        <w:t>t</w:t>
+      </w:r>
+      <w:r>
+        <w:rPr>
+          <w:rFonts w:ascii="Arial" w:hAnsi="Arial" w:eastAsia="Arial" w:cs="Arial"/>
+          <w:b w:val="0"/>
+          <w:i w:val="0"/>
+          <w:color w:val="000000"/>
+          <w:sz w:val="18"/>
+          <w:highlight w:val="lightGray"/>
+        </w:rPr>
+        <w:t xml:space="preserve"> </w:t>
+      </w:r>
+      <w:r>
+        <w:rPr>
+          <w:rFonts w:ascii="Arial" w:hAnsi="Arial" w:eastAsia="Arial" w:cs="Arial"/>
+          <w:b w:val="0"/>
+          <w:i w:val="0"/>
+          <w:color w:val="000000"/>
+          <w:sz w:val="18"/>
+          <w:highlight w:val="lightGray"/>
+        </w:rPr>
+        <w:t>(</w:t>
+      </w:r>
+      <w:r>
+        <w:rPr>
+          <w:rFonts w:ascii="Arial" w:hAnsi="Arial" w:eastAsia="Arial" w:cs="Arial"/>
+          <w:b w:val="0"/>
+          <w:i w:val="0"/>
+          <w:color w:val="000000"/>
+          <w:sz w:val="18"/>
+          <w:highlight w:val="lightGray"/>
+        </w:rPr>
+        <w:t>G</w:t>
+      </w:r>
+      <w:r>
+        <w:rPr>
+          <w:rFonts w:ascii="Arial" w:hAnsi="Arial" w:eastAsia="Arial" w:cs="Arial"/>
+          <w:b w:val="0"/>
+          <w:i w:val="0"/>
+          <w:color w:val="000000"/>
+          <w:sz w:val="18"/>
+          <w:highlight w:val="lightGray"/>
+        </w:rPr>
+        <w:t>P</w:t>
+      </w:r>
+      <w:r>
+        <w:rPr>
+          <w:rFonts w:ascii="Arial" w:hAnsi="Arial" w:eastAsia="Arial" w:cs="Arial"/>
+          <w:b w:val="0"/>
+          <w:i w:val="0"/>
+          <w:color w:val="000000"/>
+          <w:sz w:val="18"/>
+          <w:highlight w:val="lightGray"/>
+        </w:rPr>
+        <w:t>T</w:t>
+      </w:r>
+      <w:r>
+        <w:rPr>
+          <w:rFonts w:ascii="Arial" w:hAnsi="Arial" w:eastAsia="Arial" w:cs="Arial"/>
+          <w:b w:val="0"/>
+          <w:i w:val="0"/>
+          <w:color w:val="000000"/>
+          <w:sz w:val="18"/>
+          <w:highlight w:val="lightGray"/>
         </w:rPr>
         <w:t>‑</w:t>
       </w:r>
       <w:r>
         <w:rPr>
-          <w:rFonts w:ascii="Arial" w:eastAsia="Arial" w:hAnsi="Arial" w:cs="Arial"/>
-          <w:b/>
-          <w:kern w:val="0"/>
-          <w:sz w:val="22"/>
-          <w:szCs w:val="22"/>
-          <w:highlight w:val="darkGray"/>
-          <w:lang w:val="en"/>
-          <w14:ligatures w14:val="none"/>
-        </w:rPr>
-        <w:t>5 Mini) at [12/18/2025]</w:t>
+          <w:rFonts w:ascii="Arial" w:hAnsi="Arial" w:eastAsia="Arial" w:cs="Arial"/>
+          <w:b w:val="0"/>
+          <w:i w:val="0"/>
+          <w:color w:val="000000"/>
+          <w:sz w:val="18"/>
+          <w:highlight w:val="lightGray"/>
+        </w:rPr>
+        <w:t>5</w:t>
+      </w:r>
+      <w:r>
+        <w:rPr>
+          <w:rFonts w:ascii="Arial" w:hAnsi="Arial" w:eastAsia="Arial" w:cs="Arial"/>
+          <w:b w:val="0"/>
+          <w:i w:val="0"/>
+          <w:color w:val="000000"/>
+          <w:sz w:val="18"/>
+          <w:highlight w:val="lightGray"/>
+        </w:rPr>
+        <w:t xml:space="preserve"> </w:t>
+      </w:r>
+      <w:r>
+        <w:rPr>
+          <w:rFonts w:ascii="Arial" w:hAnsi="Arial" w:eastAsia="Arial" w:cs="Arial"/>
+          <w:b w:val="0"/>
+          <w:i w:val="0"/>
+          <w:color w:val="000000"/>
+          <w:sz w:val="18"/>
+          <w:highlight w:val="lightGray"/>
+        </w:rPr>
+        <w:t>M</w:t>
+      </w:r>
+      <w:r>
+        <w:rPr>
+          <w:rFonts w:ascii="Arial" w:hAnsi="Arial" w:eastAsia="Arial" w:cs="Arial"/>
+          <w:b w:val="0"/>
+          <w:i w:val="0"/>
+          <w:color w:val="000000"/>
+          <w:sz w:val="18"/>
+          <w:highlight w:val="lightGray"/>
+        </w:rPr>
+        <w:t>i</w:t>
+      </w:r>
+      <w:r>
+        <w:rPr>
+          <w:rFonts w:ascii="Arial" w:hAnsi="Arial" w:eastAsia="Arial" w:cs="Arial"/>
+          <w:b w:val="0"/>
+          <w:i w:val="0"/>
+          <w:color w:val="000000"/>
+          <w:sz w:val="18"/>
+          <w:highlight w:val="lightGray"/>
+        </w:rPr>
+        <w:t>n</w:t>
+      </w:r>
+      <w:r>
+        <w:rPr>
+          <w:rFonts w:ascii="Arial" w:hAnsi="Arial" w:eastAsia="Arial" w:cs="Arial"/>
+          <w:b w:val="0"/>
+          <w:i w:val="0"/>
+          <w:color w:val="000000"/>
+          <w:sz w:val="18"/>
+          <w:highlight w:val="lightGray"/>
+        </w:rPr>
+        <w:t>i</w:t>
+      </w:r>
+      <w:r>
+        <w:rPr>
+          <w:rFonts w:ascii="Arial" w:hAnsi="Arial" w:eastAsia="Arial" w:cs="Arial"/>
+          <w:b w:val="0"/>
+          <w:i w:val="0"/>
+          <w:color w:val="000000"/>
+          <w:sz w:val="18"/>
+          <w:highlight w:val="lightGray"/>
+        </w:rPr>
+        <w:t>)</w:t>
+      </w:r>
+      <w:r>
+        <w:rPr>
+          <w:rFonts w:ascii="Arial" w:hAnsi="Arial" w:eastAsia="Arial" w:cs="Arial"/>
+          <w:b w:val="0"/>
+          <w:i w:val="0"/>
+          <w:color w:val="000000"/>
+          <w:sz w:val="18"/>
+          <w:highlight w:val="lightGray"/>
+        </w:rPr>
+        <w:t>]</w:t>
+      </w:r>
+      <w:r>
+        <w:rPr>
+          <w:rFonts w:ascii="Arial" w:hAnsi="Arial" w:eastAsia="Arial" w:cs="Arial"/>
+          <w:b w:val="0"/>
+          <w:i w:val="0"/>
+          <w:color w:val="000000"/>
+          <w:sz w:val="18"/>
+          <w:highlight w:val="lightGray"/>
+        </w:rPr>
+        <w:t xml:space="preserve"> </w:t>
+      </w:r>
+      <w:r>
+        <w:rPr>
+          <w:rFonts w:ascii="Arial" w:hAnsi="Arial" w:eastAsia="Arial" w:cs="Arial"/>
+          <w:b/>
+          <w:i w:val="0"/>
+          <w:color w:val="000000"/>
+          <w:sz w:val="18"/>
+          <w:highlight w:val="lightGray"/>
+        </w:rPr>
+        <w:t>o</w:t>
+      </w:r>
+      <w:r>
+        <w:rPr>
+          <w:rFonts w:ascii="Arial" w:hAnsi="Arial" w:eastAsia="Arial" w:cs="Arial"/>
+          <w:b/>
+          <w:i w:val="0"/>
+          <w:color w:val="000000"/>
+          <w:sz w:val="18"/>
+          <w:highlight w:val="lightGray"/>
+        </w:rPr>
+        <w:t>n</w:t>
+      </w:r>
+      <w:r>
+        <w:rPr>
+          <w:rFonts w:ascii="Arial" w:hAnsi="Arial"/>
+          <w:b w:val="0"/>
+          <w:i w:val="0"/>
+          <w:color w:val="000000"/>
+          <w:sz w:val="18"/>
+          <w:highlight w:val="lightGray"/>
+        </w:rPr>
+        <w:t xml:space="preserve"> </w:t>
+      </w:r>
+      <w:r>
+        <w:rPr>
+          <w:rFonts w:ascii="Arial" w:hAnsi="Arial"/>
+          <w:b w:val="0"/>
+          <w:i w:val="0"/>
+          <w:color w:val="000000"/>
+          <w:sz w:val="18"/>
+          <w:highlight w:val="lightGray"/>
+        </w:rPr>
+        <w:t>[</w:t>
+      </w:r>
+      <w:r>
+        <w:rPr>
+          <w:rFonts w:ascii="Arial" w:hAnsi="Arial"/>
+          <w:b w:val="0"/>
+          <w:i w:val="0"/>
+          <w:sz w:val="18"/>
+          <w:highlight w:val="lightGray"/>
+        </w:rPr>
+        <w:t>12/18/2025]</w:t>
       </w:r>
     </w:p>
     <w:p>
@@ -357,67 +1887,1597 @@
       </w:pPr>
       <w:r>
         <w:rPr>
-          <w:rFonts w:ascii="Arial" w:eastAsia="Arial" w:hAnsi="Arial" w:cs="Arial"/>
-          <w:b/>
-          <w:kern w:val="0"/>
-          <w:sz w:val="22"/>
-          <w:szCs w:val="22"/>
-          <w:highlight w:val="darkGray"/>
-          <w:lang w:val="en"/>
-          <w14:ligatures w14:val="none"/>
-        </w:rPr>
-        <w:t># Source</w:t>
-      </w:r>
-      <w:r>
-        <w:rPr>
-          <w:rFonts w:ascii="Arial" w:eastAsia="Arial" w:hAnsi="Arial" w:cs="Arial"/>
-          <w:kern w:val="0"/>
-          <w:sz w:val="22"/>
-          <w:szCs w:val="22"/>
-          <w:highlight w:val="darkGray"/>
-          <w:lang w:val="en"/>
-          <w14:ligatures w14:val="none"/>
-        </w:rPr>
-        <w:t xml:space="preserve">: </w:t>
-      </w:r>
-      <w:r>
-        <w:rPr>
-          <w:rFonts w:ascii="Arial" w:eastAsia="Arial" w:hAnsi="Arial" w:cs="Arial"/>
-          <w:b/>
-          <w:kern w:val="0"/>
-          <w:sz w:val="22"/>
-          <w:szCs w:val="22"/>
-          <w:highlight w:val="darkGray"/>
-          <w:lang w:val="en"/>
-          <w14:ligatures w14:val="none"/>
-        </w:rPr>
-        <w:t>Chatgpt (GPT</w:t>
-      </w:r>
-      <w:r>
-        <w:rPr>
-          <w:rFonts w:ascii="Cambria Math" w:eastAsia="Arial" w:hAnsi="Cambria Math" w:cs="Cambria Math"/>
-          <w:b/>
-          <w:kern w:val="0"/>
-          <w:sz w:val="22"/>
-          <w:szCs w:val="22"/>
-          <w:highlight w:val="darkGray"/>
-          <w:lang w:val="en"/>
-          <w14:ligatures w14:val="none"/>
+          <w:rFonts w:ascii="Arial" w:hAnsi="Arial" w:eastAsia="Arial" w:cs="Arial"/>
+          <w:b/>
+          <w:i w:val="0"/>
+          <w:color w:val="000000"/>
+          <w:sz w:val="18"/>
+          <w:highlight w:val="lightGray"/>
+        </w:rPr>
+        <w:t>#</w:t>
+      </w:r>
+      <w:r>
+        <w:rPr>
+          <w:rFonts w:ascii="Arial" w:hAnsi="Arial" w:eastAsia="Arial" w:cs="Arial"/>
+          <w:b/>
+          <w:i w:val="0"/>
+          <w:color w:val="000000"/>
+          <w:sz w:val="18"/>
+          <w:highlight w:val="lightGray"/>
+        </w:rPr>
+        <w:t xml:space="preserve"> </w:t>
+      </w:r>
+      <w:r>
+        <w:rPr>
+          <w:rFonts w:ascii="Arial" w:hAnsi="Arial" w:eastAsia="Arial" w:cs="Arial"/>
+          <w:b/>
+          <w:i w:val="0"/>
+          <w:color w:val="000000"/>
+          <w:sz w:val="18"/>
+          <w:highlight w:val="lightGray"/>
+        </w:rPr>
+        <w:t>S</w:t>
+      </w:r>
+      <w:r>
+        <w:rPr>
+          <w:rFonts w:ascii="Arial" w:hAnsi="Arial" w:eastAsia="Arial" w:cs="Arial"/>
+          <w:b/>
+          <w:i w:val="0"/>
+          <w:color w:val="000000"/>
+          <w:sz w:val="18"/>
+          <w:highlight w:val="lightGray"/>
+        </w:rPr>
+        <w:t>o</w:t>
+      </w:r>
+      <w:r>
+        <w:rPr>
+          <w:rFonts w:ascii="Arial" w:hAnsi="Arial" w:eastAsia="Arial" w:cs="Arial"/>
+          <w:b/>
+          <w:i w:val="0"/>
+          <w:color w:val="000000"/>
+          <w:sz w:val="18"/>
+          <w:highlight w:val="lightGray"/>
+        </w:rPr>
+        <w:t>u</w:t>
+      </w:r>
+      <w:r>
+        <w:rPr>
+          <w:rFonts w:ascii="Arial" w:hAnsi="Arial" w:eastAsia="Arial" w:cs="Arial"/>
+          <w:b/>
+          <w:i w:val="0"/>
+          <w:color w:val="000000"/>
+          <w:sz w:val="18"/>
+          <w:highlight w:val="lightGray"/>
+        </w:rPr>
+        <w:t>r</w:t>
+      </w:r>
+      <w:r>
+        <w:rPr>
+          <w:rFonts w:ascii="Arial" w:hAnsi="Arial" w:eastAsia="Arial" w:cs="Arial"/>
+          <w:b/>
+          <w:i w:val="0"/>
+          <w:color w:val="000000"/>
+          <w:sz w:val="18"/>
+          <w:highlight w:val="lightGray"/>
+        </w:rPr>
+        <w:t>c</w:t>
+      </w:r>
+      <w:r>
+        <w:rPr>
+          <w:rFonts w:ascii="Arial" w:hAnsi="Arial" w:eastAsia="Arial" w:cs="Arial"/>
+          <w:b/>
+          <w:i w:val="0"/>
+          <w:color w:val="000000"/>
+          <w:sz w:val="18"/>
+          <w:highlight w:val="lightGray"/>
+        </w:rPr>
+        <w:t>e</w:t>
+      </w:r>
+      <w:r>
+        <w:rPr>
+          <w:rFonts w:ascii="Arial" w:hAnsi="Arial" w:eastAsia="Arial" w:cs="Arial"/>
+          <w:b/>
+          <w:i w:val="0"/>
+          <w:color w:val="000000"/>
+          <w:sz w:val="18"/>
+          <w:highlight w:val="lightGray"/>
+        </w:rPr>
+        <w:t>:</w:t>
+      </w:r>
+      <w:r>
+        <w:rPr>
+          <w:rFonts w:ascii="Arial" w:hAnsi="Arial" w:eastAsia="Arial" w:cs="Arial"/>
+          <w:b/>
+          <w:i w:val="0"/>
+          <w:color w:val="000000"/>
+          <w:sz w:val="18"/>
+          <w:highlight w:val="lightGray"/>
+        </w:rPr>
+        <w:t xml:space="preserve"> </w:t>
+      </w:r>
+      <w:r>
+        <w:rPr>
+          <w:rFonts w:ascii="Arial" w:hAnsi="Arial" w:eastAsia="Arial" w:cs="Arial"/>
+          <w:b/>
+          <w:i w:val="0"/>
+          <w:color w:val="000000"/>
+          <w:sz w:val="18"/>
+          <w:highlight w:val="lightGray"/>
+        </w:rPr>
+        <w:t>A</w:t>
+      </w:r>
+      <w:r>
+        <w:rPr>
+          <w:rFonts w:ascii="Arial" w:hAnsi="Arial" w:eastAsia="Arial" w:cs="Arial"/>
+          <w:b/>
+          <w:i w:val="0"/>
+          <w:color w:val="000000"/>
+          <w:sz w:val="18"/>
+          <w:highlight w:val="lightGray"/>
+        </w:rPr>
+        <w:t>I</w:t>
+      </w:r>
+      <w:r>
+        <w:rPr>
+          <w:rFonts w:ascii="Arial" w:hAnsi="Arial" w:eastAsia="Arial" w:cs="Arial"/>
+          <w:b/>
+          <w:i w:val="0"/>
+          <w:color w:val="000000"/>
+          <w:sz w:val="18"/>
+          <w:highlight w:val="lightGray"/>
+        </w:rPr>
+        <w:t xml:space="preserve"> </w:t>
+      </w:r>
+      <w:r>
+        <w:rPr>
+          <w:rFonts w:ascii="Arial" w:hAnsi="Arial" w:eastAsia="Arial" w:cs="Arial"/>
+          <w:b/>
+          <w:i w:val="0"/>
+          <w:color w:val="000000"/>
+          <w:sz w:val="18"/>
+          <w:highlight w:val="lightGray"/>
+        </w:rPr>
+        <w:t>S</w:t>
+      </w:r>
+      <w:r>
+        <w:rPr>
+          <w:rFonts w:ascii="Arial" w:hAnsi="Arial" w:eastAsia="Arial" w:cs="Arial"/>
+          <w:b/>
+          <w:i w:val="0"/>
+          <w:color w:val="000000"/>
+          <w:sz w:val="18"/>
+          <w:highlight w:val="lightGray"/>
+        </w:rPr>
+        <w:t>o</w:t>
+      </w:r>
+      <w:r>
+        <w:rPr>
+          <w:rFonts w:ascii="Arial" w:hAnsi="Arial" w:eastAsia="Arial" w:cs="Arial"/>
+          <w:b/>
+          <w:i w:val="0"/>
+          <w:color w:val="000000"/>
+          <w:sz w:val="18"/>
+          <w:highlight w:val="lightGray"/>
+        </w:rPr>
+        <w:t>u</w:t>
+      </w:r>
+      <w:r>
+        <w:rPr>
+          <w:rFonts w:ascii="Arial" w:hAnsi="Arial" w:eastAsia="Arial" w:cs="Arial"/>
+          <w:b/>
+          <w:i w:val="0"/>
+          <w:color w:val="000000"/>
+          <w:sz w:val="18"/>
+          <w:highlight w:val="lightGray"/>
+        </w:rPr>
+        <w:t>r</w:t>
+      </w:r>
+      <w:r>
+        <w:rPr>
+          <w:rFonts w:ascii="Arial" w:hAnsi="Arial" w:eastAsia="Arial" w:cs="Arial"/>
+          <w:b/>
+          <w:i w:val="0"/>
+          <w:color w:val="000000"/>
+          <w:sz w:val="18"/>
+          <w:highlight w:val="lightGray"/>
+        </w:rPr>
+        <w:t>c</w:t>
+      </w:r>
+      <w:r>
+        <w:rPr>
+          <w:rFonts w:ascii="Arial" w:hAnsi="Arial" w:eastAsia="Arial" w:cs="Arial"/>
+          <w:b/>
+          <w:i w:val="0"/>
+          <w:color w:val="000000"/>
+          <w:sz w:val="18"/>
+          <w:highlight w:val="lightGray"/>
+        </w:rPr>
+        <w:t>e</w:t>
+      </w:r>
+      <w:r>
+        <w:rPr>
+          <w:rFonts w:ascii="Arial" w:hAnsi="Arial" w:eastAsia="Arial" w:cs="Arial"/>
+          <w:b/>
+          <w:i w:val="0"/>
+          <w:color w:val="000000"/>
+          <w:sz w:val="18"/>
+          <w:highlight w:val="lightGray"/>
+        </w:rPr>
+        <w:t>:</w:t>
+      </w:r>
+      <w:r>
+        <w:rPr>
+          <w:rFonts w:ascii="Arial" w:hAnsi="Arial" w:eastAsia="Arial" w:cs="Arial"/>
+          <w:b/>
+          <w:i w:val="0"/>
+          <w:color w:val="000000"/>
+          <w:sz w:val="18"/>
+          <w:highlight w:val="lightGray"/>
+        </w:rPr>
+        <w:t xml:space="preserve"> </w:t>
+      </w:r>
+      <w:r>
+        <w:rPr>
+          <w:rFonts w:ascii="Arial" w:hAnsi="Arial" w:eastAsia="Arial" w:cs="Arial"/>
+          <w:b/>
+          <w:i w:val="0"/>
+          <w:color w:val="000000"/>
+          <w:sz w:val="18"/>
+          <w:highlight w:val="lightGray"/>
+        </w:rPr>
+        <w:t>P</w:t>
+      </w:r>
+      <w:r>
+        <w:rPr>
+          <w:rFonts w:ascii="Arial" w:hAnsi="Arial" w:eastAsia="Arial" w:cs="Arial"/>
+          <w:b/>
+          <w:i w:val="0"/>
+          <w:color w:val="000000"/>
+          <w:sz w:val="18"/>
+          <w:highlight w:val="lightGray"/>
+        </w:rPr>
+        <w:t>r</w:t>
+      </w:r>
+      <w:r>
+        <w:rPr>
+          <w:rFonts w:ascii="Arial" w:hAnsi="Arial" w:eastAsia="Arial" w:cs="Arial"/>
+          <w:b/>
+          <w:i w:val="0"/>
+          <w:color w:val="000000"/>
+          <w:sz w:val="18"/>
+          <w:highlight w:val="lightGray"/>
+        </w:rPr>
+        <w:t>o</w:t>
+      </w:r>
+      <w:r>
+        <w:rPr>
+          <w:rFonts w:ascii="Arial" w:hAnsi="Arial" w:eastAsia="Arial" w:cs="Arial"/>
+          <w:b/>
+          <w:i w:val="0"/>
+          <w:color w:val="000000"/>
+          <w:sz w:val="18"/>
+          <w:highlight w:val="lightGray"/>
+        </w:rPr>
+        <w:t>v</w:t>
+      </w:r>
+      <w:r>
+        <w:rPr>
+          <w:rFonts w:ascii="Arial" w:hAnsi="Arial" w:eastAsia="Arial" w:cs="Arial"/>
+          <w:b/>
+          <w:i w:val="0"/>
+          <w:color w:val="000000"/>
+          <w:sz w:val="18"/>
+          <w:highlight w:val="lightGray"/>
+        </w:rPr>
+        <w:t>i</w:t>
+      </w:r>
+      <w:r>
+        <w:rPr>
+          <w:rFonts w:ascii="Arial" w:hAnsi="Arial" w:eastAsia="Arial" w:cs="Arial"/>
+          <w:b/>
+          <w:i w:val="0"/>
+          <w:color w:val="000000"/>
+          <w:sz w:val="18"/>
+          <w:highlight w:val="lightGray"/>
+        </w:rPr>
+        <w:t>d</w:t>
+      </w:r>
+      <w:r>
+        <w:rPr>
+          <w:rFonts w:ascii="Arial" w:hAnsi="Arial" w:eastAsia="Arial" w:cs="Arial"/>
+          <w:b/>
+          <w:i w:val="0"/>
+          <w:color w:val="000000"/>
+          <w:sz w:val="18"/>
+          <w:highlight w:val="lightGray"/>
+        </w:rPr>
+        <w:t>e</w:t>
+      </w:r>
+      <w:r>
+        <w:rPr>
+          <w:rFonts w:ascii="Arial" w:hAnsi="Arial" w:eastAsia="Arial" w:cs="Arial"/>
+          <w:b/>
+          <w:i w:val="0"/>
+          <w:color w:val="000000"/>
+          <w:sz w:val="18"/>
+          <w:highlight w:val="lightGray"/>
+        </w:rPr>
+        <w:t>d</w:t>
+      </w:r>
+      <w:r>
+        <w:rPr>
+          <w:rFonts w:ascii="Arial" w:hAnsi="Arial" w:eastAsia="Arial" w:cs="Arial"/>
+          <w:b/>
+          <w:i w:val="0"/>
+          <w:color w:val="000000"/>
+          <w:sz w:val="18"/>
+          <w:highlight w:val="lightGray"/>
+        </w:rPr>
+        <w:t xml:space="preserve"> </w:t>
+      </w:r>
+      <w:r>
+        <w:rPr>
+          <w:rFonts w:ascii="Arial" w:hAnsi="Arial" w:eastAsia="Arial" w:cs="Arial"/>
+          <w:b/>
+          <w:i w:val="0"/>
+          <w:color w:val="000000"/>
+          <w:sz w:val="18"/>
+          <w:highlight w:val="lightGray"/>
+        </w:rPr>
+        <w:t>b</w:t>
+      </w:r>
+      <w:r>
+        <w:rPr>
+          <w:rFonts w:ascii="Arial" w:hAnsi="Arial" w:eastAsia="Arial" w:cs="Arial"/>
+          <w:b/>
+          <w:i w:val="0"/>
+          <w:color w:val="000000"/>
+          <w:sz w:val="18"/>
+          <w:highlight w:val="lightGray"/>
+        </w:rPr>
+        <w:t>y</w:t>
+      </w:r>
+      <w:r>
+        <w:rPr>
+          <w:rFonts w:ascii="Arial" w:hAnsi="Arial" w:eastAsia="Arial" w:cs="Arial"/>
+          <w:b/>
+          <w:i w:val="0"/>
+          <w:color w:val="000000"/>
+          <w:sz w:val="18"/>
+          <w:highlight w:val="lightGray"/>
+        </w:rPr>
+        <w:t>:</w:t>
+      </w:r>
+      <w:r>
+        <w:rPr>
+          <w:rFonts w:ascii="Arial" w:hAnsi="Arial" w:eastAsia="Arial" w:cs="Arial"/>
+          <w:b/>
+          <w:i w:val="0"/>
+          <w:color w:val="000000"/>
+          <w:sz w:val="18"/>
+          <w:highlight w:val="lightGray"/>
+        </w:rPr>
+        <w:t xml:space="preserve"> </w:t>
+      </w:r>
+      <w:r>
+        <w:rPr>
+          <w:rFonts w:ascii="Arial" w:hAnsi="Arial" w:eastAsia="Arial" w:cs="Arial"/>
+          <w:b/>
+          <w:i w:val="0"/>
+          <w:color w:val="000000"/>
+          <w:sz w:val="18"/>
+          <w:highlight w:val="lightGray"/>
+        </w:rPr>
+        <w:t>[</w:t>
+      </w:r>
+      <w:r>
+        <w:rPr>
+          <w:rFonts w:ascii="Arial" w:hAnsi="Arial" w:eastAsia="Arial" w:cs="Arial"/>
+          <w:b/>
+          <w:i w:val="0"/>
+          <w:color w:val="000000"/>
+          <w:sz w:val="18"/>
+          <w:highlight w:val="lightGray"/>
+        </w:rPr>
+        <w:t>D</w:t>
+      </w:r>
+      <w:r>
+        <w:rPr>
+          <w:rFonts w:ascii="Arial" w:hAnsi="Arial" w:eastAsia="Arial" w:cs="Arial"/>
+          <w:b/>
+          <w:i w:val="0"/>
+          <w:color w:val="000000"/>
+          <w:sz w:val="18"/>
+          <w:highlight w:val="lightGray"/>
+        </w:rPr>
+        <w:t>a</w:t>
+      </w:r>
+      <w:r>
+        <w:rPr>
+          <w:rFonts w:ascii="Arial" w:hAnsi="Arial" w:eastAsia="Arial" w:cs="Arial"/>
+          <w:b/>
+          <w:i w:val="0"/>
+          <w:color w:val="000000"/>
+          <w:sz w:val="18"/>
+          <w:highlight w:val="lightGray"/>
+        </w:rPr>
+        <w:t>t</w:t>
+      </w:r>
+      <w:r>
+        <w:rPr>
+          <w:rFonts w:ascii="Arial" w:hAnsi="Arial" w:eastAsia="Arial" w:cs="Arial"/>
+          <w:b/>
+          <w:i w:val="0"/>
+          <w:color w:val="000000"/>
+          <w:sz w:val="18"/>
+          <w:highlight w:val="lightGray"/>
+        </w:rPr>
+        <w:t>a</w:t>
+      </w:r>
+      <w:r>
+        <w:rPr>
+          <w:rFonts w:ascii="Arial" w:hAnsi="Arial" w:eastAsia="Arial" w:cs="Arial"/>
+          <w:b/>
+          <w:i w:val="0"/>
+          <w:color w:val="000000"/>
+          <w:sz w:val="18"/>
+          <w:highlight w:val="lightGray"/>
+        </w:rPr>
+        <w:t xml:space="preserve"> </w:t>
+      </w:r>
+      <w:r>
+        <w:rPr>
+          <w:rFonts w:ascii="Arial" w:hAnsi="Arial" w:eastAsia="Arial" w:cs="Arial"/>
+          <w:b/>
+          <w:i w:val="0"/>
+          <w:color w:val="000000"/>
+          <w:sz w:val="18"/>
+          <w:highlight w:val="lightGray"/>
+        </w:rPr>
+        <w:t>P</w:t>
+      </w:r>
+      <w:r>
+        <w:rPr>
+          <w:rFonts w:ascii="Arial" w:hAnsi="Arial" w:eastAsia="Arial" w:cs="Arial"/>
+          <w:b/>
+          <w:i w:val="0"/>
+          <w:color w:val="000000"/>
+          <w:sz w:val="18"/>
+          <w:highlight w:val="lightGray"/>
+        </w:rPr>
+        <w:t>a</w:t>
+      </w:r>
+      <w:r>
+        <w:rPr>
+          <w:rFonts w:ascii="Arial" w:hAnsi="Arial" w:eastAsia="Arial" w:cs="Arial"/>
+          <w:b/>
+          <w:i w:val="0"/>
+          <w:color w:val="000000"/>
+          <w:sz w:val="18"/>
+          <w:highlight w:val="lightGray"/>
+        </w:rPr>
+        <w:t>t</w:t>
+      </w:r>
+      <w:r>
+        <w:rPr>
+          <w:rFonts w:ascii="Arial" w:hAnsi="Arial" w:eastAsia="Arial" w:cs="Arial"/>
+          <w:b/>
+          <w:i w:val="0"/>
+          <w:color w:val="000000"/>
+          <w:sz w:val="18"/>
+          <w:highlight w:val="lightGray"/>
+        </w:rPr>
+        <w:t>h</w:t>
+      </w:r>
+      <w:r>
+        <w:rPr>
+          <w:rFonts w:ascii="Arial" w:hAnsi="Arial" w:eastAsia="Arial" w:cs="Arial"/>
+          <w:b w:val="0"/>
+          <w:i w:val="0"/>
+          <w:color w:val="000000"/>
+          <w:sz w:val="18"/>
+          <w:highlight w:val="lightGray"/>
+        </w:rPr>
+        <w:t>:</w:t>
+      </w:r>
+      <w:r>
+        <w:rPr>
+          <w:rFonts w:ascii="Arial" w:hAnsi="Arial" w:eastAsia="Arial" w:cs="Arial"/>
+          <w:b w:val="0"/>
+          <w:i w:val="0"/>
+          <w:color w:val="000000"/>
+          <w:sz w:val="18"/>
+          <w:highlight w:val="lightGray"/>
+        </w:rPr>
+        <w:t xml:space="preserve"> </w:t>
+      </w:r>
+      <w:r>
+        <w:rPr>
+          <w:rFonts w:ascii="Arial" w:hAnsi="Arial" w:eastAsia="Arial" w:cs="Arial"/>
+          <w:b w:val="0"/>
+          <w:i w:val="0"/>
+          <w:color w:val="000000"/>
+          <w:sz w:val="18"/>
+          <w:highlight w:val="lightGray"/>
+        </w:rPr>
+        <w:t>P</w:t>
+      </w:r>
+      <w:r>
+        <w:rPr>
+          <w:rFonts w:ascii="Arial" w:hAnsi="Arial" w:eastAsia="Arial" w:cs="Arial"/>
+          <w:b w:val="0"/>
+          <w:i w:val="0"/>
+          <w:color w:val="000000"/>
+          <w:sz w:val="18"/>
+          <w:highlight w:val="lightGray"/>
+        </w:rPr>
+        <w:t>e</w:t>
+      </w:r>
+      <w:r>
+        <w:rPr>
+          <w:rFonts w:ascii="Arial" w:hAnsi="Arial" w:eastAsia="Arial" w:cs="Arial"/>
+          <w:b w:val="0"/>
+          <w:i w:val="0"/>
+          <w:color w:val="000000"/>
+          <w:sz w:val="18"/>
+          <w:highlight w:val="lightGray"/>
+        </w:rPr>
+        <w:t>r</w:t>
+      </w:r>
+      <w:r>
+        <w:rPr>
+          <w:rFonts w:ascii="Arial" w:hAnsi="Arial" w:eastAsia="Arial" w:cs="Arial"/>
+          <w:b w:val="0"/>
+          <w:i w:val="0"/>
+          <w:color w:val="000000"/>
+          <w:sz w:val="18"/>
+          <w:highlight w:val="lightGray"/>
+        </w:rPr>
+        <w:t>s</w:t>
+      </w:r>
+      <w:r>
+        <w:rPr>
+          <w:rFonts w:ascii="Arial" w:hAnsi="Arial" w:eastAsia="Arial" w:cs="Arial"/>
+          <w:b w:val="0"/>
+          <w:i w:val="0"/>
+          <w:color w:val="000000"/>
+          <w:sz w:val="18"/>
+          <w:highlight w:val="lightGray"/>
+        </w:rPr>
+        <w:t>o</w:t>
+      </w:r>
+      <w:r>
+        <w:rPr>
+          <w:rFonts w:ascii="Arial" w:hAnsi="Arial" w:eastAsia="Arial" w:cs="Arial"/>
+          <w:b w:val="0"/>
+          <w:i w:val="0"/>
+          <w:color w:val="000000"/>
+          <w:sz w:val="18"/>
+          <w:highlight w:val="lightGray"/>
+        </w:rPr>
+        <w:t>n</w:t>
+      </w:r>
+      <w:r>
+        <w:rPr>
+          <w:rFonts w:ascii="Arial" w:hAnsi="Arial" w:eastAsia="Arial" w:cs="Arial"/>
+          <w:b w:val="0"/>
+          <w:i w:val="0"/>
+          <w:color w:val="000000"/>
+          <w:sz w:val="18"/>
+          <w:highlight w:val="lightGray"/>
+        </w:rPr>
+        <w:t>s</w:t>
+      </w:r>
+      <w:r>
+        <w:rPr>
+          <w:rFonts w:ascii="Arial" w:hAnsi="Arial" w:eastAsia="Arial" w:cs="Arial"/>
+          <w:b w:val="0"/>
+          <w:i w:val="0"/>
+          <w:color w:val="000000"/>
+          <w:sz w:val="18"/>
+          <w:highlight w:val="lightGray"/>
+        </w:rPr>
+        <w:t xml:space="preserve"> </w:t>
+      </w:r>
+      <w:r>
+        <w:rPr>
+          <w:rFonts w:ascii="Arial" w:hAnsi="Arial" w:eastAsia="Arial" w:cs="Arial"/>
+          <w:b w:val="0"/>
+          <w:i w:val="0"/>
+          <w:color w:val="000000"/>
+          <w:sz w:val="18"/>
+          <w:highlight w:val="lightGray"/>
+        </w:rPr>
+        <w:t>T</w:t>
+      </w:r>
+      <w:r>
+        <w:rPr>
+          <w:rFonts w:ascii="Arial" w:hAnsi="Arial" w:eastAsia="Arial" w:cs="Arial"/>
+          <w:b w:val="0"/>
+          <w:i w:val="0"/>
+          <w:color w:val="000000"/>
+          <w:sz w:val="18"/>
+          <w:highlight w:val="lightGray"/>
+        </w:rPr>
+        <w:t>a</w:t>
+      </w:r>
+      <w:r>
+        <w:rPr>
+          <w:rFonts w:ascii="Arial" w:hAnsi="Arial" w:eastAsia="Arial" w:cs="Arial"/>
+          <w:b w:val="0"/>
+          <w:i w:val="0"/>
+          <w:color w:val="000000"/>
+          <w:sz w:val="18"/>
+          <w:highlight w:val="lightGray"/>
+        </w:rPr>
+        <w:t>b</w:t>
+      </w:r>
+      <w:r>
+        <w:rPr>
+          <w:rFonts w:ascii="Arial" w:hAnsi="Arial" w:eastAsia="Arial" w:cs="Arial"/>
+          <w:b w:val="0"/>
+          <w:i w:val="0"/>
+          <w:color w:val="000000"/>
+          <w:sz w:val="18"/>
+          <w:highlight w:val="lightGray"/>
+        </w:rPr>
+        <w:t>l</w:t>
+      </w:r>
+      <w:r>
+        <w:rPr>
+          <w:rFonts w:ascii="Arial" w:hAnsi="Arial" w:eastAsia="Arial" w:cs="Arial"/>
+          <w:b w:val="0"/>
+          <w:i w:val="0"/>
+          <w:color w:val="000000"/>
+          <w:sz w:val="18"/>
+          <w:highlight w:val="lightGray"/>
+        </w:rPr>
+        <w:t>e</w:t>
+      </w:r>
+      <w:r>
+        <w:rPr>
+          <w:rFonts w:ascii="Arial" w:hAnsi="Arial" w:eastAsia="Arial" w:cs="Arial"/>
+          <w:b w:val="0"/>
+          <w:i w:val="0"/>
+          <w:color w:val="000000"/>
+          <w:sz w:val="18"/>
+          <w:highlight w:val="lightGray"/>
+        </w:rPr>
+        <w:t xml:space="preserve"> </w:t>
+      </w:r>
+      <w:r>
+        <w:rPr>
+          <w:rFonts w:ascii="Arial" w:hAnsi="Arial" w:eastAsia="Arial" w:cs="Arial"/>
+          <w:b w:val="0"/>
+          <w:i w:val="0"/>
+          <w:color w:val="000000"/>
+          <w:sz w:val="18"/>
+          <w:highlight w:val="lightGray"/>
+        </w:rPr>
+        <w:t>-</w:t>
+      </w:r>
+      <w:r>
+        <w:rPr>
+          <w:rFonts w:ascii="Arial" w:hAnsi="Arial" w:eastAsia="Arial" w:cs="Arial"/>
+          <w:b w:val="0"/>
+          <w:i w:val="0"/>
+          <w:color w:val="000000"/>
+          <w:sz w:val="18"/>
+          <w:highlight w:val="lightGray"/>
+        </w:rPr>
+        <w:t>&gt;</w:t>
+      </w:r>
+      <w:r>
+        <w:rPr>
+          <w:rFonts w:ascii="Arial" w:hAnsi="Arial" w:eastAsia="Arial" w:cs="Arial"/>
+          <w:b w:val="0"/>
+          <w:i w:val="0"/>
+          <w:color w:val="000000"/>
+          <w:sz w:val="18"/>
+          <w:highlight w:val="lightGray"/>
+        </w:rPr>
+        <w:t xml:space="preserve"> </w:t>
+      </w:r>
+      <w:r>
+        <w:rPr>
+          <w:rFonts w:ascii="Arial" w:hAnsi="Arial" w:eastAsia="Arial" w:cs="Arial"/>
+          <w:b w:val="0"/>
+          <w:i w:val="0"/>
+          <w:color w:val="000000"/>
+          <w:sz w:val="18"/>
+          <w:highlight w:val="lightGray"/>
+        </w:rPr>
+        <w:t>I</w:t>
+      </w:r>
+      <w:r>
+        <w:rPr>
+          <w:rFonts w:ascii="Arial" w:hAnsi="Arial" w:eastAsia="Arial" w:cs="Arial"/>
+          <w:b w:val="0"/>
+          <w:i w:val="0"/>
+          <w:color w:val="000000"/>
+          <w:sz w:val="18"/>
+          <w:highlight w:val="lightGray"/>
+        </w:rPr>
+        <w:t>D</w:t>
+      </w:r>
+      <w:r>
+        <w:rPr>
+          <w:rFonts w:ascii="Arial" w:hAnsi="Arial" w:eastAsia="Arial" w:cs="Arial"/>
+          <w:b w:val="0"/>
+          <w:i w:val="0"/>
+          <w:color w:val="000000"/>
+          <w:sz w:val="18"/>
+          <w:highlight w:val="lightGray"/>
+        </w:rPr>
+        <w:t xml:space="preserve"> </w:t>
+      </w:r>
+      <w:r>
+        <w:rPr>
+          <w:rFonts w:ascii="Arial" w:hAnsi="Arial" w:eastAsia="Arial" w:cs="Arial"/>
+          <w:b w:val="0"/>
+          <w:i w:val="0"/>
+          <w:color w:val="000000"/>
+          <w:sz w:val="18"/>
+          <w:highlight w:val="lightGray"/>
+        </w:rPr>
+        <w:t>C</w:t>
+      </w:r>
+      <w:r>
+        <w:rPr>
+          <w:rFonts w:ascii="Arial" w:hAnsi="Arial" w:eastAsia="Arial" w:cs="Arial"/>
+          <w:b w:val="0"/>
+          <w:i w:val="0"/>
+          <w:color w:val="000000"/>
+          <w:sz w:val="18"/>
+          <w:highlight w:val="lightGray"/>
+        </w:rPr>
+        <w:t>o</w:t>
+      </w:r>
+      <w:r>
+        <w:rPr>
+          <w:rFonts w:ascii="Arial" w:hAnsi="Arial" w:eastAsia="Arial" w:cs="Arial"/>
+          <w:b w:val="0"/>
+          <w:i w:val="0"/>
+          <w:color w:val="000000"/>
+          <w:sz w:val="18"/>
+          <w:highlight w:val="lightGray"/>
+        </w:rPr>
+        <w:t>l</w:t>
+      </w:r>
+      <w:r>
+        <w:rPr>
+          <w:rFonts w:ascii="Arial" w:hAnsi="Arial" w:eastAsia="Arial" w:cs="Arial"/>
+          <w:b w:val="0"/>
+          <w:i w:val="0"/>
+          <w:color w:val="000000"/>
+          <w:sz w:val="18"/>
+          <w:highlight w:val="lightGray"/>
+        </w:rPr>
+        <w:t>u</w:t>
+      </w:r>
+      <w:r>
+        <w:rPr>
+          <w:rFonts w:ascii="Arial" w:hAnsi="Arial" w:eastAsia="Arial" w:cs="Arial"/>
+          <w:b w:val="0"/>
+          <w:i w:val="0"/>
+          <w:color w:val="000000"/>
+          <w:sz w:val="18"/>
+          <w:highlight w:val="lightGray"/>
+        </w:rPr>
+        <w:t>m</w:t>
+      </w:r>
+      <w:r>
+        <w:rPr>
+          <w:rFonts w:ascii="Arial" w:hAnsi="Arial" w:eastAsia="Arial" w:cs="Arial"/>
+          <w:b w:val="0"/>
+          <w:i w:val="0"/>
+          <w:color w:val="000000"/>
+          <w:sz w:val="18"/>
+          <w:highlight w:val="lightGray"/>
+        </w:rPr>
+        <w:t>n</w:t>
+      </w:r>
+      <w:r>
+        <w:rPr>
+          <w:rFonts w:ascii="Arial" w:hAnsi="Arial" w:eastAsia="Arial" w:cs="Arial"/>
+          <w:b w:val="0"/>
+          <w:i w:val="0"/>
+          <w:color w:val="000000"/>
+          <w:sz w:val="18"/>
+          <w:highlight w:val="lightGray"/>
+        </w:rPr>
+        <w:t>:</w:t>
+      </w:r>
+      <w:r>
+        <w:rPr>
+          <w:rFonts w:ascii="Arial" w:hAnsi="Arial" w:eastAsia="Arial" w:cs="Arial"/>
+          <w:b w:val="0"/>
+          <w:i w:val="0"/>
+          <w:color w:val="000000"/>
+          <w:sz w:val="18"/>
+          <w:highlight w:val="lightGray"/>
+        </w:rPr>
+        <w:t xml:space="preserve"> </w:t>
+      </w:r>
+      <w:r>
+        <w:rPr>
+          <w:rFonts w:ascii="Arial" w:hAnsi="Arial" w:eastAsia="Arial" w:cs="Arial"/>
+          <w:b w:val="0"/>
+          <w:i w:val="0"/>
+          <w:color w:val="000000"/>
+          <w:sz w:val="18"/>
+          <w:highlight w:val="lightGray"/>
+        </w:rPr>
+        <w:t>1</w:t>
+      </w:r>
+      <w:r>
+        <w:rPr>
+          <w:rFonts w:ascii="Arial" w:hAnsi="Arial" w:eastAsia="Arial" w:cs="Arial"/>
+          <w:b w:val="0"/>
+          <w:i w:val="0"/>
+          <w:color w:val="000000"/>
+          <w:sz w:val="18"/>
+          <w:highlight w:val="lightGray"/>
+        </w:rPr>
+        <w:t>,</w:t>
+      </w:r>
+      <w:r>
+        <w:rPr>
+          <w:rFonts w:ascii="Arial" w:hAnsi="Arial" w:eastAsia="Arial" w:cs="Arial"/>
+          <w:b w:val="0"/>
+          <w:i w:val="0"/>
+          <w:color w:val="000000"/>
+          <w:sz w:val="18"/>
+          <w:highlight w:val="lightGray"/>
+        </w:rPr>
+        <w:t xml:space="preserve"> </w:t>
+      </w:r>
+      <w:r>
+        <w:rPr>
+          <w:rFonts w:ascii="Arial" w:hAnsi="Arial" w:eastAsia="Arial" w:cs="Arial"/>
+          <w:b w:val="0"/>
+          <w:i w:val="0"/>
+          <w:color w:val="000000"/>
+          <w:sz w:val="18"/>
+          <w:highlight w:val="lightGray"/>
+        </w:rPr>
+        <w:t>N</w:t>
+      </w:r>
+      <w:r>
+        <w:rPr>
+          <w:rFonts w:ascii="Arial" w:hAnsi="Arial" w:eastAsia="Arial" w:cs="Arial"/>
+          <w:b w:val="0"/>
+          <w:i w:val="0"/>
+          <w:color w:val="000000"/>
+          <w:sz w:val="18"/>
+          <w:highlight w:val="lightGray"/>
+        </w:rPr>
+        <w:t>a</w:t>
+      </w:r>
+      <w:r>
+        <w:rPr>
+          <w:rFonts w:ascii="Arial" w:hAnsi="Arial" w:eastAsia="Arial" w:cs="Arial"/>
+          <w:b w:val="0"/>
+          <w:i w:val="0"/>
+          <w:color w:val="000000"/>
+          <w:sz w:val="18"/>
+          <w:highlight w:val="lightGray"/>
+        </w:rPr>
+        <w:t>m</w:t>
+      </w:r>
+      <w:r>
+        <w:rPr>
+          <w:rFonts w:ascii="Arial" w:hAnsi="Arial" w:eastAsia="Arial" w:cs="Arial"/>
+          <w:b w:val="0"/>
+          <w:i w:val="0"/>
+          <w:color w:val="000000"/>
+          <w:sz w:val="18"/>
+          <w:highlight w:val="lightGray"/>
+        </w:rPr>
+        <w:t>e</w:t>
+      </w:r>
+      <w:r>
+        <w:rPr>
+          <w:rFonts w:ascii="Arial" w:hAnsi="Arial" w:eastAsia="Arial" w:cs="Arial"/>
+          <w:b w:val="0"/>
+          <w:i w:val="0"/>
+          <w:color w:val="000000"/>
+          <w:sz w:val="18"/>
+          <w:highlight w:val="lightGray"/>
+        </w:rPr>
+        <w:t>_</w:t>
+      </w:r>
+      <w:r>
+        <w:rPr>
+          <w:rFonts w:ascii="Arial" w:hAnsi="Arial" w:eastAsia="Arial" w:cs="Arial"/>
+          <w:b w:val="0"/>
+          <w:i w:val="0"/>
+          <w:color w:val="000000"/>
+          <w:sz w:val="18"/>
+          <w:highlight w:val="lightGray"/>
+        </w:rPr>
+        <w:t>E</w:t>
+      </w:r>
+      <w:r>
+        <w:rPr>
+          <w:rFonts w:ascii="Arial" w:hAnsi="Arial" w:eastAsia="Arial" w:cs="Arial"/>
+          <w:b w:val="0"/>
+          <w:i w:val="0"/>
+          <w:color w:val="000000"/>
+          <w:sz w:val="18"/>
+          <w:highlight w:val="lightGray"/>
+        </w:rPr>
+        <w:t>n</w:t>
+      </w:r>
+      <w:r>
+        <w:rPr>
+          <w:rFonts w:ascii="Arial" w:hAnsi="Arial" w:eastAsia="Arial" w:cs="Arial"/>
+          <w:b w:val="0"/>
+          <w:i w:val="0"/>
+          <w:color w:val="000000"/>
+          <w:sz w:val="18"/>
+          <w:highlight w:val="lightGray"/>
+        </w:rPr>
+        <w:t xml:space="preserve"> </w:t>
+      </w:r>
+      <w:r>
+        <w:rPr>
+          <w:rFonts w:ascii="Arial" w:hAnsi="Arial" w:eastAsia="Arial" w:cs="Arial"/>
+          <w:b w:val="0"/>
+          <w:i w:val="0"/>
+          <w:color w:val="000000"/>
+          <w:sz w:val="18"/>
+          <w:highlight w:val="lightGray"/>
+        </w:rPr>
+        <w:t>C</w:t>
+      </w:r>
+      <w:r>
+        <w:rPr>
+          <w:rFonts w:ascii="Arial" w:hAnsi="Arial" w:eastAsia="Arial" w:cs="Arial"/>
+          <w:b w:val="0"/>
+          <w:i w:val="0"/>
+          <w:color w:val="000000"/>
+          <w:sz w:val="18"/>
+          <w:highlight w:val="lightGray"/>
+        </w:rPr>
+        <w:t>o</w:t>
+      </w:r>
+      <w:r>
+        <w:rPr>
+          <w:rFonts w:ascii="Arial" w:hAnsi="Arial" w:eastAsia="Arial" w:cs="Arial"/>
+          <w:b w:val="0"/>
+          <w:i w:val="0"/>
+          <w:color w:val="000000"/>
+          <w:sz w:val="18"/>
+          <w:highlight w:val="lightGray"/>
+        </w:rPr>
+        <w:t>l</w:t>
+      </w:r>
+      <w:r>
+        <w:rPr>
+          <w:rFonts w:ascii="Arial" w:hAnsi="Arial" w:eastAsia="Arial" w:cs="Arial"/>
+          <w:b w:val="0"/>
+          <w:i w:val="0"/>
+          <w:color w:val="000000"/>
+          <w:sz w:val="18"/>
+          <w:highlight w:val="lightGray"/>
+        </w:rPr>
+        <w:t>u</w:t>
+      </w:r>
+      <w:r>
+        <w:rPr>
+          <w:rFonts w:ascii="Arial" w:hAnsi="Arial" w:eastAsia="Arial" w:cs="Arial"/>
+          <w:b w:val="0"/>
+          <w:i w:val="0"/>
+          <w:color w:val="000000"/>
+          <w:sz w:val="18"/>
+          <w:highlight w:val="lightGray"/>
+        </w:rPr>
+        <w:t>m</w:t>
+      </w:r>
+      <w:r>
+        <w:rPr>
+          <w:rFonts w:ascii="Arial" w:hAnsi="Arial" w:eastAsia="Arial" w:cs="Arial"/>
+          <w:b w:val="0"/>
+          <w:i w:val="0"/>
+          <w:color w:val="000000"/>
+          <w:sz w:val="18"/>
+          <w:highlight w:val="lightGray"/>
+        </w:rPr>
+        <w:t>n</w:t>
+      </w:r>
+      <w:r>
+        <w:rPr>
+          <w:rFonts w:ascii="Arial" w:hAnsi="Arial" w:eastAsia="Arial" w:cs="Arial"/>
+          <w:b w:val="0"/>
+          <w:i w:val="0"/>
+          <w:color w:val="000000"/>
+          <w:sz w:val="18"/>
+          <w:highlight w:val="lightGray"/>
+        </w:rPr>
+        <w:t>:</w:t>
+      </w:r>
+      <w:r>
+        <w:rPr>
+          <w:rFonts w:ascii="Arial" w:hAnsi="Arial" w:eastAsia="Arial" w:cs="Arial"/>
+          <w:b w:val="0"/>
+          <w:i w:val="0"/>
+          <w:color w:val="000000"/>
+          <w:sz w:val="18"/>
+          <w:highlight w:val="lightGray"/>
+        </w:rPr>
+        <w:t xml:space="preserve"> </w:t>
+      </w:r>
+      <w:r>
+        <w:rPr>
+          <w:rFonts w:ascii="Arial" w:hAnsi="Arial" w:eastAsia="Arial" w:cs="Arial"/>
+          <w:b w:val="0"/>
+          <w:i w:val="0"/>
+          <w:color w:val="000000"/>
+          <w:sz w:val="18"/>
+          <w:highlight w:val="lightGray"/>
+        </w:rPr>
+        <w:t>M</w:t>
+      </w:r>
+      <w:r>
+        <w:rPr>
+          <w:rFonts w:ascii="Arial" w:hAnsi="Arial" w:eastAsia="Arial" w:cs="Arial"/>
+          <w:b w:val="0"/>
+          <w:i w:val="0"/>
+          <w:color w:val="000000"/>
+          <w:sz w:val="18"/>
+          <w:highlight w:val="lightGray"/>
+        </w:rPr>
+        <w:t>o</w:t>
+      </w:r>
+      <w:r>
+        <w:rPr>
+          <w:rFonts w:ascii="Arial" w:hAnsi="Arial" w:eastAsia="Arial" w:cs="Arial"/>
+          <w:b w:val="0"/>
+          <w:i w:val="0"/>
+          <w:color w:val="000000"/>
+          <w:sz w:val="18"/>
+          <w:highlight w:val="lightGray"/>
+        </w:rPr>
+        <w:t>t</w:t>
+      </w:r>
+      <w:r>
+        <w:rPr>
+          <w:rFonts w:ascii="Arial" w:hAnsi="Arial" w:eastAsia="Arial" w:cs="Arial"/>
+          <w:b w:val="0"/>
+          <w:i w:val="0"/>
+          <w:color w:val="000000"/>
+          <w:sz w:val="18"/>
+          <w:highlight w:val="lightGray"/>
+        </w:rPr>
+        <w:t>a</w:t>
+      </w:r>
+      <w:r>
+        <w:rPr>
+          <w:rFonts w:ascii="Arial" w:hAnsi="Arial" w:eastAsia="Arial" w:cs="Arial"/>
+          <w:b w:val="0"/>
+          <w:i w:val="0"/>
+          <w:color w:val="000000"/>
+          <w:sz w:val="18"/>
+          <w:highlight w:val="lightGray"/>
+        </w:rPr>
+        <w:t>s</w:t>
+      </w:r>
+      <w:r>
+        <w:rPr>
+          <w:rFonts w:ascii="Arial" w:hAnsi="Arial" w:eastAsia="Arial" w:cs="Arial"/>
+          <w:b w:val="0"/>
+          <w:i w:val="0"/>
+          <w:color w:val="000000"/>
+          <w:sz w:val="18"/>
+          <w:highlight w:val="lightGray"/>
+        </w:rPr>
+        <w:t>e</w:t>
+      </w:r>
+      <w:r>
+        <w:rPr>
+          <w:rFonts w:ascii="Arial" w:hAnsi="Arial" w:eastAsia="Arial" w:cs="Arial"/>
+          <w:b w:val="0"/>
+          <w:i w:val="0"/>
+          <w:color w:val="000000"/>
+          <w:sz w:val="18"/>
+          <w:highlight w:val="lightGray"/>
+        </w:rPr>
+        <w:t>m</w:t>
+      </w:r>
+      <w:r>
+        <w:rPr>
+          <w:rFonts w:ascii="Arial" w:hAnsi="Arial" w:eastAsia="Arial" w:cs="Arial"/>
+          <w:b w:val="0"/>
+          <w:i w:val="0"/>
+          <w:color w:val="000000"/>
+          <w:sz w:val="18"/>
+          <w:highlight w:val="lightGray"/>
+        </w:rPr>
+        <w:t xml:space="preserve"> </w:t>
+      </w:r>
+      <w:r>
+        <w:rPr>
+          <w:rFonts w:ascii="Arial" w:hAnsi="Arial" w:eastAsia="Arial" w:cs="Arial"/>
+          <w:b w:val="0"/>
+          <w:i w:val="0"/>
+          <w:color w:val="000000"/>
+          <w:sz w:val="18"/>
+          <w:highlight w:val="lightGray"/>
+        </w:rPr>
+        <w:t>E</w:t>
+      </w:r>
+      <w:r>
+        <w:rPr>
+          <w:rFonts w:ascii="Arial" w:hAnsi="Arial" w:eastAsia="Arial" w:cs="Arial"/>
+          <w:b w:val="0"/>
+          <w:i w:val="0"/>
+          <w:color w:val="000000"/>
+          <w:sz w:val="18"/>
+          <w:highlight w:val="lightGray"/>
+        </w:rPr>
+        <w:t>s</w:t>
+      </w:r>
+      <w:r>
+        <w:rPr>
+          <w:rFonts w:ascii="Arial" w:hAnsi="Arial" w:eastAsia="Arial" w:cs="Arial"/>
+          <w:b w:val="0"/>
+          <w:i w:val="0"/>
+          <w:color w:val="000000"/>
+          <w:sz w:val="18"/>
+          <w:highlight w:val="lightGray"/>
+        </w:rPr>
+        <w:t>s</w:t>
+      </w:r>
+      <w:r>
+        <w:rPr>
+          <w:rFonts w:ascii="Arial" w:hAnsi="Arial" w:eastAsia="Arial" w:cs="Arial"/>
+          <w:b w:val="0"/>
+          <w:i w:val="0"/>
+          <w:color w:val="000000"/>
+          <w:sz w:val="18"/>
+          <w:highlight w:val="lightGray"/>
+        </w:rPr>
+        <w:t>a</w:t>
+      </w:r>
+      <w:r>
+        <w:rPr>
+          <w:rFonts w:ascii="Arial" w:hAnsi="Arial" w:eastAsia="Arial" w:cs="Arial"/>
+          <w:b w:val="0"/>
+          <w:i w:val="0"/>
+          <w:color w:val="000000"/>
+          <w:sz w:val="18"/>
+          <w:highlight w:val="lightGray"/>
+        </w:rPr>
+        <w:t>m</w:t>
+      </w:r>
+      <w:r>
+        <w:rPr>
+          <w:rFonts w:ascii="Arial" w:hAnsi="Arial" w:eastAsia="Arial" w:cs="Arial"/>
+          <w:b w:val="0"/>
+          <w:i w:val="0"/>
+          <w:color w:val="000000"/>
+          <w:sz w:val="18"/>
+          <w:highlight w:val="lightGray"/>
+        </w:rPr>
+        <w:t>]</w:t>
+      </w:r>
+      <w:r>
+        <w:rPr>
+          <w:rFonts w:ascii="Arial" w:hAnsi="Arial" w:eastAsia="Arial" w:cs="Arial"/>
+          <w:b w:val="0"/>
+          <w:i w:val="0"/>
+          <w:color w:val="000000"/>
+          <w:sz w:val="18"/>
+          <w:highlight w:val="lightGray"/>
+        </w:rPr>
+        <w:t xml:space="preserve"> </w:t>
+      </w:r>
+      <w:r>
+        <w:rPr>
+          <w:rFonts w:ascii="Arial" w:hAnsi="Arial" w:eastAsia="Arial" w:cs="Arial"/>
+          <w:b w:val="0"/>
+          <w:i w:val="0"/>
+          <w:color w:val="000000"/>
+          <w:sz w:val="18"/>
+          <w:highlight w:val="lightGray"/>
+        </w:rPr>
+        <w:t>-</w:t>
+      </w:r>
+      <w:r>
+        <w:rPr>
+          <w:rFonts w:ascii="Arial" w:hAnsi="Arial" w:eastAsia="Arial" w:cs="Arial"/>
+          <w:b w:val="0"/>
+          <w:i w:val="0"/>
+          <w:color w:val="000000"/>
+          <w:sz w:val="18"/>
+          <w:highlight w:val="lightGray"/>
+        </w:rPr>
+        <w:t>&gt;</w:t>
+      </w:r>
+      <w:r>
+        <w:rPr>
+          <w:rFonts w:ascii="Arial" w:hAnsi="Arial" w:eastAsia="Arial" w:cs="Arial"/>
+          <w:b w:val="0"/>
+          <w:i w:val="0"/>
+          <w:color w:val="000000"/>
+          <w:sz w:val="18"/>
+          <w:highlight w:val="lightGray"/>
+        </w:rPr>
+        <w:t xml:space="preserve"> </w:t>
+      </w:r>
+      <w:r>
+        <w:rPr>
+          <w:rFonts w:ascii="Arial" w:hAnsi="Arial" w:eastAsia="Arial" w:cs="Arial"/>
+          <w:b/>
+          <w:i w:val="0"/>
+          <w:color w:val="000000"/>
+          <w:sz w:val="18"/>
+          <w:highlight w:val="lightGray"/>
+        </w:rPr>
+        <w:t>F</w:t>
+      </w:r>
+      <w:r>
+        <w:rPr>
+          <w:rFonts w:ascii="Arial" w:hAnsi="Arial" w:eastAsia="Arial" w:cs="Arial"/>
+          <w:b/>
+          <w:i w:val="0"/>
+          <w:color w:val="000000"/>
+          <w:sz w:val="18"/>
+          <w:highlight w:val="lightGray"/>
+        </w:rPr>
+        <w:t>r</w:t>
+      </w:r>
+      <w:r>
+        <w:rPr>
+          <w:rFonts w:ascii="Arial" w:hAnsi="Arial" w:eastAsia="Arial" w:cs="Arial"/>
+          <w:b/>
+          <w:i w:val="0"/>
+          <w:color w:val="000000"/>
+          <w:sz w:val="18"/>
+          <w:highlight w:val="lightGray"/>
+        </w:rPr>
+        <w:t>o</w:t>
+      </w:r>
+      <w:r>
+        <w:rPr>
+          <w:rFonts w:ascii="Arial" w:hAnsi="Arial" w:eastAsia="Arial" w:cs="Arial"/>
+          <w:b/>
+          <w:i w:val="0"/>
+          <w:color w:val="000000"/>
+          <w:sz w:val="18"/>
+          <w:highlight w:val="lightGray"/>
+        </w:rPr>
+        <w:t>m</w:t>
+      </w:r>
+      <w:r>
+        <w:rPr>
+          <w:rFonts w:ascii="Arial" w:hAnsi="Arial" w:eastAsia="Arial" w:cs="Arial"/>
+          <w:b/>
+          <w:i w:val="0"/>
+          <w:color w:val="000000"/>
+          <w:sz w:val="18"/>
+          <w:highlight w:val="lightGray"/>
+        </w:rPr>
+        <w:t>:</w:t>
+      </w:r>
+      <w:r>
+        <w:rPr>
+          <w:rFonts w:ascii="Arial" w:hAnsi="Arial" w:eastAsia="Arial" w:cs="Arial"/>
+          <w:b w:val="0"/>
+          <w:i w:val="0"/>
+          <w:color w:val="000000"/>
+          <w:sz w:val="18"/>
+          <w:highlight w:val="lightGray"/>
+        </w:rPr>
+        <w:t xml:space="preserve"> </w:t>
+      </w:r>
+      <w:r>
+        <w:rPr>
+          <w:rFonts w:ascii="Arial" w:hAnsi="Arial" w:eastAsia="Arial" w:cs="Arial"/>
+          <w:b w:val="0"/>
+          <w:i w:val="0"/>
+          <w:color w:val="000000"/>
+          <w:sz w:val="18"/>
+          <w:highlight w:val="lightGray"/>
+        </w:rPr>
+        <w:t>[</w:t>
+      </w:r>
+      <w:r>
+        <w:rPr>
+          <w:rFonts w:ascii="Arial" w:hAnsi="Arial" w:eastAsia="Arial" w:cs="Arial"/>
+          <w:b w:val="0"/>
+          <w:i w:val="0"/>
+          <w:color w:val="000000"/>
+          <w:sz w:val="18"/>
+          <w:highlight w:val="lightGray"/>
+        </w:rPr>
+        <w:t>C</w:t>
+      </w:r>
+      <w:r>
+        <w:rPr>
+          <w:rFonts w:ascii="Arial" w:hAnsi="Arial" w:eastAsia="Arial" w:cs="Arial"/>
+          <w:b w:val="0"/>
+          <w:i w:val="0"/>
+          <w:color w:val="000000"/>
+          <w:sz w:val="18"/>
+          <w:highlight w:val="lightGray"/>
+        </w:rPr>
+        <w:t>h</w:t>
+      </w:r>
+      <w:r>
+        <w:rPr>
+          <w:rFonts w:ascii="Arial" w:hAnsi="Arial" w:eastAsia="Arial" w:cs="Arial"/>
+          <w:b w:val="0"/>
+          <w:i w:val="0"/>
+          <w:color w:val="000000"/>
+          <w:sz w:val="18"/>
+          <w:highlight w:val="lightGray"/>
+        </w:rPr>
+        <w:t>a</w:t>
+      </w:r>
+      <w:r>
+        <w:rPr>
+          <w:rFonts w:ascii="Arial" w:hAnsi="Arial" w:eastAsia="Arial" w:cs="Arial"/>
+          <w:b w:val="0"/>
+          <w:i w:val="0"/>
+          <w:color w:val="000000"/>
+          <w:sz w:val="18"/>
+          <w:highlight w:val="lightGray"/>
+        </w:rPr>
+        <w:t>t</w:t>
+      </w:r>
+      <w:r>
+        <w:rPr>
+          <w:rFonts w:ascii="Arial" w:hAnsi="Arial" w:eastAsia="Arial" w:cs="Arial"/>
+          <w:b w:val="0"/>
+          <w:i w:val="0"/>
+          <w:color w:val="000000"/>
+          <w:sz w:val="18"/>
+          <w:highlight w:val="lightGray"/>
+        </w:rPr>
+        <w:t>g</w:t>
+      </w:r>
+      <w:r>
+        <w:rPr>
+          <w:rFonts w:ascii="Arial" w:hAnsi="Arial" w:eastAsia="Arial" w:cs="Arial"/>
+          <w:b w:val="0"/>
+          <w:i w:val="0"/>
+          <w:color w:val="000000"/>
+          <w:sz w:val="18"/>
+          <w:highlight w:val="lightGray"/>
+        </w:rPr>
+        <w:t>p</w:t>
+      </w:r>
+      <w:r>
+        <w:rPr>
+          <w:rFonts w:ascii="Arial" w:hAnsi="Arial" w:eastAsia="Arial" w:cs="Arial"/>
+          <w:b w:val="0"/>
+          <w:i w:val="0"/>
+          <w:color w:val="000000"/>
+          <w:sz w:val="18"/>
+          <w:highlight w:val="lightGray"/>
+        </w:rPr>
+        <w:t>t</w:t>
+      </w:r>
+      <w:r>
+        <w:rPr>
+          <w:rFonts w:ascii="Arial" w:hAnsi="Arial" w:eastAsia="Arial" w:cs="Arial"/>
+          <w:b w:val="0"/>
+          <w:i w:val="0"/>
+          <w:color w:val="000000"/>
+          <w:sz w:val="18"/>
+          <w:highlight w:val="lightGray"/>
+        </w:rPr>
+        <w:t xml:space="preserve"> </w:t>
+      </w:r>
+      <w:r>
+        <w:rPr>
+          <w:rFonts w:ascii="Arial" w:hAnsi="Arial" w:eastAsia="Arial" w:cs="Arial"/>
+          <w:b w:val="0"/>
+          <w:i w:val="0"/>
+          <w:color w:val="000000"/>
+          <w:sz w:val="18"/>
+          <w:highlight w:val="lightGray"/>
+        </w:rPr>
+        <w:t>(</w:t>
+      </w:r>
+      <w:r>
+        <w:rPr>
+          <w:rFonts w:ascii="Arial" w:hAnsi="Arial" w:eastAsia="Arial" w:cs="Arial"/>
+          <w:b w:val="0"/>
+          <w:i w:val="0"/>
+          <w:color w:val="000000"/>
+          <w:sz w:val="18"/>
+          <w:highlight w:val="lightGray"/>
+        </w:rPr>
+        <w:t>G</w:t>
+      </w:r>
+      <w:r>
+        <w:rPr>
+          <w:rFonts w:ascii="Arial" w:hAnsi="Arial" w:eastAsia="Arial" w:cs="Arial"/>
+          <w:b w:val="0"/>
+          <w:i w:val="0"/>
+          <w:color w:val="000000"/>
+          <w:sz w:val="18"/>
+          <w:highlight w:val="lightGray"/>
+        </w:rPr>
+        <w:t>P</w:t>
+      </w:r>
+      <w:r>
+        <w:rPr>
+          <w:rFonts w:ascii="Arial" w:hAnsi="Arial" w:eastAsia="Arial" w:cs="Arial"/>
+          <w:b w:val="0"/>
+          <w:i w:val="0"/>
+          <w:color w:val="000000"/>
+          <w:sz w:val="18"/>
+          <w:highlight w:val="lightGray"/>
+        </w:rPr>
+        <w:t>T</w:t>
+      </w:r>
+      <w:r>
+        <w:rPr>
+          <w:rFonts w:ascii="Arial" w:hAnsi="Arial" w:eastAsia="Arial" w:cs="Arial"/>
+          <w:b w:val="0"/>
+          <w:i w:val="0"/>
+          <w:color w:val="000000"/>
+          <w:sz w:val="18"/>
+          <w:highlight w:val="lightGray"/>
         </w:rPr>
         <w:t>‑</w:t>
       </w:r>
       <w:r>
         <w:rPr>
-          <w:rFonts w:ascii="Arial" w:eastAsia="Arial" w:hAnsi="Arial" w:cs="Arial"/>
-          <w:b/>
-          <w:kern w:val="0"/>
-          <w:sz w:val="22"/>
-          <w:szCs w:val="22"/>
-          <w:highlight w:val="darkGray"/>
-          <w:lang w:val="en"/>
-          <w14:ligatures w14:val="none"/>
-        </w:rPr>
-        <w:t>5 Mini) at [12/18/2025]</w:t>
+          <w:rFonts w:ascii="Arial" w:hAnsi="Arial" w:eastAsia="Arial" w:cs="Arial"/>
+          <w:b w:val="0"/>
+          <w:i w:val="0"/>
+          <w:color w:val="000000"/>
+          <w:sz w:val="18"/>
+          <w:highlight w:val="lightGray"/>
+        </w:rPr>
+        <w:t>5</w:t>
+      </w:r>
+      <w:r>
+        <w:rPr>
+          <w:rFonts w:ascii="Arial" w:hAnsi="Arial" w:eastAsia="Arial" w:cs="Arial"/>
+          <w:b w:val="0"/>
+          <w:i w:val="0"/>
+          <w:color w:val="000000"/>
+          <w:sz w:val="18"/>
+          <w:highlight w:val="lightGray"/>
+        </w:rPr>
+        <w:t xml:space="preserve"> </w:t>
+      </w:r>
+      <w:r>
+        <w:rPr>
+          <w:rFonts w:ascii="Arial" w:hAnsi="Arial" w:eastAsia="Arial" w:cs="Arial"/>
+          <w:b w:val="0"/>
+          <w:i w:val="0"/>
+          <w:color w:val="000000"/>
+          <w:sz w:val="18"/>
+          <w:highlight w:val="lightGray"/>
+        </w:rPr>
+        <w:t>M</w:t>
+      </w:r>
+      <w:r>
+        <w:rPr>
+          <w:rFonts w:ascii="Arial" w:hAnsi="Arial" w:eastAsia="Arial" w:cs="Arial"/>
+          <w:b w:val="0"/>
+          <w:i w:val="0"/>
+          <w:color w:val="000000"/>
+          <w:sz w:val="18"/>
+          <w:highlight w:val="lightGray"/>
+        </w:rPr>
+        <w:t>i</w:t>
+      </w:r>
+      <w:r>
+        <w:rPr>
+          <w:rFonts w:ascii="Arial" w:hAnsi="Arial" w:eastAsia="Arial" w:cs="Arial"/>
+          <w:b w:val="0"/>
+          <w:i w:val="0"/>
+          <w:color w:val="000000"/>
+          <w:sz w:val="18"/>
+          <w:highlight w:val="lightGray"/>
+        </w:rPr>
+        <w:t>n</w:t>
+      </w:r>
+      <w:r>
+        <w:rPr>
+          <w:rFonts w:ascii="Arial" w:hAnsi="Arial" w:eastAsia="Arial" w:cs="Arial"/>
+          <w:b w:val="0"/>
+          <w:i w:val="0"/>
+          <w:color w:val="000000"/>
+          <w:sz w:val="18"/>
+          <w:highlight w:val="lightGray"/>
+        </w:rPr>
+        <w:t>i</w:t>
+      </w:r>
+      <w:r>
+        <w:rPr>
+          <w:rFonts w:ascii="Arial" w:hAnsi="Arial" w:eastAsia="Arial" w:cs="Arial"/>
+          <w:b w:val="0"/>
+          <w:i w:val="0"/>
+          <w:color w:val="000000"/>
+          <w:sz w:val="18"/>
+          <w:highlight w:val="lightGray"/>
+        </w:rPr>
+        <w:t>)</w:t>
+      </w:r>
+      <w:r>
+        <w:rPr>
+          <w:rFonts w:ascii="Arial" w:hAnsi="Arial" w:eastAsia="Arial" w:cs="Arial"/>
+          <w:b w:val="0"/>
+          <w:i w:val="0"/>
+          <w:color w:val="000000"/>
+          <w:sz w:val="18"/>
+          <w:highlight w:val="lightGray"/>
+        </w:rPr>
+        <w:t>]</w:t>
+      </w:r>
+      <w:r>
+        <w:rPr>
+          <w:rFonts w:ascii="Arial" w:hAnsi="Arial" w:eastAsia="Arial" w:cs="Arial"/>
+          <w:b w:val="0"/>
+          <w:i w:val="0"/>
+          <w:color w:val="000000"/>
+          <w:sz w:val="18"/>
+          <w:highlight w:val="lightGray"/>
+        </w:rPr>
+        <w:t xml:space="preserve"> </w:t>
+      </w:r>
+      <w:r>
+        <w:rPr>
+          <w:rFonts w:ascii="Arial" w:hAnsi="Arial" w:eastAsia="Arial" w:cs="Arial"/>
+          <w:b/>
+          <w:i w:val="0"/>
+          <w:color w:val="000000"/>
+          <w:sz w:val="18"/>
+          <w:highlight w:val="lightGray"/>
+        </w:rPr>
+        <w:t>o</w:t>
+      </w:r>
+      <w:r>
+        <w:rPr>
+          <w:rFonts w:ascii="Arial" w:hAnsi="Arial" w:eastAsia="Arial" w:cs="Arial"/>
+          <w:b/>
+          <w:i w:val="0"/>
+          <w:color w:val="000000"/>
+          <w:sz w:val="18"/>
+          <w:highlight w:val="lightGray"/>
+        </w:rPr>
+        <w:t>n</w:t>
+      </w:r>
+      <w:r>
+        <w:rPr>
+          <w:rFonts w:ascii="Arial" w:hAnsi="Arial"/>
+          <w:b w:val="0"/>
+          <w:i w:val="0"/>
+          <w:color w:val="000000"/>
+          <w:sz w:val="18"/>
+          <w:highlight w:val="lightGray"/>
+        </w:rPr>
+        <w:t xml:space="preserve"> </w:t>
+      </w:r>
+      <w:r>
+        <w:rPr>
+          <w:rFonts w:ascii="Arial" w:hAnsi="Arial"/>
+          <w:b w:val="0"/>
+          <w:i w:val="0"/>
+          <w:color w:val="000000"/>
+          <w:sz w:val="18"/>
+          <w:highlight w:val="lightGray"/>
+        </w:rPr>
+        <w:t>[</w:t>
+      </w:r>
+      <w:r>
+        <w:rPr>
+          <w:rFonts w:ascii="Arial" w:hAnsi="Arial"/>
+          <w:b w:val="0"/>
+          <w:i w:val="0"/>
+          <w:sz w:val="18"/>
+          <w:highlight w:val="lightGray"/>
+        </w:rPr>
+        <w:t>12/18/2025]</w:t>
       </w:r>
     </w:p>
     <w:p>
@@ -1261,67 +4321,1597 @@
       </w:pPr>
       <w:r>
         <w:rPr>
-          <w:rFonts w:ascii="Arial" w:eastAsia="Arial" w:hAnsi="Arial" w:cs="Arial"/>
-          <w:b/>
-          <w:kern w:val="0"/>
-          <w:sz w:val="22"/>
-          <w:szCs w:val="22"/>
-          <w:highlight w:val="darkGray"/>
-          <w:lang w:val="en"/>
-          <w14:ligatures w14:val="none"/>
-        </w:rPr>
-        <w:t># Source</w:t>
-      </w:r>
-      <w:r>
-        <w:rPr>
-          <w:rFonts w:ascii="Arial" w:eastAsia="Arial" w:hAnsi="Arial" w:cs="Arial"/>
-          <w:kern w:val="0"/>
-          <w:sz w:val="22"/>
-          <w:szCs w:val="22"/>
-          <w:highlight w:val="darkGray"/>
-          <w:lang w:val="en"/>
-          <w14:ligatures w14:val="none"/>
-        </w:rPr>
-        <w:t xml:space="preserve">: </w:t>
-      </w:r>
-      <w:r>
-        <w:rPr>
-          <w:rFonts w:ascii="Arial" w:eastAsia="Arial" w:hAnsi="Arial" w:cs="Arial"/>
-          <w:b/>
-          <w:kern w:val="0"/>
-          <w:sz w:val="22"/>
-          <w:szCs w:val="22"/>
-          <w:highlight w:val="darkGray"/>
-          <w:lang w:val="en"/>
-          <w14:ligatures w14:val="none"/>
-        </w:rPr>
-        <w:t>Chatgpt (GPT</w:t>
-      </w:r>
-      <w:r>
-        <w:rPr>
-          <w:rFonts w:ascii="Cambria Math" w:eastAsia="Arial" w:hAnsi="Cambria Math" w:cs="Cambria Math"/>
-          <w:b/>
-          <w:kern w:val="0"/>
-          <w:sz w:val="22"/>
-          <w:szCs w:val="22"/>
-          <w:highlight w:val="darkGray"/>
-          <w:lang w:val="en"/>
-          <w14:ligatures w14:val="none"/>
+          <w:rFonts w:ascii="Arial" w:hAnsi="Arial" w:eastAsia="Arial" w:cs="Arial"/>
+          <w:b/>
+          <w:i w:val="0"/>
+          <w:color w:val="000000"/>
+          <w:sz w:val="18"/>
+          <w:highlight w:val="lightGray"/>
+        </w:rPr>
+        <w:t>#</w:t>
+      </w:r>
+      <w:r>
+        <w:rPr>
+          <w:rFonts w:ascii="Arial" w:hAnsi="Arial" w:eastAsia="Arial" w:cs="Arial"/>
+          <w:b/>
+          <w:i w:val="0"/>
+          <w:color w:val="000000"/>
+          <w:sz w:val="18"/>
+          <w:highlight w:val="lightGray"/>
+        </w:rPr>
+        <w:t xml:space="preserve"> </w:t>
+      </w:r>
+      <w:r>
+        <w:rPr>
+          <w:rFonts w:ascii="Arial" w:hAnsi="Arial" w:eastAsia="Arial" w:cs="Arial"/>
+          <w:b/>
+          <w:i w:val="0"/>
+          <w:color w:val="000000"/>
+          <w:sz w:val="18"/>
+          <w:highlight w:val="lightGray"/>
+        </w:rPr>
+        <w:t>S</w:t>
+      </w:r>
+      <w:r>
+        <w:rPr>
+          <w:rFonts w:ascii="Arial" w:hAnsi="Arial" w:eastAsia="Arial" w:cs="Arial"/>
+          <w:b/>
+          <w:i w:val="0"/>
+          <w:color w:val="000000"/>
+          <w:sz w:val="18"/>
+          <w:highlight w:val="lightGray"/>
+        </w:rPr>
+        <w:t>o</w:t>
+      </w:r>
+      <w:r>
+        <w:rPr>
+          <w:rFonts w:ascii="Arial" w:hAnsi="Arial" w:eastAsia="Arial" w:cs="Arial"/>
+          <w:b/>
+          <w:i w:val="0"/>
+          <w:color w:val="000000"/>
+          <w:sz w:val="18"/>
+          <w:highlight w:val="lightGray"/>
+        </w:rPr>
+        <w:t>u</w:t>
+      </w:r>
+      <w:r>
+        <w:rPr>
+          <w:rFonts w:ascii="Arial" w:hAnsi="Arial" w:eastAsia="Arial" w:cs="Arial"/>
+          <w:b/>
+          <w:i w:val="0"/>
+          <w:color w:val="000000"/>
+          <w:sz w:val="18"/>
+          <w:highlight w:val="lightGray"/>
+        </w:rPr>
+        <w:t>r</w:t>
+      </w:r>
+      <w:r>
+        <w:rPr>
+          <w:rFonts w:ascii="Arial" w:hAnsi="Arial" w:eastAsia="Arial" w:cs="Arial"/>
+          <w:b/>
+          <w:i w:val="0"/>
+          <w:color w:val="000000"/>
+          <w:sz w:val="18"/>
+          <w:highlight w:val="lightGray"/>
+        </w:rPr>
+        <w:t>c</w:t>
+      </w:r>
+      <w:r>
+        <w:rPr>
+          <w:rFonts w:ascii="Arial" w:hAnsi="Arial" w:eastAsia="Arial" w:cs="Arial"/>
+          <w:b/>
+          <w:i w:val="0"/>
+          <w:color w:val="000000"/>
+          <w:sz w:val="18"/>
+          <w:highlight w:val="lightGray"/>
+        </w:rPr>
+        <w:t>e</w:t>
+      </w:r>
+      <w:r>
+        <w:rPr>
+          <w:rFonts w:ascii="Arial" w:hAnsi="Arial" w:eastAsia="Arial" w:cs="Arial"/>
+          <w:b/>
+          <w:i w:val="0"/>
+          <w:color w:val="000000"/>
+          <w:sz w:val="18"/>
+          <w:highlight w:val="lightGray"/>
+        </w:rPr>
+        <w:t>:</w:t>
+      </w:r>
+      <w:r>
+        <w:rPr>
+          <w:rFonts w:ascii="Arial" w:hAnsi="Arial" w:eastAsia="Arial" w:cs="Arial"/>
+          <w:b/>
+          <w:i w:val="0"/>
+          <w:color w:val="000000"/>
+          <w:sz w:val="18"/>
+          <w:highlight w:val="lightGray"/>
+        </w:rPr>
+        <w:t xml:space="preserve"> </w:t>
+      </w:r>
+      <w:r>
+        <w:rPr>
+          <w:rFonts w:ascii="Arial" w:hAnsi="Arial" w:eastAsia="Arial" w:cs="Arial"/>
+          <w:b/>
+          <w:i w:val="0"/>
+          <w:color w:val="000000"/>
+          <w:sz w:val="18"/>
+          <w:highlight w:val="lightGray"/>
+        </w:rPr>
+        <w:t>A</w:t>
+      </w:r>
+      <w:r>
+        <w:rPr>
+          <w:rFonts w:ascii="Arial" w:hAnsi="Arial" w:eastAsia="Arial" w:cs="Arial"/>
+          <w:b/>
+          <w:i w:val="0"/>
+          <w:color w:val="000000"/>
+          <w:sz w:val="18"/>
+          <w:highlight w:val="lightGray"/>
+        </w:rPr>
+        <w:t>I</w:t>
+      </w:r>
+      <w:r>
+        <w:rPr>
+          <w:rFonts w:ascii="Arial" w:hAnsi="Arial" w:eastAsia="Arial" w:cs="Arial"/>
+          <w:b/>
+          <w:i w:val="0"/>
+          <w:color w:val="000000"/>
+          <w:sz w:val="18"/>
+          <w:highlight w:val="lightGray"/>
+        </w:rPr>
+        <w:t xml:space="preserve"> </w:t>
+      </w:r>
+      <w:r>
+        <w:rPr>
+          <w:rFonts w:ascii="Arial" w:hAnsi="Arial" w:eastAsia="Arial" w:cs="Arial"/>
+          <w:b/>
+          <w:i w:val="0"/>
+          <w:color w:val="000000"/>
+          <w:sz w:val="18"/>
+          <w:highlight w:val="lightGray"/>
+        </w:rPr>
+        <w:t>S</w:t>
+      </w:r>
+      <w:r>
+        <w:rPr>
+          <w:rFonts w:ascii="Arial" w:hAnsi="Arial" w:eastAsia="Arial" w:cs="Arial"/>
+          <w:b/>
+          <w:i w:val="0"/>
+          <w:color w:val="000000"/>
+          <w:sz w:val="18"/>
+          <w:highlight w:val="lightGray"/>
+        </w:rPr>
+        <w:t>o</w:t>
+      </w:r>
+      <w:r>
+        <w:rPr>
+          <w:rFonts w:ascii="Arial" w:hAnsi="Arial" w:eastAsia="Arial" w:cs="Arial"/>
+          <w:b/>
+          <w:i w:val="0"/>
+          <w:color w:val="000000"/>
+          <w:sz w:val="18"/>
+          <w:highlight w:val="lightGray"/>
+        </w:rPr>
+        <w:t>u</w:t>
+      </w:r>
+      <w:r>
+        <w:rPr>
+          <w:rFonts w:ascii="Arial" w:hAnsi="Arial" w:eastAsia="Arial" w:cs="Arial"/>
+          <w:b/>
+          <w:i w:val="0"/>
+          <w:color w:val="000000"/>
+          <w:sz w:val="18"/>
+          <w:highlight w:val="lightGray"/>
+        </w:rPr>
+        <w:t>r</w:t>
+      </w:r>
+      <w:r>
+        <w:rPr>
+          <w:rFonts w:ascii="Arial" w:hAnsi="Arial" w:eastAsia="Arial" w:cs="Arial"/>
+          <w:b/>
+          <w:i w:val="0"/>
+          <w:color w:val="000000"/>
+          <w:sz w:val="18"/>
+          <w:highlight w:val="lightGray"/>
+        </w:rPr>
+        <w:t>c</w:t>
+      </w:r>
+      <w:r>
+        <w:rPr>
+          <w:rFonts w:ascii="Arial" w:hAnsi="Arial" w:eastAsia="Arial" w:cs="Arial"/>
+          <w:b/>
+          <w:i w:val="0"/>
+          <w:color w:val="000000"/>
+          <w:sz w:val="18"/>
+          <w:highlight w:val="lightGray"/>
+        </w:rPr>
+        <w:t>e</w:t>
+      </w:r>
+      <w:r>
+        <w:rPr>
+          <w:rFonts w:ascii="Arial" w:hAnsi="Arial" w:eastAsia="Arial" w:cs="Arial"/>
+          <w:b/>
+          <w:i w:val="0"/>
+          <w:color w:val="000000"/>
+          <w:sz w:val="18"/>
+          <w:highlight w:val="lightGray"/>
+        </w:rPr>
+        <w:t>:</w:t>
+      </w:r>
+      <w:r>
+        <w:rPr>
+          <w:rFonts w:ascii="Arial" w:hAnsi="Arial" w:eastAsia="Arial" w:cs="Arial"/>
+          <w:b/>
+          <w:i w:val="0"/>
+          <w:color w:val="000000"/>
+          <w:sz w:val="18"/>
+          <w:highlight w:val="lightGray"/>
+        </w:rPr>
+        <w:t xml:space="preserve"> </w:t>
+      </w:r>
+      <w:r>
+        <w:rPr>
+          <w:rFonts w:ascii="Arial" w:hAnsi="Arial" w:eastAsia="Arial" w:cs="Arial"/>
+          <w:b/>
+          <w:i w:val="0"/>
+          <w:color w:val="000000"/>
+          <w:sz w:val="18"/>
+          <w:highlight w:val="lightGray"/>
+        </w:rPr>
+        <w:t>P</w:t>
+      </w:r>
+      <w:r>
+        <w:rPr>
+          <w:rFonts w:ascii="Arial" w:hAnsi="Arial" w:eastAsia="Arial" w:cs="Arial"/>
+          <w:b/>
+          <w:i w:val="0"/>
+          <w:color w:val="000000"/>
+          <w:sz w:val="18"/>
+          <w:highlight w:val="lightGray"/>
+        </w:rPr>
+        <w:t>r</w:t>
+      </w:r>
+      <w:r>
+        <w:rPr>
+          <w:rFonts w:ascii="Arial" w:hAnsi="Arial" w:eastAsia="Arial" w:cs="Arial"/>
+          <w:b/>
+          <w:i w:val="0"/>
+          <w:color w:val="000000"/>
+          <w:sz w:val="18"/>
+          <w:highlight w:val="lightGray"/>
+        </w:rPr>
+        <w:t>o</w:t>
+      </w:r>
+      <w:r>
+        <w:rPr>
+          <w:rFonts w:ascii="Arial" w:hAnsi="Arial" w:eastAsia="Arial" w:cs="Arial"/>
+          <w:b/>
+          <w:i w:val="0"/>
+          <w:color w:val="000000"/>
+          <w:sz w:val="18"/>
+          <w:highlight w:val="lightGray"/>
+        </w:rPr>
+        <w:t>v</w:t>
+      </w:r>
+      <w:r>
+        <w:rPr>
+          <w:rFonts w:ascii="Arial" w:hAnsi="Arial" w:eastAsia="Arial" w:cs="Arial"/>
+          <w:b/>
+          <w:i w:val="0"/>
+          <w:color w:val="000000"/>
+          <w:sz w:val="18"/>
+          <w:highlight w:val="lightGray"/>
+        </w:rPr>
+        <w:t>i</w:t>
+      </w:r>
+      <w:r>
+        <w:rPr>
+          <w:rFonts w:ascii="Arial" w:hAnsi="Arial" w:eastAsia="Arial" w:cs="Arial"/>
+          <w:b/>
+          <w:i w:val="0"/>
+          <w:color w:val="000000"/>
+          <w:sz w:val="18"/>
+          <w:highlight w:val="lightGray"/>
+        </w:rPr>
+        <w:t>d</w:t>
+      </w:r>
+      <w:r>
+        <w:rPr>
+          <w:rFonts w:ascii="Arial" w:hAnsi="Arial" w:eastAsia="Arial" w:cs="Arial"/>
+          <w:b/>
+          <w:i w:val="0"/>
+          <w:color w:val="000000"/>
+          <w:sz w:val="18"/>
+          <w:highlight w:val="lightGray"/>
+        </w:rPr>
+        <w:t>e</w:t>
+      </w:r>
+      <w:r>
+        <w:rPr>
+          <w:rFonts w:ascii="Arial" w:hAnsi="Arial" w:eastAsia="Arial" w:cs="Arial"/>
+          <w:b/>
+          <w:i w:val="0"/>
+          <w:color w:val="000000"/>
+          <w:sz w:val="18"/>
+          <w:highlight w:val="lightGray"/>
+        </w:rPr>
+        <w:t>d</w:t>
+      </w:r>
+      <w:r>
+        <w:rPr>
+          <w:rFonts w:ascii="Arial" w:hAnsi="Arial" w:eastAsia="Arial" w:cs="Arial"/>
+          <w:b/>
+          <w:i w:val="0"/>
+          <w:color w:val="000000"/>
+          <w:sz w:val="18"/>
+          <w:highlight w:val="lightGray"/>
+        </w:rPr>
+        <w:t xml:space="preserve"> </w:t>
+      </w:r>
+      <w:r>
+        <w:rPr>
+          <w:rFonts w:ascii="Arial" w:hAnsi="Arial" w:eastAsia="Arial" w:cs="Arial"/>
+          <w:b/>
+          <w:i w:val="0"/>
+          <w:color w:val="000000"/>
+          <w:sz w:val="18"/>
+          <w:highlight w:val="lightGray"/>
+        </w:rPr>
+        <w:t>b</w:t>
+      </w:r>
+      <w:r>
+        <w:rPr>
+          <w:rFonts w:ascii="Arial" w:hAnsi="Arial" w:eastAsia="Arial" w:cs="Arial"/>
+          <w:b/>
+          <w:i w:val="0"/>
+          <w:color w:val="000000"/>
+          <w:sz w:val="18"/>
+          <w:highlight w:val="lightGray"/>
+        </w:rPr>
+        <w:t>y</w:t>
+      </w:r>
+      <w:r>
+        <w:rPr>
+          <w:rFonts w:ascii="Arial" w:hAnsi="Arial" w:eastAsia="Arial" w:cs="Arial"/>
+          <w:b/>
+          <w:i w:val="0"/>
+          <w:color w:val="000000"/>
+          <w:sz w:val="18"/>
+          <w:highlight w:val="lightGray"/>
+        </w:rPr>
+        <w:t>:</w:t>
+      </w:r>
+      <w:r>
+        <w:rPr>
+          <w:rFonts w:ascii="Arial" w:hAnsi="Arial" w:eastAsia="Arial" w:cs="Arial"/>
+          <w:b/>
+          <w:i w:val="0"/>
+          <w:color w:val="000000"/>
+          <w:sz w:val="18"/>
+          <w:highlight w:val="lightGray"/>
+        </w:rPr>
+        <w:t xml:space="preserve"> </w:t>
+      </w:r>
+      <w:r>
+        <w:rPr>
+          <w:rFonts w:ascii="Arial" w:hAnsi="Arial" w:eastAsia="Arial" w:cs="Arial"/>
+          <w:b/>
+          <w:i w:val="0"/>
+          <w:color w:val="000000"/>
+          <w:sz w:val="18"/>
+          <w:highlight w:val="lightGray"/>
+        </w:rPr>
+        <w:t>[</w:t>
+      </w:r>
+      <w:r>
+        <w:rPr>
+          <w:rFonts w:ascii="Arial" w:hAnsi="Arial" w:eastAsia="Arial" w:cs="Arial"/>
+          <w:b/>
+          <w:i w:val="0"/>
+          <w:color w:val="000000"/>
+          <w:sz w:val="18"/>
+          <w:highlight w:val="lightGray"/>
+        </w:rPr>
+        <w:t>D</w:t>
+      </w:r>
+      <w:r>
+        <w:rPr>
+          <w:rFonts w:ascii="Arial" w:hAnsi="Arial" w:eastAsia="Arial" w:cs="Arial"/>
+          <w:b/>
+          <w:i w:val="0"/>
+          <w:color w:val="000000"/>
+          <w:sz w:val="18"/>
+          <w:highlight w:val="lightGray"/>
+        </w:rPr>
+        <w:t>a</w:t>
+      </w:r>
+      <w:r>
+        <w:rPr>
+          <w:rFonts w:ascii="Arial" w:hAnsi="Arial" w:eastAsia="Arial" w:cs="Arial"/>
+          <w:b/>
+          <w:i w:val="0"/>
+          <w:color w:val="000000"/>
+          <w:sz w:val="18"/>
+          <w:highlight w:val="lightGray"/>
+        </w:rPr>
+        <w:t>t</w:t>
+      </w:r>
+      <w:r>
+        <w:rPr>
+          <w:rFonts w:ascii="Arial" w:hAnsi="Arial" w:eastAsia="Arial" w:cs="Arial"/>
+          <w:b/>
+          <w:i w:val="0"/>
+          <w:color w:val="000000"/>
+          <w:sz w:val="18"/>
+          <w:highlight w:val="lightGray"/>
+        </w:rPr>
+        <w:t>a</w:t>
+      </w:r>
+      <w:r>
+        <w:rPr>
+          <w:rFonts w:ascii="Arial" w:hAnsi="Arial" w:eastAsia="Arial" w:cs="Arial"/>
+          <w:b/>
+          <w:i w:val="0"/>
+          <w:color w:val="000000"/>
+          <w:sz w:val="18"/>
+          <w:highlight w:val="lightGray"/>
+        </w:rPr>
+        <w:t xml:space="preserve"> </w:t>
+      </w:r>
+      <w:r>
+        <w:rPr>
+          <w:rFonts w:ascii="Arial" w:hAnsi="Arial" w:eastAsia="Arial" w:cs="Arial"/>
+          <w:b/>
+          <w:i w:val="0"/>
+          <w:color w:val="000000"/>
+          <w:sz w:val="18"/>
+          <w:highlight w:val="lightGray"/>
+        </w:rPr>
+        <w:t>P</w:t>
+      </w:r>
+      <w:r>
+        <w:rPr>
+          <w:rFonts w:ascii="Arial" w:hAnsi="Arial" w:eastAsia="Arial" w:cs="Arial"/>
+          <w:b/>
+          <w:i w:val="0"/>
+          <w:color w:val="000000"/>
+          <w:sz w:val="18"/>
+          <w:highlight w:val="lightGray"/>
+        </w:rPr>
+        <w:t>a</w:t>
+      </w:r>
+      <w:r>
+        <w:rPr>
+          <w:rFonts w:ascii="Arial" w:hAnsi="Arial" w:eastAsia="Arial" w:cs="Arial"/>
+          <w:b/>
+          <w:i w:val="0"/>
+          <w:color w:val="000000"/>
+          <w:sz w:val="18"/>
+          <w:highlight w:val="lightGray"/>
+        </w:rPr>
+        <w:t>t</w:t>
+      </w:r>
+      <w:r>
+        <w:rPr>
+          <w:rFonts w:ascii="Arial" w:hAnsi="Arial" w:eastAsia="Arial" w:cs="Arial"/>
+          <w:b/>
+          <w:i w:val="0"/>
+          <w:color w:val="000000"/>
+          <w:sz w:val="18"/>
+          <w:highlight w:val="lightGray"/>
+        </w:rPr>
+        <w:t>h</w:t>
+      </w:r>
+      <w:r>
+        <w:rPr>
+          <w:rFonts w:ascii="Arial" w:hAnsi="Arial" w:eastAsia="Arial" w:cs="Arial"/>
+          <w:b w:val="0"/>
+          <w:i w:val="0"/>
+          <w:color w:val="000000"/>
+          <w:sz w:val="18"/>
+          <w:highlight w:val="lightGray"/>
+        </w:rPr>
+        <w:t>:</w:t>
+      </w:r>
+      <w:r>
+        <w:rPr>
+          <w:rFonts w:ascii="Arial" w:hAnsi="Arial" w:eastAsia="Arial" w:cs="Arial"/>
+          <w:b w:val="0"/>
+          <w:i w:val="0"/>
+          <w:color w:val="000000"/>
+          <w:sz w:val="18"/>
+          <w:highlight w:val="lightGray"/>
+        </w:rPr>
+        <w:t xml:space="preserve"> </w:t>
+      </w:r>
+      <w:r>
+        <w:rPr>
+          <w:rFonts w:ascii="Arial" w:hAnsi="Arial" w:eastAsia="Arial" w:cs="Arial"/>
+          <w:b w:val="0"/>
+          <w:i w:val="0"/>
+          <w:color w:val="000000"/>
+          <w:sz w:val="18"/>
+          <w:highlight w:val="lightGray"/>
+        </w:rPr>
+        <w:t>P</w:t>
+      </w:r>
+      <w:r>
+        <w:rPr>
+          <w:rFonts w:ascii="Arial" w:hAnsi="Arial" w:eastAsia="Arial" w:cs="Arial"/>
+          <w:b w:val="0"/>
+          <w:i w:val="0"/>
+          <w:color w:val="000000"/>
+          <w:sz w:val="18"/>
+          <w:highlight w:val="lightGray"/>
+        </w:rPr>
+        <w:t>e</w:t>
+      </w:r>
+      <w:r>
+        <w:rPr>
+          <w:rFonts w:ascii="Arial" w:hAnsi="Arial" w:eastAsia="Arial" w:cs="Arial"/>
+          <w:b w:val="0"/>
+          <w:i w:val="0"/>
+          <w:color w:val="000000"/>
+          <w:sz w:val="18"/>
+          <w:highlight w:val="lightGray"/>
+        </w:rPr>
+        <w:t>r</w:t>
+      </w:r>
+      <w:r>
+        <w:rPr>
+          <w:rFonts w:ascii="Arial" w:hAnsi="Arial" w:eastAsia="Arial" w:cs="Arial"/>
+          <w:b w:val="0"/>
+          <w:i w:val="0"/>
+          <w:color w:val="000000"/>
+          <w:sz w:val="18"/>
+          <w:highlight w:val="lightGray"/>
+        </w:rPr>
+        <w:t>s</w:t>
+      </w:r>
+      <w:r>
+        <w:rPr>
+          <w:rFonts w:ascii="Arial" w:hAnsi="Arial" w:eastAsia="Arial" w:cs="Arial"/>
+          <w:b w:val="0"/>
+          <w:i w:val="0"/>
+          <w:color w:val="000000"/>
+          <w:sz w:val="18"/>
+          <w:highlight w:val="lightGray"/>
+        </w:rPr>
+        <w:t>o</w:t>
+      </w:r>
+      <w:r>
+        <w:rPr>
+          <w:rFonts w:ascii="Arial" w:hAnsi="Arial" w:eastAsia="Arial" w:cs="Arial"/>
+          <w:b w:val="0"/>
+          <w:i w:val="0"/>
+          <w:color w:val="000000"/>
+          <w:sz w:val="18"/>
+          <w:highlight w:val="lightGray"/>
+        </w:rPr>
+        <w:t>n</w:t>
+      </w:r>
+      <w:r>
+        <w:rPr>
+          <w:rFonts w:ascii="Arial" w:hAnsi="Arial" w:eastAsia="Arial" w:cs="Arial"/>
+          <w:b w:val="0"/>
+          <w:i w:val="0"/>
+          <w:color w:val="000000"/>
+          <w:sz w:val="18"/>
+          <w:highlight w:val="lightGray"/>
+        </w:rPr>
+        <w:t>s</w:t>
+      </w:r>
+      <w:r>
+        <w:rPr>
+          <w:rFonts w:ascii="Arial" w:hAnsi="Arial" w:eastAsia="Arial" w:cs="Arial"/>
+          <w:b w:val="0"/>
+          <w:i w:val="0"/>
+          <w:color w:val="000000"/>
+          <w:sz w:val="18"/>
+          <w:highlight w:val="lightGray"/>
+        </w:rPr>
+        <w:t xml:space="preserve"> </w:t>
+      </w:r>
+      <w:r>
+        <w:rPr>
+          <w:rFonts w:ascii="Arial" w:hAnsi="Arial" w:eastAsia="Arial" w:cs="Arial"/>
+          <w:b w:val="0"/>
+          <w:i w:val="0"/>
+          <w:color w:val="000000"/>
+          <w:sz w:val="18"/>
+          <w:highlight w:val="lightGray"/>
+        </w:rPr>
+        <w:t>T</w:t>
+      </w:r>
+      <w:r>
+        <w:rPr>
+          <w:rFonts w:ascii="Arial" w:hAnsi="Arial" w:eastAsia="Arial" w:cs="Arial"/>
+          <w:b w:val="0"/>
+          <w:i w:val="0"/>
+          <w:color w:val="000000"/>
+          <w:sz w:val="18"/>
+          <w:highlight w:val="lightGray"/>
+        </w:rPr>
+        <w:t>a</w:t>
+      </w:r>
+      <w:r>
+        <w:rPr>
+          <w:rFonts w:ascii="Arial" w:hAnsi="Arial" w:eastAsia="Arial" w:cs="Arial"/>
+          <w:b w:val="0"/>
+          <w:i w:val="0"/>
+          <w:color w:val="000000"/>
+          <w:sz w:val="18"/>
+          <w:highlight w:val="lightGray"/>
+        </w:rPr>
+        <w:t>b</w:t>
+      </w:r>
+      <w:r>
+        <w:rPr>
+          <w:rFonts w:ascii="Arial" w:hAnsi="Arial" w:eastAsia="Arial" w:cs="Arial"/>
+          <w:b w:val="0"/>
+          <w:i w:val="0"/>
+          <w:color w:val="000000"/>
+          <w:sz w:val="18"/>
+          <w:highlight w:val="lightGray"/>
+        </w:rPr>
+        <w:t>l</w:t>
+      </w:r>
+      <w:r>
+        <w:rPr>
+          <w:rFonts w:ascii="Arial" w:hAnsi="Arial" w:eastAsia="Arial" w:cs="Arial"/>
+          <w:b w:val="0"/>
+          <w:i w:val="0"/>
+          <w:color w:val="000000"/>
+          <w:sz w:val="18"/>
+          <w:highlight w:val="lightGray"/>
+        </w:rPr>
+        <w:t>e</w:t>
+      </w:r>
+      <w:r>
+        <w:rPr>
+          <w:rFonts w:ascii="Arial" w:hAnsi="Arial" w:eastAsia="Arial" w:cs="Arial"/>
+          <w:b w:val="0"/>
+          <w:i w:val="0"/>
+          <w:color w:val="000000"/>
+          <w:sz w:val="18"/>
+          <w:highlight w:val="lightGray"/>
+        </w:rPr>
+        <w:t xml:space="preserve"> </w:t>
+      </w:r>
+      <w:r>
+        <w:rPr>
+          <w:rFonts w:ascii="Arial" w:hAnsi="Arial" w:eastAsia="Arial" w:cs="Arial"/>
+          <w:b w:val="0"/>
+          <w:i w:val="0"/>
+          <w:color w:val="000000"/>
+          <w:sz w:val="18"/>
+          <w:highlight w:val="lightGray"/>
+        </w:rPr>
+        <w:t>-</w:t>
+      </w:r>
+      <w:r>
+        <w:rPr>
+          <w:rFonts w:ascii="Arial" w:hAnsi="Arial" w:eastAsia="Arial" w:cs="Arial"/>
+          <w:b w:val="0"/>
+          <w:i w:val="0"/>
+          <w:color w:val="000000"/>
+          <w:sz w:val="18"/>
+          <w:highlight w:val="lightGray"/>
+        </w:rPr>
+        <w:t>&gt;</w:t>
+      </w:r>
+      <w:r>
+        <w:rPr>
+          <w:rFonts w:ascii="Arial" w:hAnsi="Arial" w:eastAsia="Arial" w:cs="Arial"/>
+          <w:b w:val="0"/>
+          <w:i w:val="0"/>
+          <w:color w:val="000000"/>
+          <w:sz w:val="18"/>
+          <w:highlight w:val="lightGray"/>
+        </w:rPr>
+        <w:t xml:space="preserve"> </w:t>
+      </w:r>
+      <w:r>
+        <w:rPr>
+          <w:rFonts w:ascii="Arial" w:hAnsi="Arial" w:eastAsia="Arial" w:cs="Arial"/>
+          <w:b w:val="0"/>
+          <w:i w:val="0"/>
+          <w:color w:val="000000"/>
+          <w:sz w:val="18"/>
+          <w:highlight w:val="lightGray"/>
+        </w:rPr>
+        <w:t>I</w:t>
+      </w:r>
+      <w:r>
+        <w:rPr>
+          <w:rFonts w:ascii="Arial" w:hAnsi="Arial" w:eastAsia="Arial" w:cs="Arial"/>
+          <w:b w:val="0"/>
+          <w:i w:val="0"/>
+          <w:color w:val="000000"/>
+          <w:sz w:val="18"/>
+          <w:highlight w:val="lightGray"/>
+        </w:rPr>
+        <w:t>D</w:t>
+      </w:r>
+      <w:r>
+        <w:rPr>
+          <w:rFonts w:ascii="Arial" w:hAnsi="Arial" w:eastAsia="Arial" w:cs="Arial"/>
+          <w:b w:val="0"/>
+          <w:i w:val="0"/>
+          <w:color w:val="000000"/>
+          <w:sz w:val="18"/>
+          <w:highlight w:val="lightGray"/>
+        </w:rPr>
+        <w:t xml:space="preserve"> </w:t>
+      </w:r>
+      <w:r>
+        <w:rPr>
+          <w:rFonts w:ascii="Arial" w:hAnsi="Arial" w:eastAsia="Arial" w:cs="Arial"/>
+          <w:b w:val="0"/>
+          <w:i w:val="0"/>
+          <w:color w:val="000000"/>
+          <w:sz w:val="18"/>
+          <w:highlight w:val="lightGray"/>
+        </w:rPr>
+        <w:t>C</w:t>
+      </w:r>
+      <w:r>
+        <w:rPr>
+          <w:rFonts w:ascii="Arial" w:hAnsi="Arial" w:eastAsia="Arial" w:cs="Arial"/>
+          <w:b w:val="0"/>
+          <w:i w:val="0"/>
+          <w:color w:val="000000"/>
+          <w:sz w:val="18"/>
+          <w:highlight w:val="lightGray"/>
+        </w:rPr>
+        <w:t>o</w:t>
+      </w:r>
+      <w:r>
+        <w:rPr>
+          <w:rFonts w:ascii="Arial" w:hAnsi="Arial" w:eastAsia="Arial" w:cs="Arial"/>
+          <w:b w:val="0"/>
+          <w:i w:val="0"/>
+          <w:color w:val="000000"/>
+          <w:sz w:val="18"/>
+          <w:highlight w:val="lightGray"/>
+        </w:rPr>
+        <w:t>l</w:t>
+      </w:r>
+      <w:r>
+        <w:rPr>
+          <w:rFonts w:ascii="Arial" w:hAnsi="Arial" w:eastAsia="Arial" w:cs="Arial"/>
+          <w:b w:val="0"/>
+          <w:i w:val="0"/>
+          <w:color w:val="000000"/>
+          <w:sz w:val="18"/>
+          <w:highlight w:val="lightGray"/>
+        </w:rPr>
+        <w:t>u</w:t>
+      </w:r>
+      <w:r>
+        <w:rPr>
+          <w:rFonts w:ascii="Arial" w:hAnsi="Arial" w:eastAsia="Arial" w:cs="Arial"/>
+          <w:b w:val="0"/>
+          <w:i w:val="0"/>
+          <w:color w:val="000000"/>
+          <w:sz w:val="18"/>
+          <w:highlight w:val="lightGray"/>
+        </w:rPr>
+        <w:t>m</w:t>
+      </w:r>
+      <w:r>
+        <w:rPr>
+          <w:rFonts w:ascii="Arial" w:hAnsi="Arial" w:eastAsia="Arial" w:cs="Arial"/>
+          <w:b w:val="0"/>
+          <w:i w:val="0"/>
+          <w:color w:val="000000"/>
+          <w:sz w:val="18"/>
+          <w:highlight w:val="lightGray"/>
+        </w:rPr>
+        <w:t>n</w:t>
+      </w:r>
+      <w:r>
+        <w:rPr>
+          <w:rFonts w:ascii="Arial" w:hAnsi="Arial" w:eastAsia="Arial" w:cs="Arial"/>
+          <w:b w:val="0"/>
+          <w:i w:val="0"/>
+          <w:color w:val="000000"/>
+          <w:sz w:val="18"/>
+          <w:highlight w:val="lightGray"/>
+        </w:rPr>
+        <w:t>:</w:t>
+      </w:r>
+      <w:r>
+        <w:rPr>
+          <w:rFonts w:ascii="Arial" w:hAnsi="Arial" w:eastAsia="Arial" w:cs="Arial"/>
+          <w:b w:val="0"/>
+          <w:i w:val="0"/>
+          <w:color w:val="000000"/>
+          <w:sz w:val="18"/>
+          <w:highlight w:val="lightGray"/>
+        </w:rPr>
+        <w:t xml:space="preserve"> </w:t>
+      </w:r>
+      <w:r>
+        <w:rPr>
+          <w:rFonts w:ascii="Arial" w:hAnsi="Arial" w:eastAsia="Arial" w:cs="Arial"/>
+          <w:b w:val="0"/>
+          <w:i w:val="0"/>
+          <w:color w:val="000000"/>
+          <w:sz w:val="18"/>
+          <w:highlight w:val="lightGray"/>
+        </w:rPr>
+        <w:t>1</w:t>
+      </w:r>
+      <w:r>
+        <w:rPr>
+          <w:rFonts w:ascii="Arial" w:hAnsi="Arial" w:eastAsia="Arial" w:cs="Arial"/>
+          <w:b w:val="0"/>
+          <w:i w:val="0"/>
+          <w:color w:val="000000"/>
+          <w:sz w:val="18"/>
+          <w:highlight w:val="lightGray"/>
+        </w:rPr>
+        <w:t>,</w:t>
+      </w:r>
+      <w:r>
+        <w:rPr>
+          <w:rFonts w:ascii="Arial" w:hAnsi="Arial" w:eastAsia="Arial" w:cs="Arial"/>
+          <w:b w:val="0"/>
+          <w:i w:val="0"/>
+          <w:color w:val="000000"/>
+          <w:sz w:val="18"/>
+          <w:highlight w:val="lightGray"/>
+        </w:rPr>
+        <w:t xml:space="preserve"> </w:t>
+      </w:r>
+      <w:r>
+        <w:rPr>
+          <w:rFonts w:ascii="Arial" w:hAnsi="Arial" w:eastAsia="Arial" w:cs="Arial"/>
+          <w:b w:val="0"/>
+          <w:i w:val="0"/>
+          <w:color w:val="000000"/>
+          <w:sz w:val="18"/>
+          <w:highlight w:val="lightGray"/>
+        </w:rPr>
+        <w:t>N</w:t>
+      </w:r>
+      <w:r>
+        <w:rPr>
+          <w:rFonts w:ascii="Arial" w:hAnsi="Arial" w:eastAsia="Arial" w:cs="Arial"/>
+          <w:b w:val="0"/>
+          <w:i w:val="0"/>
+          <w:color w:val="000000"/>
+          <w:sz w:val="18"/>
+          <w:highlight w:val="lightGray"/>
+        </w:rPr>
+        <w:t>a</w:t>
+      </w:r>
+      <w:r>
+        <w:rPr>
+          <w:rFonts w:ascii="Arial" w:hAnsi="Arial" w:eastAsia="Arial" w:cs="Arial"/>
+          <w:b w:val="0"/>
+          <w:i w:val="0"/>
+          <w:color w:val="000000"/>
+          <w:sz w:val="18"/>
+          <w:highlight w:val="lightGray"/>
+        </w:rPr>
+        <w:t>m</w:t>
+      </w:r>
+      <w:r>
+        <w:rPr>
+          <w:rFonts w:ascii="Arial" w:hAnsi="Arial" w:eastAsia="Arial" w:cs="Arial"/>
+          <w:b w:val="0"/>
+          <w:i w:val="0"/>
+          <w:color w:val="000000"/>
+          <w:sz w:val="18"/>
+          <w:highlight w:val="lightGray"/>
+        </w:rPr>
+        <w:t>e</w:t>
+      </w:r>
+      <w:r>
+        <w:rPr>
+          <w:rFonts w:ascii="Arial" w:hAnsi="Arial" w:eastAsia="Arial" w:cs="Arial"/>
+          <w:b w:val="0"/>
+          <w:i w:val="0"/>
+          <w:color w:val="000000"/>
+          <w:sz w:val="18"/>
+          <w:highlight w:val="lightGray"/>
+        </w:rPr>
+        <w:t>_</w:t>
+      </w:r>
+      <w:r>
+        <w:rPr>
+          <w:rFonts w:ascii="Arial" w:hAnsi="Arial" w:eastAsia="Arial" w:cs="Arial"/>
+          <w:b w:val="0"/>
+          <w:i w:val="0"/>
+          <w:color w:val="000000"/>
+          <w:sz w:val="18"/>
+          <w:highlight w:val="lightGray"/>
+        </w:rPr>
+        <w:t>E</w:t>
+      </w:r>
+      <w:r>
+        <w:rPr>
+          <w:rFonts w:ascii="Arial" w:hAnsi="Arial" w:eastAsia="Arial" w:cs="Arial"/>
+          <w:b w:val="0"/>
+          <w:i w:val="0"/>
+          <w:color w:val="000000"/>
+          <w:sz w:val="18"/>
+          <w:highlight w:val="lightGray"/>
+        </w:rPr>
+        <w:t>n</w:t>
+      </w:r>
+      <w:r>
+        <w:rPr>
+          <w:rFonts w:ascii="Arial" w:hAnsi="Arial" w:eastAsia="Arial" w:cs="Arial"/>
+          <w:b w:val="0"/>
+          <w:i w:val="0"/>
+          <w:color w:val="000000"/>
+          <w:sz w:val="18"/>
+          <w:highlight w:val="lightGray"/>
+        </w:rPr>
+        <w:t xml:space="preserve"> </w:t>
+      </w:r>
+      <w:r>
+        <w:rPr>
+          <w:rFonts w:ascii="Arial" w:hAnsi="Arial" w:eastAsia="Arial" w:cs="Arial"/>
+          <w:b w:val="0"/>
+          <w:i w:val="0"/>
+          <w:color w:val="000000"/>
+          <w:sz w:val="18"/>
+          <w:highlight w:val="lightGray"/>
+        </w:rPr>
+        <w:t>C</w:t>
+      </w:r>
+      <w:r>
+        <w:rPr>
+          <w:rFonts w:ascii="Arial" w:hAnsi="Arial" w:eastAsia="Arial" w:cs="Arial"/>
+          <w:b w:val="0"/>
+          <w:i w:val="0"/>
+          <w:color w:val="000000"/>
+          <w:sz w:val="18"/>
+          <w:highlight w:val="lightGray"/>
+        </w:rPr>
+        <w:t>o</w:t>
+      </w:r>
+      <w:r>
+        <w:rPr>
+          <w:rFonts w:ascii="Arial" w:hAnsi="Arial" w:eastAsia="Arial" w:cs="Arial"/>
+          <w:b w:val="0"/>
+          <w:i w:val="0"/>
+          <w:color w:val="000000"/>
+          <w:sz w:val="18"/>
+          <w:highlight w:val="lightGray"/>
+        </w:rPr>
+        <w:t>l</w:t>
+      </w:r>
+      <w:r>
+        <w:rPr>
+          <w:rFonts w:ascii="Arial" w:hAnsi="Arial" w:eastAsia="Arial" w:cs="Arial"/>
+          <w:b w:val="0"/>
+          <w:i w:val="0"/>
+          <w:color w:val="000000"/>
+          <w:sz w:val="18"/>
+          <w:highlight w:val="lightGray"/>
+        </w:rPr>
+        <w:t>u</w:t>
+      </w:r>
+      <w:r>
+        <w:rPr>
+          <w:rFonts w:ascii="Arial" w:hAnsi="Arial" w:eastAsia="Arial" w:cs="Arial"/>
+          <w:b w:val="0"/>
+          <w:i w:val="0"/>
+          <w:color w:val="000000"/>
+          <w:sz w:val="18"/>
+          <w:highlight w:val="lightGray"/>
+        </w:rPr>
+        <w:t>m</w:t>
+      </w:r>
+      <w:r>
+        <w:rPr>
+          <w:rFonts w:ascii="Arial" w:hAnsi="Arial" w:eastAsia="Arial" w:cs="Arial"/>
+          <w:b w:val="0"/>
+          <w:i w:val="0"/>
+          <w:color w:val="000000"/>
+          <w:sz w:val="18"/>
+          <w:highlight w:val="lightGray"/>
+        </w:rPr>
+        <w:t>n</w:t>
+      </w:r>
+      <w:r>
+        <w:rPr>
+          <w:rFonts w:ascii="Arial" w:hAnsi="Arial" w:eastAsia="Arial" w:cs="Arial"/>
+          <w:b w:val="0"/>
+          <w:i w:val="0"/>
+          <w:color w:val="000000"/>
+          <w:sz w:val="18"/>
+          <w:highlight w:val="lightGray"/>
+        </w:rPr>
+        <w:t>:</w:t>
+      </w:r>
+      <w:r>
+        <w:rPr>
+          <w:rFonts w:ascii="Arial" w:hAnsi="Arial" w:eastAsia="Arial" w:cs="Arial"/>
+          <w:b w:val="0"/>
+          <w:i w:val="0"/>
+          <w:color w:val="000000"/>
+          <w:sz w:val="18"/>
+          <w:highlight w:val="lightGray"/>
+        </w:rPr>
+        <w:t xml:space="preserve"> </w:t>
+      </w:r>
+      <w:r>
+        <w:rPr>
+          <w:rFonts w:ascii="Arial" w:hAnsi="Arial" w:eastAsia="Arial" w:cs="Arial"/>
+          <w:b w:val="0"/>
+          <w:i w:val="0"/>
+          <w:color w:val="000000"/>
+          <w:sz w:val="18"/>
+          <w:highlight w:val="lightGray"/>
+        </w:rPr>
+        <w:t>M</w:t>
+      </w:r>
+      <w:r>
+        <w:rPr>
+          <w:rFonts w:ascii="Arial" w:hAnsi="Arial" w:eastAsia="Arial" w:cs="Arial"/>
+          <w:b w:val="0"/>
+          <w:i w:val="0"/>
+          <w:color w:val="000000"/>
+          <w:sz w:val="18"/>
+          <w:highlight w:val="lightGray"/>
+        </w:rPr>
+        <w:t>o</w:t>
+      </w:r>
+      <w:r>
+        <w:rPr>
+          <w:rFonts w:ascii="Arial" w:hAnsi="Arial" w:eastAsia="Arial" w:cs="Arial"/>
+          <w:b w:val="0"/>
+          <w:i w:val="0"/>
+          <w:color w:val="000000"/>
+          <w:sz w:val="18"/>
+          <w:highlight w:val="lightGray"/>
+        </w:rPr>
+        <w:t>t</w:t>
+      </w:r>
+      <w:r>
+        <w:rPr>
+          <w:rFonts w:ascii="Arial" w:hAnsi="Arial" w:eastAsia="Arial" w:cs="Arial"/>
+          <w:b w:val="0"/>
+          <w:i w:val="0"/>
+          <w:color w:val="000000"/>
+          <w:sz w:val="18"/>
+          <w:highlight w:val="lightGray"/>
+        </w:rPr>
+        <w:t>a</w:t>
+      </w:r>
+      <w:r>
+        <w:rPr>
+          <w:rFonts w:ascii="Arial" w:hAnsi="Arial" w:eastAsia="Arial" w:cs="Arial"/>
+          <w:b w:val="0"/>
+          <w:i w:val="0"/>
+          <w:color w:val="000000"/>
+          <w:sz w:val="18"/>
+          <w:highlight w:val="lightGray"/>
+        </w:rPr>
+        <w:t>s</w:t>
+      </w:r>
+      <w:r>
+        <w:rPr>
+          <w:rFonts w:ascii="Arial" w:hAnsi="Arial" w:eastAsia="Arial" w:cs="Arial"/>
+          <w:b w:val="0"/>
+          <w:i w:val="0"/>
+          <w:color w:val="000000"/>
+          <w:sz w:val="18"/>
+          <w:highlight w:val="lightGray"/>
+        </w:rPr>
+        <w:t>e</w:t>
+      </w:r>
+      <w:r>
+        <w:rPr>
+          <w:rFonts w:ascii="Arial" w:hAnsi="Arial" w:eastAsia="Arial" w:cs="Arial"/>
+          <w:b w:val="0"/>
+          <w:i w:val="0"/>
+          <w:color w:val="000000"/>
+          <w:sz w:val="18"/>
+          <w:highlight w:val="lightGray"/>
+        </w:rPr>
+        <w:t>m</w:t>
+      </w:r>
+      <w:r>
+        <w:rPr>
+          <w:rFonts w:ascii="Arial" w:hAnsi="Arial" w:eastAsia="Arial" w:cs="Arial"/>
+          <w:b w:val="0"/>
+          <w:i w:val="0"/>
+          <w:color w:val="000000"/>
+          <w:sz w:val="18"/>
+          <w:highlight w:val="lightGray"/>
+        </w:rPr>
+        <w:t xml:space="preserve"> </w:t>
+      </w:r>
+      <w:r>
+        <w:rPr>
+          <w:rFonts w:ascii="Arial" w:hAnsi="Arial" w:eastAsia="Arial" w:cs="Arial"/>
+          <w:b w:val="0"/>
+          <w:i w:val="0"/>
+          <w:color w:val="000000"/>
+          <w:sz w:val="18"/>
+          <w:highlight w:val="lightGray"/>
+        </w:rPr>
+        <w:t>E</w:t>
+      </w:r>
+      <w:r>
+        <w:rPr>
+          <w:rFonts w:ascii="Arial" w:hAnsi="Arial" w:eastAsia="Arial" w:cs="Arial"/>
+          <w:b w:val="0"/>
+          <w:i w:val="0"/>
+          <w:color w:val="000000"/>
+          <w:sz w:val="18"/>
+          <w:highlight w:val="lightGray"/>
+        </w:rPr>
+        <w:t>s</w:t>
+      </w:r>
+      <w:r>
+        <w:rPr>
+          <w:rFonts w:ascii="Arial" w:hAnsi="Arial" w:eastAsia="Arial" w:cs="Arial"/>
+          <w:b w:val="0"/>
+          <w:i w:val="0"/>
+          <w:color w:val="000000"/>
+          <w:sz w:val="18"/>
+          <w:highlight w:val="lightGray"/>
+        </w:rPr>
+        <w:t>s</w:t>
+      </w:r>
+      <w:r>
+        <w:rPr>
+          <w:rFonts w:ascii="Arial" w:hAnsi="Arial" w:eastAsia="Arial" w:cs="Arial"/>
+          <w:b w:val="0"/>
+          <w:i w:val="0"/>
+          <w:color w:val="000000"/>
+          <w:sz w:val="18"/>
+          <w:highlight w:val="lightGray"/>
+        </w:rPr>
+        <w:t>a</w:t>
+      </w:r>
+      <w:r>
+        <w:rPr>
+          <w:rFonts w:ascii="Arial" w:hAnsi="Arial" w:eastAsia="Arial" w:cs="Arial"/>
+          <w:b w:val="0"/>
+          <w:i w:val="0"/>
+          <w:color w:val="000000"/>
+          <w:sz w:val="18"/>
+          <w:highlight w:val="lightGray"/>
+        </w:rPr>
+        <w:t>m</w:t>
+      </w:r>
+      <w:r>
+        <w:rPr>
+          <w:rFonts w:ascii="Arial" w:hAnsi="Arial" w:eastAsia="Arial" w:cs="Arial"/>
+          <w:b w:val="0"/>
+          <w:i w:val="0"/>
+          <w:color w:val="000000"/>
+          <w:sz w:val="18"/>
+          <w:highlight w:val="lightGray"/>
+        </w:rPr>
+        <w:t>]</w:t>
+      </w:r>
+      <w:r>
+        <w:rPr>
+          <w:rFonts w:ascii="Arial" w:hAnsi="Arial" w:eastAsia="Arial" w:cs="Arial"/>
+          <w:b w:val="0"/>
+          <w:i w:val="0"/>
+          <w:color w:val="000000"/>
+          <w:sz w:val="18"/>
+          <w:highlight w:val="lightGray"/>
+        </w:rPr>
+        <w:t xml:space="preserve"> </w:t>
+      </w:r>
+      <w:r>
+        <w:rPr>
+          <w:rFonts w:ascii="Arial" w:hAnsi="Arial" w:eastAsia="Arial" w:cs="Arial"/>
+          <w:b w:val="0"/>
+          <w:i w:val="0"/>
+          <w:color w:val="000000"/>
+          <w:sz w:val="18"/>
+          <w:highlight w:val="lightGray"/>
+        </w:rPr>
+        <w:t>-</w:t>
+      </w:r>
+      <w:r>
+        <w:rPr>
+          <w:rFonts w:ascii="Arial" w:hAnsi="Arial" w:eastAsia="Arial" w:cs="Arial"/>
+          <w:b w:val="0"/>
+          <w:i w:val="0"/>
+          <w:color w:val="000000"/>
+          <w:sz w:val="18"/>
+          <w:highlight w:val="lightGray"/>
+        </w:rPr>
+        <w:t>&gt;</w:t>
+      </w:r>
+      <w:r>
+        <w:rPr>
+          <w:rFonts w:ascii="Arial" w:hAnsi="Arial" w:eastAsia="Arial" w:cs="Arial"/>
+          <w:b w:val="0"/>
+          <w:i w:val="0"/>
+          <w:color w:val="000000"/>
+          <w:sz w:val="18"/>
+          <w:highlight w:val="lightGray"/>
+        </w:rPr>
+        <w:t xml:space="preserve"> </w:t>
+      </w:r>
+      <w:r>
+        <w:rPr>
+          <w:rFonts w:ascii="Arial" w:hAnsi="Arial" w:eastAsia="Arial" w:cs="Arial"/>
+          <w:b/>
+          <w:i w:val="0"/>
+          <w:color w:val="000000"/>
+          <w:sz w:val="18"/>
+          <w:highlight w:val="lightGray"/>
+        </w:rPr>
+        <w:t>F</w:t>
+      </w:r>
+      <w:r>
+        <w:rPr>
+          <w:rFonts w:ascii="Arial" w:hAnsi="Arial" w:eastAsia="Arial" w:cs="Arial"/>
+          <w:b/>
+          <w:i w:val="0"/>
+          <w:color w:val="000000"/>
+          <w:sz w:val="18"/>
+          <w:highlight w:val="lightGray"/>
+        </w:rPr>
+        <w:t>r</w:t>
+      </w:r>
+      <w:r>
+        <w:rPr>
+          <w:rFonts w:ascii="Arial" w:hAnsi="Arial" w:eastAsia="Arial" w:cs="Arial"/>
+          <w:b/>
+          <w:i w:val="0"/>
+          <w:color w:val="000000"/>
+          <w:sz w:val="18"/>
+          <w:highlight w:val="lightGray"/>
+        </w:rPr>
+        <w:t>o</w:t>
+      </w:r>
+      <w:r>
+        <w:rPr>
+          <w:rFonts w:ascii="Arial" w:hAnsi="Arial" w:eastAsia="Arial" w:cs="Arial"/>
+          <w:b/>
+          <w:i w:val="0"/>
+          <w:color w:val="000000"/>
+          <w:sz w:val="18"/>
+          <w:highlight w:val="lightGray"/>
+        </w:rPr>
+        <w:t>m</w:t>
+      </w:r>
+      <w:r>
+        <w:rPr>
+          <w:rFonts w:ascii="Arial" w:hAnsi="Arial" w:eastAsia="Arial" w:cs="Arial"/>
+          <w:b/>
+          <w:i w:val="0"/>
+          <w:color w:val="000000"/>
+          <w:sz w:val="18"/>
+          <w:highlight w:val="lightGray"/>
+        </w:rPr>
+        <w:t>:</w:t>
+      </w:r>
+      <w:r>
+        <w:rPr>
+          <w:rFonts w:ascii="Arial" w:hAnsi="Arial" w:eastAsia="Arial" w:cs="Arial"/>
+          <w:b w:val="0"/>
+          <w:i w:val="0"/>
+          <w:color w:val="000000"/>
+          <w:sz w:val="18"/>
+          <w:highlight w:val="lightGray"/>
+        </w:rPr>
+        <w:t xml:space="preserve"> </w:t>
+      </w:r>
+      <w:r>
+        <w:rPr>
+          <w:rFonts w:ascii="Arial" w:hAnsi="Arial" w:eastAsia="Arial" w:cs="Arial"/>
+          <w:b w:val="0"/>
+          <w:i w:val="0"/>
+          <w:color w:val="000000"/>
+          <w:sz w:val="18"/>
+          <w:highlight w:val="lightGray"/>
+        </w:rPr>
+        <w:t>[</w:t>
+      </w:r>
+      <w:r>
+        <w:rPr>
+          <w:rFonts w:ascii="Arial" w:hAnsi="Arial" w:eastAsia="Arial" w:cs="Arial"/>
+          <w:b w:val="0"/>
+          <w:i w:val="0"/>
+          <w:color w:val="000000"/>
+          <w:sz w:val="18"/>
+          <w:highlight w:val="lightGray"/>
+        </w:rPr>
+        <w:t>C</w:t>
+      </w:r>
+      <w:r>
+        <w:rPr>
+          <w:rFonts w:ascii="Arial" w:hAnsi="Arial" w:eastAsia="Arial" w:cs="Arial"/>
+          <w:b w:val="0"/>
+          <w:i w:val="0"/>
+          <w:color w:val="000000"/>
+          <w:sz w:val="18"/>
+          <w:highlight w:val="lightGray"/>
+        </w:rPr>
+        <w:t>h</w:t>
+      </w:r>
+      <w:r>
+        <w:rPr>
+          <w:rFonts w:ascii="Arial" w:hAnsi="Arial" w:eastAsia="Arial" w:cs="Arial"/>
+          <w:b w:val="0"/>
+          <w:i w:val="0"/>
+          <w:color w:val="000000"/>
+          <w:sz w:val="18"/>
+          <w:highlight w:val="lightGray"/>
+        </w:rPr>
+        <w:t>a</w:t>
+      </w:r>
+      <w:r>
+        <w:rPr>
+          <w:rFonts w:ascii="Arial" w:hAnsi="Arial" w:eastAsia="Arial" w:cs="Arial"/>
+          <w:b w:val="0"/>
+          <w:i w:val="0"/>
+          <w:color w:val="000000"/>
+          <w:sz w:val="18"/>
+          <w:highlight w:val="lightGray"/>
+        </w:rPr>
+        <w:t>t</w:t>
+      </w:r>
+      <w:r>
+        <w:rPr>
+          <w:rFonts w:ascii="Arial" w:hAnsi="Arial" w:eastAsia="Arial" w:cs="Arial"/>
+          <w:b w:val="0"/>
+          <w:i w:val="0"/>
+          <w:color w:val="000000"/>
+          <w:sz w:val="18"/>
+          <w:highlight w:val="lightGray"/>
+        </w:rPr>
+        <w:t>g</w:t>
+      </w:r>
+      <w:r>
+        <w:rPr>
+          <w:rFonts w:ascii="Arial" w:hAnsi="Arial" w:eastAsia="Arial" w:cs="Arial"/>
+          <w:b w:val="0"/>
+          <w:i w:val="0"/>
+          <w:color w:val="000000"/>
+          <w:sz w:val="18"/>
+          <w:highlight w:val="lightGray"/>
+        </w:rPr>
+        <w:t>p</w:t>
+      </w:r>
+      <w:r>
+        <w:rPr>
+          <w:rFonts w:ascii="Arial" w:hAnsi="Arial" w:eastAsia="Arial" w:cs="Arial"/>
+          <w:b w:val="0"/>
+          <w:i w:val="0"/>
+          <w:color w:val="000000"/>
+          <w:sz w:val="18"/>
+          <w:highlight w:val="lightGray"/>
+        </w:rPr>
+        <w:t>t</w:t>
+      </w:r>
+      <w:r>
+        <w:rPr>
+          <w:rFonts w:ascii="Arial" w:hAnsi="Arial" w:eastAsia="Arial" w:cs="Arial"/>
+          <w:b w:val="0"/>
+          <w:i w:val="0"/>
+          <w:color w:val="000000"/>
+          <w:sz w:val="18"/>
+          <w:highlight w:val="lightGray"/>
+        </w:rPr>
+        <w:t xml:space="preserve"> </w:t>
+      </w:r>
+      <w:r>
+        <w:rPr>
+          <w:rFonts w:ascii="Arial" w:hAnsi="Arial" w:eastAsia="Arial" w:cs="Arial"/>
+          <w:b w:val="0"/>
+          <w:i w:val="0"/>
+          <w:color w:val="000000"/>
+          <w:sz w:val="18"/>
+          <w:highlight w:val="lightGray"/>
+        </w:rPr>
+        <w:t>(</w:t>
+      </w:r>
+      <w:r>
+        <w:rPr>
+          <w:rFonts w:ascii="Arial" w:hAnsi="Arial" w:eastAsia="Arial" w:cs="Arial"/>
+          <w:b w:val="0"/>
+          <w:i w:val="0"/>
+          <w:color w:val="000000"/>
+          <w:sz w:val="18"/>
+          <w:highlight w:val="lightGray"/>
+        </w:rPr>
+        <w:t>G</w:t>
+      </w:r>
+      <w:r>
+        <w:rPr>
+          <w:rFonts w:ascii="Arial" w:hAnsi="Arial" w:eastAsia="Arial" w:cs="Arial"/>
+          <w:b w:val="0"/>
+          <w:i w:val="0"/>
+          <w:color w:val="000000"/>
+          <w:sz w:val="18"/>
+          <w:highlight w:val="lightGray"/>
+        </w:rPr>
+        <w:t>P</w:t>
+      </w:r>
+      <w:r>
+        <w:rPr>
+          <w:rFonts w:ascii="Arial" w:hAnsi="Arial" w:eastAsia="Arial" w:cs="Arial"/>
+          <w:b w:val="0"/>
+          <w:i w:val="0"/>
+          <w:color w:val="000000"/>
+          <w:sz w:val="18"/>
+          <w:highlight w:val="lightGray"/>
+        </w:rPr>
+        <w:t>T</w:t>
+      </w:r>
+      <w:r>
+        <w:rPr>
+          <w:rFonts w:ascii="Arial" w:hAnsi="Arial" w:eastAsia="Arial" w:cs="Arial"/>
+          <w:b w:val="0"/>
+          <w:i w:val="0"/>
+          <w:color w:val="000000"/>
+          <w:sz w:val="18"/>
+          <w:highlight w:val="lightGray"/>
         </w:rPr>
         <w:t>‑</w:t>
       </w:r>
       <w:r>
         <w:rPr>
-          <w:rFonts w:ascii="Arial" w:eastAsia="Arial" w:hAnsi="Arial" w:cs="Arial"/>
-          <w:b/>
-          <w:kern w:val="0"/>
-          <w:sz w:val="22"/>
-          <w:szCs w:val="22"/>
-          <w:highlight w:val="darkGray"/>
-          <w:lang w:val="en"/>
-          <w14:ligatures w14:val="none"/>
-        </w:rPr>
-        <w:t>5 Mini) at [12/18/2025]</w:t>
+          <w:rFonts w:ascii="Arial" w:hAnsi="Arial" w:eastAsia="Arial" w:cs="Arial"/>
+          <w:b w:val="0"/>
+          <w:i w:val="0"/>
+          <w:color w:val="000000"/>
+          <w:sz w:val="18"/>
+          <w:highlight w:val="lightGray"/>
+        </w:rPr>
+        <w:t>5</w:t>
+      </w:r>
+      <w:r>
+        <w:rPr>
+          <w:rFonts w:ascii="Arial" w:hAnsi="Arial" w:eastAsia="Arial" w:cs="Arial"/>
+          <w:b w:val="0"/>
+          <w:i w:val="0"/>
+          <w:color w:val="000000"/>
+          <w:sz w:val="18"/>
+          <w:highlight w:val="lightGray"/>
+        </w:rPr>
+        <w:t xml:space="preserve"> </w:t>
+      </w:r>
+      <w:r>
+        <w:rPr>
+          <w:rFonts w:ascii="Arial" w:hAnsi="Arial" w:eastAsia="Arial" w:cs="Arial"/>
+          <w:b w:val="0"/>
+          <w:i w:val="0"/>
+          <w:color w:val="000000"/>
+          <w:sz w:val="18"/>
+          <w:highlight w:val="lightGray"/>
+        </w:rPr>
+        <w:t>M</w:t>
+      </w:r>
+      <w:r>
+        <w:rPr>
+          <w:rFonts w:ascii="Arial" w:hAnsi="Arial" w:eastAsia="Arial" w:cs="Arial"/>
+          <w:b w:val="0"/>
+          <w:i w:val="0"/>
+          <w:color w:val="000000"/>
+          <w:sz w:val="18"/>
+          <w:highlight w:val="lightGray"/>
+        </w:rPr>
+        <w:t>i</w:t>
+      </w:r>
+      <w:r>
+        <w:rPr>
+          <w:rFonts w:ascii="Arial" w:hAnsi="Arial" w:eastAsia="Arial" w:cs="Arial"/>
+          <w:b w:val="0"/>
+          <w:i w:val="0"/>
+          <w:color w:val="000000"/>
+          <w:sz w:val="18"/>
+          <w:highlight w:val="lightGray"/>
+        </w:rPr>
+        <w:t>n</w:t>
+      </w:r>
+      <w:r>
+        <w:rPr>
+          <w:rFonts w:ascii="Arial" w:hAnsi="Arial" w:eastAsia="Arial" w:cs="Arial"/>
+          <w:b w:val="0"/>
+          <w:i w:val="0"/>
+          <w:color w:val="000000"/>
+          <w:sz w:val="18"/>
+          <w:highlight w:val="lightGray"/>
+        </w:rPr>
+        <w:t>i</w:t>
+      </w:r>
+      <w:r>
+        <w:rPr>
+          <w:rFonts w:ascii="Arial" w:hAnsi="Arial" w:eastAsia="Arial" w:cs="Arial"/>
+          <w:b w:val="0"/>
+          <w:i w:val="0"/>
+          <w:color w:val="000000"/>
+          <w:sz w:val="18"/>
+          <w:highlight w:val="lightGray"/>
+        </w:rPr>
+        <w:t>)</w:t>
+      </w:r>
+      <w:r>
+        <w:rPr>
+          <w:rFonts w:ascii="Arial" w:hAnsi="Arial" w:eastAsia="Arial" w:cs="Arial"/>
+          <w:b w:val="0"/>
+          <w:i w:val="0"/>
+          <w:color w:val="000000"/>
+          <w:sz w:val="18"/>
+          <w:highlight w:val="lightGray"/>
+        </w:rPr>
+        <w:t>]</w:t>
+      </w:r>
+      <w:r>
+        <w:rPr>
+          <w:rFonts w:ascii="Arial" w:hAnsi="Arial" w:eastAsia="Arial" w:cs="Arial"/>
+          <w:b w:val="0"/>
+          <w:i w:val="0"/>
+          <w:color w:val="000000"/>
+          <w:sz w:val="18"/>
+          <w:highlight w:val="lightGray"/>
+        </w:rPr>
+        <w:t xml:space="preserve"> </w:t>
+      </w:r>
+      <w:r>
+        <w:rPr>
+          <w:rFonts w:ascii="Arial" w:hAnsi="Arial" w:eastAsia="Arial" w:cs="Arial"/>
+          <w:b/>
+          <w:i w:val="0"/>
+          <w:color w:val="000000"/>
+          <w:sz w:val="18"/>
+          <w:highlight w:val="lightGray"/>
+        </w:rPr>
+        <w:t>o</w:t>
+      </w:r>
+      <w:r>
+        <w:rPr>
+          <w:rFonts w:ascii="Arial" w:hAnsi="Arial" w:eastAsia="Arial" w:cs="Arial"/>
+          <w:b/>
+          <w:i w:val="0"/>
+          <w:color w:val="000000"/>
+          <w:sz w:val="18"/>
+          <w:highlight w:val="lightGray"/>
+        </w:rPr>
+        <w:t>n</w:t>
+      </w:r>
+      <w:r>
+        <w:rPr>
+          <w:rFonts w:ascii="Arial" w:hAnsi="Arial"/>
+          <w:b w:val="0"/>
+          <w:i w:val="0"/>
+          <w:color w:val="000000"/>
+          <w:sz w:val="18"/>
+          <w:highlight w:val="lightGray"/>
+        </w:rPr>
+        <w:t xml:space="preserve"> </w:t>
+      </w:r>
+      <w:r>
+        <w:rPr>
+          <w:rFonts w:ascii="Arial" w:hAnsi="Arial"/>
+          <w:b w:val="0"/>
+          <w:i w:val="0"/>
+          <w:color w:val="000000"/>
+          <w:sz w:val="18"/>
+          <w:highlight w:val="lightGray"/>
+        </w:rPr>
+        <w:t>[</w:t>
+      </w:r>
+      <w:r>
+        <w:rPr>
+          <w:rFonts w:ascii="Arial" w:hAnsi="Arial"/>
+          <w:b w:val="0"/>
+          <w:i w:val="0"/>
+          <w:sz w:val="18"/>
+          <w:highlight w:val="lightGray"/>
+        </w:rPr>
+        <w:t>12/18/2025]</w:t>
       </w:r>
     </w:p>
     <w:p>
@@ -1583,67 +6173,1597 @@
       </w:pPr>
       <w:r>
         <w:rPr>
-          <w:rFonts w:ascii="Arial" w:eastAsia="Arial" w:hAnsi="Arial" w:cs="Arial"/>
-          <w:b/>
-          <w:kern w:val="0"/>
-          <w:sz w:val="22"/>
-          <w:szCs w:val="22"/>
-          <w:highlight w:val="darkGray"/>
-          <w:lang w:val="en"/>
-          <w14:ligatures w14:val="none"/>
-        </w:rPr>
-        <w:t># Source</w:t>
-      </w:r>
-      <w:r>
-        <w:rPr>
-          <w:rFonts w:ascii="Arial" w:eastAsia="Arial" w:hAnsi="Arial" w:cs="Arial"/>
-          <w:kern w:val="0"/>
-          <w:sz w:val="22"/>
-          <w:szCs w:val="22"/>
-          <w:highlight w:val="darkGray"/>
-          <w:lang w:val="en"/>
-          <w14:ligatures w14:val="none"/>
-        </w:rPr>
-        <w:t xml:space="preserve">: </w:t>
-      </w:r>
-      <w:r>
-        <w:rPr>
-          <w:rFonts w:ascii="Arial" w:eastAsia="Arial" w:hAnsi="Arial" w:cs="Arial"/>
-          <w:b/>
-          <w:kern w:val="0"/>
-          <w:sz w:val="22"/>
-          <w:szCs w:val="22"/>
-          <w:highlight w:val="darkGray"/>
-          <w:lang w:val="en"/>
-          <w14:ligatures w14:val="none"/>
-        </w:rPr>
-        <w:t>Chatgpt (GPT</w:t>
-      </w:r>
-      <w:r>
-        <w:rPr>
-          <w:rFonts w:ascii="Cambria Math" w:eastAsia="Arial" w:hAnsi="Cambria Math" w:cs="Cambria Math"/>
-          <w:b/>
-          <w:kern w:val="0"/>
-          <w:sz w:val="22"/>
-          <w:szCs w:val="22"/>
-          <w:highlight w:val="darkGray"/>
-          <w:lang w:val="en"/>
-          <w14:ligatures w14:val="none"/>
+          <w:rFonts w:ascii="Arial" w:hAnsi="Arial" w:eastAsia="Arial" w:cs="Arial"/>
+          <w:b/>
+          <w:i w:val="0"/>
+          <w:color w:val="000000"/>
+          <w:sz w:val="18"/>
+          <w:highlight w:val="lightGray"/>
+        </w:rPr>
+        <w:t>#</w:t>
+      </w:r>
+      <w:r>
+        <w:rPr>
+          <w:rFonts w:ascii="Arial" w:hAnsi="Arial" w:eastAsia="Arial" w:cs="Arial"/>
+          <w:b/>
+          <w:i w:val="0"/>
+          <w:color w:val="000000"/>
+          <w:sz w:val="18"/>
+          <w:highlight w:val="lightGray"/>
+        </w:rPr>
+        <w:t xml:space="preserve"> </w:t>
+      </w:r>
+      <w:r>
+        <w:rPr>
+          <w:rFonts w:ascii="Arial" w:hAnsi="Arial" w:eastAsia="Arial" w:cs="Arial"/>
+          <w:b/>
+          <w:i w:val="0"/>
+          <w:color w:val="000000"/>
+          <w:sz w:val="18"/>
+          <w:highlight w:val="lightGray"/>
+        </w:rPr>
+        <w:t>S</w:t>
+      </w:r>
+      <w:r>
+        <w:rPr>
+          <w:rFonts w:ascii="Arial" w:hAnsi="Arial" w:eastAsia="Arial" w:cs="Arial"/>
+          <w:b/>
+          <w:i w:val="0"/>
+          <w:color w:val="000000"/>
+          <w:sz w:val="18"/>
+          <w:highlight w:val="lightGray"/>
+        </w:rPr>
+        <w:t>o</w:t>
+      </w:r>
+      <w:r>
+        <w:rPr>
+          <w:rFonts w:ascii="Arial" w:hAnsi="Arial" w:eastAsia="Arial" w:cs="Arial"/>
+          <w:b/>
+          <w:i w:val="0"/>
+          <w:color w:val="000000"/>
+          <w:sz w:val="18"/>
+          <w:highlight w:val="lightGray"/>
+        </w:rPr>
+        <w:t>u</w:t>
+      </w:r>
+      <w:r>
+        <w:rPr>
+          <w:rFonts w:ascii="Arial" w:hAnsi="Arial" w:eastAsia="Arial" w:cs="Arial"/>
+          <w:b/>
+          <w:i w:val="0"/>
+          <w:color w:val="000000"/>
+          <w:sz w:val="18"/>
+          <w:highlight w:val="lightGray"/>
+        </w:rPr>
+        <w:t>r</w:t>
+      </w:r>
+      <w:r>
+        <w:rPr>
+          <w:rFonts w:ascii="Arial" w:hAnsi="Arial" w:eastAsia="Arial" w:cs="Arial"/>
+          <w:b/>
+          <w:i w:val="0"/>
+          <w:color w:val="000000"/>
+          <w:sz w:val="18"/>
+          <w:highlight w:val="lightGray"/>
+        </w:rPr>
+        <w:t>c</w:t>
+      </w:r>
+      <w:r>
+        <w:rPr>
+          <w:rFonts w:ascii="Arial" w:hAnsi="Arial" w:eastAsia="Arial" w:cs="Arial"/>
+          <w:b/>
+          <w:i w:val="0"/>
+          <w:color w:val="000000"/>
+          <w:sz w:val="18"/>
+          <w:highlight w:val="lightGray"/>
+        </w:rPr>
+        <w:t>e</w:t>
+      </w:r>
+      <w:r>
+        <w:rPr>
+          <w:rFonts w:ascii="Arial" w:hAnsi="Arial" w:eastAsia="Arial" w:cs="Arial"/>
+          <w:b/>
+          <w:i w:val="0"/>
+          <w:color w:val="000000"/>
+          <w:sz w:val="18"/>
+          <w:highlight w:val="lightGray"/>
+        </w:rPr>
+        <w:t>:</w:t>
+      </w:r>
+      <w:r>
+        <w:rPr>
+          <w:rFonts w:ascii="Arial" w:hAnsi="Arial" w:eastAsia="Arial" w:cs="Arial"/>
+          <w:b/>
+          <w:i w:val="0"/>
+          <w:color w:val="000000"/>
+          <w:sz w:val="18"/>
+          <w:highlight w:val="lightGray"/>
+        </w:rPr>
+        <w:t xml:space="preserve"> </w:t>
+      </w:r>
+      <w:r>
+        <w:rPr>
+          <w:rFonts w:ascii="Arial" w:hAnsi="Arial" w:eastAsia="Arial" w:cs="Arial"/>
+          <w:b/>
+          <w:i w:val="0"/>
+          <w:color w:val="000000"/>
+          <w:sz w:val="18"/>
+          <w:highlight w:val="lightGray"/>
+        </w:rPr>
+        <w:t>A</w:t>
+      </w:r>
+      <w:r>
+        <w:rPr>
+          <w:rFonts w:ascii="Arial" w:hAnsi="Arial" w:eastAsia="Arial" w:cs="Arial"/>
+          <w:b/>
+          <w:i w:val="0"/>
+          <w:color w:val="000000"/>
+          <w:sz w:val="18"/>
+          <w:highlight w:val="lightGray"/>
+        </w:rPr>
+        <w:t>I</w:t>
+      </w:r>
+      <w:r>
+        <w:rPr>
+          <w:rFonts w:ascii="Arial" w:hAnsi="Arial" w:eastAsia="Arial" w:cs="Arial"/>
+          <w:b/>
+          <w:i w:val="0"/>
+          <w:color w:val="000000"/>
+          <w:sz w:val="18"/>
+          <w:highlight w:val="lightGray"/>
+        </w:rPr>
+        <w:t xml:space="preserve"> </w:t>
+      </w:r>
+      <w:r>
+        <w:rPr>
+          <w:rFonts w:ascii="Arial" w:hAnsi="Arial" w:eastAsia="Arial" w:cs="Arial"/>
+          <w:b/>
+          <w:i w:val="0"/>
+          <w:color w:val="000000"/>
+          <w:sz w:val="18"/>
+          <w:highlight w:val="lightGray"/>
+        </w:rPr>
+        <w:t>S</w:t>
+      </w:r>
+      <w:r>
+        <w:rPr>
+          <w:rFonts w:ascii="Arial" w:hAnsi="Arial" w:eastAsia="Arial" w:cs="Arial"/>
+          <w:b/>
+          <w:i w:val="0"/>
+          <w:color w:val="000000"/>
+          <w:sz w:val="18"/>
+          <w:highlight w:val="lightGray"/>
+        </w:rPr>
+        <w:t>o</w:t>
+      </w:r>
+      <w:r>
+        <w:rPr>
+          <w:rFonts w:ascii="Arial" w:hAnsi="Arial" w:eastAsia="Arial" w:cs="Arial"/>
+          <w:b/>
+          <w:i w:val="0"/>
+          <w:color w:val="000000"/>
+          <w:sz w:val="18"/>
+          <w:highlight w:val="lightGray"/>
+        </w:rPr>
+        <w:t>u</w:t>
+      </w:r>
+      <w:r>
+        <w:rPr>
+          <w:rFonts w:ascii="Arial" w:hAnsi="Arial" w:eastAsia="Arial" w:cs="Arial"/>
+          <w:b/>
+          <w:i w:val="0"/>
+          <w:color w:val="000000"/>
+          <w:sz w:val="18"/>
+          <w:highlight w:val="lightGray"/>
+        </w:rPr>
+        <w:t>r</w:t>
+      </w:r>
+      <w:r>
+        <w:rPr>
+          <w:rFonts w:ascii="Arial" w:hAnsi="Arial" w:eastAsia="Arial" w:cs="Arial"/>
+          <w:b/>
+          <w:i w:val="0"/>
+          <w:color w:val="000000"/>
+          <w:sz w:val="18"/>
+          <w:highlight w:val="lightGray"/>
+        </w:rPr>
+        <w:t>c</w:t>
+      </w:r>
+      <w:r>
+        <w:rPr>
+          <w:rFonts w:ascii="Arial" w:hAnsi="Arial" w:eastAsia="Arial" w:cs="Arial"/>
+          <w:b/>
+          <w:i w:val="0"/>
+          <w:color w:val="000000"/>
+          <w:sz w:val="18"/>
+          <w:highlight w:val="lightGray"/>
+        </w:rPr>
+        <w:t>e</w:t>
+      </w:r>
+      <w:r>
+        <w:rPr>
+          <w:rFonts w:ascii="Arial" w:hAnsi="Arial" w:eastAsia="Arial" w:cs="Arial"/>
+          <w:b/>
+          <w:i w:val="0"/>
+          <w:color w:val="000000"/>
+          <w:sz w:val="18"/>
+          <w:highlight w:val="lightGray"/>
+        </w:rPr>
+        <w:t>:</w:t>
+      </w:r>
+      <w:r>
+        <w:rPr>
+          <w:rFonts w:ascii="Arial" w:hAnsi="Arial" w:eastAsia="Arial" w:cs="Arial"/>
+          <w:b/>
+          <w:i w:val="0"/>
+          <w:color w:val="000000"/>
+          <w:sz w:val="18"/>
+          <w:highlight w:val="lightGray"/>
+        </w:rPr>
+        <w:t xml:space="preserve"> </w:t>
+      </w:r>
+      <w:r>
+        <w:rPr>
+          <w:rFonts w:ascii="Arial" w:hAnsi="Arial" w:eastAsia="Arial" w:cs="Arial"/>
+          <w:b/>
+          <w:i w:val="0"/>
+          <w:color w:val="000000"/>
+          <w:sz w:val="18"/>
+          <w:highlight w:val="lightGray"/>
+        </w:rPr>
+        <w:t>P</w:t>
+      </w:r>
+      <w:r>
+        <w:rPr>
+          <w:rFonts w:ascii="Arial" w:hAnsi="Arial" w:eastAsia="Arial" w:cs="Arial"/>
+          <w:b/>
+          <w:i w:val="0"/>
+          <w:color w:val="000000"/>
+          <w:sz w:val="18"/>
+          <w:highlight w:val="lightGray"/>
+        </w:rPr>
+        <w:t>r</w:t>
+      </w:r>
+      <w:r>
+        <w:rPr>
+          <w:rFonts w:ascii="Arial" w:hAnsi="Arial" w:eastAsia="Arial" w:cs="Arial"/>
+          <w:b/>
+          <w:i w:val="0"/>
+          <w:color w:val="000000"/>
+          <w:sz w:val="18"/>
+          <w:highlight w:val="lightGray"/>
+        </w:rPr>
+        <w:t>o</w:t>
+      </w:r>
+      <w:r>
+        <w:rPr>
+          <w:rFonts w:ascii="Arial" w:hAnsi="Arial" w:eastAsia="Arial" w:cs="Arial"/>
+          <w:b/>
+          <w:i w:val="0"/>
+          <w:color w:val="000000"/>
+          <w:sz w:val="18"/>
+          <w:highlight w:val="lightGray"/>
+        </w:rPr>
+        <w:t>v</w:t>
+      </w:r>
+      <w:r>
+        <w:rPr>
+          <w:rFonts w:ascii="Arial" w:hAnsi="Arial" w:eastAsia="Arial" w:cs="Arial"/>
+          <w:b/>
+          <w:i w:val="0"/>
+          <w:color w:val="000000"/>
+          <w:sz w:val="18"/>
+          <w:highlight w:val="lightGray"/>
+        </w:rPr>
+        <w:t>i</w:t>
+      </w:r>
+      <w:r>
+        <w:rPr>
+          <w:rFonts w:ascii="Arial" w:hAnsi="Arial" w:eastAsia="Arial" w:cs="Arial"/>
+          <w:b/>
+          <w:i w:val="0"/>
+          <w:color w:val="000000"/>
+          <w:sz w:val="18"/>
+          <w:highlight w:val="lightGray"/>
+        </w:rPr>
+        <w:t>d</w:t>
+      </w:r>
+      <w:r>
+        <w:rPr>
+          <w:rFonts w:ascii="Arial" w:hAnsi="Arial" w:eastAsia="Arial" w:cs="Arial"/>
+          <w:b/>
+          <w:i w:val="0"/>
+          <w:color w:val="000000"/>
+          <w:sz w:val="18"/>
+          <w:highlight w:val="lightGray"/>
+        </w:rPr>
+        <w:t>e</w:t>
+      </w:r>
+      <w:r>
+        <w:rPr>
+          <w:rFonts w:ascii="Arial" w:hAnsi="Arial" w:eastAsia="Arial" w:cs="Arial"/>
+          <w:b/>
+          <w:i w:val="0"/>
+          <w:color w:val="000000"/>
+          <w:sz w:val="18"/>
+          <w:highlight w:val="lightGray"/>
+        </w:rPr>
+        <w:t>d</w:t>
+      </w:r>
+      <w:r>
+        <w:rPr>
+          <w:rFonts w:ascii="Arial" w:hAnsi="Arial" w:eastAsia="Arial" w:cs="Arial"/>
+          <w:b/>
+          <w:i w:val="0"/>
+          <w:color w:val="000000"/>
+          <w:sz w:val="18"/>
+          <w:highlight w:val="lightGray"/>
+        </w:rPr>
+        <w:t xml:space="preserve"> </w:t>
+      </w:r>
+      <w:r>
+        <w:rPr>
+          <w:rFonts w:ascii="Arial" w:hAnsi="Arial" w:eastAsia="Arial" w:cs="Arial"/>
+          <w:b/>
+          <w:i w:val="0"/>
+          <w:color w:val="000000"/>
+          <w:sz w:val="18"/>
+          <w:highlight w:val="lightGray"/>
+        </w:rPr>
+        <w:t>b</w:t>
+      </w:r>
+      <w:r>
+        <w:rPr>
+          <w:rFonts w:ascii="Arial" w:hAnsi="Arial" w:eastAsia="Arial" w:cs="Arial"/>
+          <w:b/>
+          <w:i w:val="0"/>
+          <w:color w:val="000000"/>
+          <w:sz w:val="18"/>
+          <w:highlight w:val="lightGray"/>
+        </w:rPr>
+        <w:t>y</w:t>
+      </w:r>
+      <w:r>
+        <w:rPr>
+          <w:rFonts w:ascii="Arial" w:hAnsi="Arial" w:eastAsia="Arial" w:cs="Arial"/>
+          <w:b/>
+          <w:i w:val="0"/>
+          <w:color w:val="000000"/>
+          <w:sz w:val="18"/>
+          <w:highlight w:val="lightGray"/>
+        </w:rPr>
+        <w:t>:</w:t>
+      </w:r>
+      <w:r>
+        <w:rPr>
+          <w:rFonts w:ascii="Arial" w:hAnsi="Arial" w:eastAsia="Arial" w:cs="Arial"/>
+          <w:b/>
+          <w:i w:val="0"/>
+          <w:color w:val="000000"/>
+          <w:sz w:val="18"/>
+          <w:highlight w:val="lightGray"/>
+        </w:rPr>
+        <w:t xml:space="preserve"> </w:t>
+      </w:r>
+      <w:r>
+        <w:rPr>
+          <w:rFonts w:ascii="Arial" w:hAnsi="Arial" w:eastAsia="Arial" w:cs="Arial"/>
+          <w:b/>
+          <w:i w:val="0"/>
+          <w:color w:val="000000"/>
+          <w:sz w:val="18"/>
+          <w:highlight w:val="lightGray"/>
+        </w:rPr>
+        <w:t>[</w:t>
+      </w:r>
+      <w:r>
+        <w:rPr>
+          <w:rFonts w:ascii="Arial" w:hAnsi="Arial" w:eastAsia="Arial" w:cs="Arial"/>
+          <w:b/>
+          <w:i w:val="0"/>
+          <w:color w:val="000000"/>
+          <w:sz w:val="18"/>
+          <w:highlight w:val="lightGray"/>
+        </w:rPr>
+        <w:t>D</w:t>
+      </w:r>
+      <w:r>
+        <w:rPr>
+          <w:rFonts w:ascii="Arial" w:hAnsi="Arial" w:eastAsia="Arial" w:cs="Arial"/>
+          <w:b/>
+          <w:i w:val="0"/>
+          <w:color w:val="000000"/>
+          <w:sz w:val="18"/>
+          <w:highlight w:val="lightGray"/>
+        </w:rPr>
+        <w:t>a</w:t>
+      </w:r>
+      <w:r>
+        <w:rPr>
+          <w:rFonts w:ascii="Arial" w:hAnsi="Arial" w:eastAsia="Arial" w:cs="Arial"/>
+          <w:b/>
+          <w:i w:val="0"/>
+          <w:color w:val="000000"/>
+          <w:sz w:val="18"/>
+          <w:highlight w:val="lightGray"/>
+        </w:rPr>
+        <w:t>t</w:t>
+      </w:r>
+      <w:r>
+        <w:rPr>
+          <w:rFonts w:ascii="Arial" w:hAnsi="Arial" w:eastAsia="Arial" w:cs="Arial"/>
+          <w:b/>
+          <w:i w:val="0"/>
+          <w:color w:val="000000"/>
+          <w:sz w:val="18"/>
+          <w:highlight w:val="lightGray"/>
+        </w:rPr>
+        <w:t>a</w:t>
+      </w:r>
+      <w:r>
+        <w:rPr>
+          <w:rFonts w:ascii="Arial" w:hAnsi="Arial" w:eastAsia="Arial" w:cs="Arial"/>
+          <w:b/>
+          <w:i w:val="0"/>
+          <w:color w:val="000000"/>
+          <w:sz w:val="18"/>
+          <w:highlight w:val="lightGray"/>
+        </w:rPr>
+        <w:t xml:space="preserve"> </w:t>
+      </w:r>
+      <w:r>
+        <w:rPr>
+          <w:rFonts w:ascii="Arial" w:hAnsi="Arial" w:eastAsia="Arial" w:cs="Arial"/>
+          <w:b/>
+          <w:i w:val="0"/>
+          <w:color w:val="000000"/>
+          <w:sz w:val="18"/>
+          <w:highlight w:val="lightGray"/>
+        </w:rPr>
+        <w:t>P</w:t>
+      </w:r>
+      <w:r>
+        <w:rPr>
+          <w:rFonts w:ascii="Arial" w:hAnsi="Arial" w:eastAsia="Arial" w:cs="Arial"/>
+          <w:b/>
+          <w:i w:val="0"/>
+          <w:color w:val="000000"/>
+          <w:sz w:val="18"/>
+          <w:highlight w:val="lightGray"/>
+        </w:rPr>
+        <w:t>a</w:t>
+      </w:r>
+      <w:r>
+        <w:rPr>
+          <w:rFonts w:ascii="Arial" w:hAnsi="Arial" w:eastAsia="Arial" w:cs="Arial"/>
+          <w:b/>
+          <w:i w:val="0"/>
+          <w:color w:val="000000"/>
+          <w:sz w:val="18"/>
+          <w:highlight w:val="lightGray"/>
+        </w:rPr>
+        <w:t>t</w:t>
+      </w:r>
+      <w:r>
+        <w:rPr>
+          <w:rFonts w:ascii="Arial" w:hAnsi="Arial" w:eastAsia="Arial" w:cs="Arial"/>
+          <w:b/>
+          <w:i w:val="0"/>
+          <w:color w:val="000000"/>
+          <w:sz w:val="18"/>
+          <w:highlight w:val="lightGray"/>
+        </w:rPr>
+        <w:t>h</w:t>
+      </w:r>
+      <w:r>
+        <w:rPr>
+          <w:rFonts w:ascii="Arial" w:hAnsi="Arial" w:eastAsia="Arial" w:cs="Arial"/>
+          <w:b w:val="0"/>
+          <w:i w:val="0"/>
+          <w:color w:val="000000"/>
+          <w:sz w:val="18"/>
+          <w:highlight w:val="lightGray"/>
+        </w:rPr>
+        <w:t>:</w:t>
+      </w:r>
+      <w:r>
+        <w:rPr>
+          <w:rFonts w:ascii="Arial" w:hAnsi="Arial" w:eastAsia="Arial" w:cs="Arial"/>
+          <w:b w:val="0"/>
+          <w:i w:val="0"/>
+          <w:color w:val="000000"/>
+          <w:sz w:val="18"/>
+          <w:highlight w:val="lightGray"/>
+        </w:rPr>
+        <w:t xml:space="preserve"> </w:t>
+      </w:r>
+      <w:r>
+        <w:rPr>
+          <w:rFonts w:ascii="Arial" w:hAnsi="Arial" w:eastAsia="Arial" w:cs="Arial"/>
+          <w:b w:val="0"/>
+          <w:i w:val="0"/>
+          <w:color w:val="000000"/>
+          <w:sz w:val="18"/>
+          <w:highlight w:val="lightGray"/>
+        </w:rPr>
+        <w:t>P</w:t>
+      </w:r>
+      <w:r>
+        <w:rPr>
+          <w:rFonts w:ascii="Arial" w:hAnsi="Arial" w:eastAsia="Arial" w:cs="Arial"/>
+          <w:b w:val="0"/>
+          <w:i w:val="0"/>
+          <w:color w:val="000000"/>
+          <w:sz w:val="18"/>
+          <w:highlight w:val="lightGray"/>
+        </w:rPr>
+        <w:t>e</w:t>
+      </w:r>
+      <w:r>
+        <w:rPr>
+          <w:rFonts w:ascii="Arial" w:hAnsi="Arial" w:eastAsia="Arial" w:cs="Arial"/>
+          <w:b w:val="0"/>
+          <w:i w:val="0"/>
+          <w:color w:val="000000"/>
+          <w:sz w:val="18"/>
+          <w:highlight w:val="lightGray"/>
+        </w:rPr>
+        <w:t>r</w:t>
+      </w:r>
+      <w:r>
+        <w:rPr>
+          <w:rFonts w:ascii="Arial" w:hAnsi="Arial" w:eastAsia="Arial" w:cs="Arial"/>
+          <w:b w:val="0"/>
+          <w:i w:val="0"/>
+          <w:color w:val="000000"/>
+          <w:sz w:val="18"/>
+          <w:highlight w:val="lightGray"/>
+        </w:rPr>
+        <w:t>s</w:t>
+      </w:r>
+      <w:r>
+        <w:rPr>
+          <w:rFonts w:ascii="Arial" w:hAnsi="Arial" w:eastAsia="Arial" w:cs="Arial"/>
+          <w:b w:val="0"/>
+          <w:i w:val="0"/>
+          <w:color w:val="000000"/>
+          <w:sz w:val="18"/>
+          <w:highlight w:val="lightGray"/>
+        </w:rPr>
+        <w:t>o</w:t>
+      </w:r>
+      <w:r>
+        <w:rPr>
+          <w:rFonts w:ascii="Arial" w:hAnsi="Arial" w:eastAsia="Arial" w:cs="Arial"/>
+          <w:b w:val="0"/>
+          <w:i w:val="0"/>
+          <w:color w:val="000000"/>
+          <w:sz w:val="18"/>
+          <w:highlight w:val="lightGray"/>
+        </w:rPr>
+        <w:t>n</w:t>
+      </w:r>
+      <w:r>
+        <w:rPr>
+          <w:rFonts w:ascii="Arial" w:hAnsi="Arial" w:eastAsia="Arial" w:cs="Arial"/>
+          <w:b w:val="0"/>
+          <w:i w:val="0"/>
+          <w:color w:val="000000"/>
+          <w:sz w:val="18"/>
+          <w:highlight w:val="lightGray"/>
+        </w:rPr>
+        <w:t>s</w:t>
+      </w:r>
+      <w:r>
+        <w:rPr>
+          <w:rFonts w:ascii="Arial" w:hAnsi="Arial" w:eastAsia="Arial" w:cs="Arial"/>
+          <w:b w:val="0"/>
+          <w:i w:val="0"/>
+          <w:color w:val="000000"/>
+          <w:sz w:val="18"/>
+          <w:highlight w:val="lightGray"/>
+        </w:rPr>
+        <w:t xml:space="preserve"> </w:t>
+      </w:r>
+      <w:r>
+        <w:rPr>
+          <w:rFonts w:ascii="Arial" w:hAnsi="Arial" w:eastAsia="Arial" w:cs="Arial"/>
+          <w:b w:val="0"/>
+          <w:i w:val="0"/>
+          <w:color w:val="000000"/>
+          <w:sz w:val="18"/>
+          <w:highlight w:val="lightGray"/>
+        </w:rPr>
+        <w:t>T</w:t>
+      </w:r>
+      <w:r>
+        <w:rPr>
+          <w:rFonts w:ascii="Arial" w:hAnsi="Arial" w:eastAsia="Arial" w:cs="Arial"/>
+          <w:b w:val="0"/>
+          <w:i w:val="0"/>
+          <w:color w:val="000000"/>
+          <w:sz w:val="18"/>
+          <w:highlight w:val="lightGray"/>
+        </w:rPr>
+        <w:t>a</w:t>
+      </w:r>
+      <w:r>
+        <w:rPr>
+          <w:rFonts w:ascii="Arial" w:hAnsi="Arial" w:eastAsia="Arial" w:cs="Arial"/>
+          <w:b w:val="0"/>
+          <w:i w:val="0"/>
+          <w:color w:val="000000"/>
+          <w:sz w:val="18"/>
+          <w:highlight w:val="lightGray"/>
+        </w:rPr>
+        <w:t>b</w:t>
+      </w:r>
+      <w:r>
+        <w:rPr>
+          <w:rFonts w:ascii="Arial" w:hAnsi="Arial" w:eastAsia="Arial" w:cs="Arial"/>
+          <w:b w:val="0"/>
+          <w:i w:val="0"/>
+          <w:color w:val="000000"/>
+          <w:sz w:val="18"/>
+          <w:highlight w:val="lightGray"/>
+        </w:rPr>
+        <w:t>l</w:t>
+      </w:r>
+      <w:r>
+        <w:rPr>
+          <w:rFonts w:ascii="Arial" w:hAnsi="Arial" w:eastAsia="Arial" w:cs="Arial"/>
+          <w:b w:val="0"/>
+          <w:i w:val="0"/>
+          <w:color w:val="000000"/>
+          <w:sz w:val="18"/>
+          <w:highlight w:val="lightGray"/>
+        </w:rPr>
+        <w:t>e</w:t>
+      </w:r>
+      <w:r>
+        <w:rPr>
+          <w:rFonts w:ascii="Arial" w:hAnsi="Arial" w:eastAsia="Arial" w:cs="Arial"/>
+          <w:b w:val="0"/>
+          <w:i w:val="0"/>
+          <w:color w:val="000000"/>
+          <w:sz w:val="18"/>
+          <w:highlight w:val="lightGray"/>
+        </w:rPr>
+        <w:t xml:space="preserve"> </w:t>
+      </w:r>
+      <w:r>
+        <w:rPr>
+          <w:rFonts w:ascii="Arial" w:hAnsi="Arial" w:eastAsia="Arial" w:cs="Arial"/>
+          <w:b w:val="0"/>
+          <w:i w:val="0"/>
+          <w:color w:val="000000"/>
+          <w:sz w:val="18"/>
+          <w:highlight w:val="lightGray"/>
+        </w:rPr>
+        <w:t>-</w:t>
+      </w:r>
+      <w:r>
+        <w:rPr>
+          <w:rFonts w:ascii="Arial" w:hAnsi="Arial" w:eastAsia="Arial" w:cs="Arial"/>
+          <w:b w:val="0"/>
+          <w:i w:val="0"/>
+          <w:color w:val="000000"/>
+          <w:sz w:val="18"/>
+          <w:highlight w:val="lightGray"/>
+        </w:rPr>
+        <w:t>&gt;</w:t>
+      </w:r>
+      <w:r>
+        <w:rPr>
+          <w:rFonts w:ascii="Arial" w:hAnsi="Arial" w:eastAsia="Arial" w:cs="Arial"/>
+          <w:b w:val="0"/>
+          <w:i w:val="0"/>
+          <w:color w:val="000000"/>
+          <w:sz w:val="18"/>
+          <w:highlight w:val="lightGray"/>
+        </w:rPr>
+        <w:t xml:space="preserve"> </w:t>
+      </w:r>
+      <w:r>
+        <w:rPr>
+          <w:rFonts w:ascii="Arial" w:hAnsi="Arial" w:eastAsia="Arial" w:cs="Arial"/>
+          <w:b w:val="0"/>
+          <w:i w:val="0"/>
+          <w:color w:val="000000"/>
+          <w:sz w:val="18"/>
+          <w:highlight w:val="lightGray"/>
+        </w:rPr>
+        <w:t>I</w:t>
+      </w:r>
+      <w:r>
+        <w:rPr>
+          <w:rFonts w:ascii="Arial" w:hAnsi="Arial" w:eastAsia="Arial" w:cs="Arial"/>
+          <w:b w:val="0"/>
+          <w:i w:val="0"/>
+          <w:color w:val="000000"/>
+          <w:sz w:val="18"/>
+          <w:highlight w:val="lightGray"/>
+        </w:rPr>
+        <w:t>D</w:t>
+      </w:r>
+      <w:r>
+        <w:rPr>
+          <w:rFonts w:ascii="Arial" w:hAnsi="Arial" w:eastAsia="Arial" w:cs="Arial"/>
+          <w:b w:val="0"/>
+          <w:i w:val="0"/>
+          <w:color w:val="000000"/>
+          <w:sz w:val="18"/>
+          <w:highlight w:val="lightGray"/>
+        </w:rPr>
+        <w:t xml:space="preserve"> </w:t>
+      </w:r>
+      <w:r>
+        <w:rPr>
+          <w:rFonts w:ascii="Arial" w:hAnsi="Arial" w:eastAsia="Arial" w:cs="Arial"/>
+          <w:b w:val="0"/>
+          <w:i w:val="0"/>
+          <w:color w:val="000000"/>
+          <w:sz w:val="18"/>
+          <w:highlight w:val="lightGray"/>
+        </w:rPr>
+        <w:t>C</w:t>
+      </w:r>
+      <w:r>
+        <w:rPr>
+          <w:rFonts w:ascii="Arial" w:hAnsi="Arial" w:eastAsia="Arial" w:cs="Arial"/>
+          <w:b w:val="0"/>
+          <w:i w:val="0"/>
+          <w:color w:val="000000"/>
+          <w:sz w:val="18"/>
+          <w:highlight w:val="lightGray"/>
+        </w:rPr>
+        <w:t>o</w:t>
+      </w:r>
+      <w:r>
+        <w:rPr>
+          <w:rFonts w:ascii="Arial" w:hAnsi="Arial" w:eastAsia="Arial" w:cs="Arial"/>
+          <w:b w:val="0"/>
+          <w:i w:val="0"/>
+          <w:color w:val="000000"/>
+          <w:sz w:val="18"/>
+          <w:highlight w:val="lightGray"/>
+        </w:rPr>
+        <w:t>l</w:t>
+      </w:r>
+      <w:r>
+        <w:rPr>
+          <w:rFonts w:ascii="Arial" w:hAnsi="Arial" w:eastAsia="Arial" w:cs="Arial"/>
+          <w:b w:val="0"/>
+          <w:i w:val="0"/>
+          <w:color w:val="000000"/>
+          <w:sz w:val="18"/>
+          <w:highlight w:val="lightGray"/>
+        </w:rPr>
+        <w:t>u</w:t>
+      </w:r>
+      <w:r>
+        <w:rPr>
+          <w:rFonts w:ascii="Arial" w:hAnsi="Arial" w:eastAsia="Arial" w:cs="Arial"/>
+          <w:b w:val="0"/>
+          <w:i w:val="0"/>
+          <w:color w:val="000000"/>
+          <w:sz w:val="18"/>
+          <w:highlight w:val="lightGray"/>
+        </w:rPr>
+        <w:t>m</w:t>
+      </w:r>
+      <w:r>
+        <w:rPr>
+          <w:rFonts w:ascii="Arial" w:hAnsi="Arial" w:eastAsia="Arial" w:cs="Arial"/>
+          <w:b w:val="0"/>
+          <w:i w:val="0"/>
+          <w:color w:val="000000"/>
+          <w:sz w:val="18"/>
+          <w:highlight w:val="lightGray"/>
+        </w:rPr>
+        <w:t>n</w:t>
+      </w:r>
+      <w:r>
+        <w:rPr>
+          <w:rFonts w:ascii="Arial" w:hAnsi="Arial" w:eastAsia="Arial" w:cs="Arial"/>
+          <w:b w:val="0"/>
+          <w:i w:val="0"/>
+          <w:color w:val="000000"/>
+          <w:sz w:val="18"/>
+          <w:highlight w:val="lightGray"/>
+        </w:rPr>
+        <w:t>:</w:t>
+      </w:r>
+      <w:r>
+        <w:rPr>
+          <w:rFonts w:ascii="Arial" w:hAnsi="Arial" w:eastAsia="Arial" w:cs="Arial"/>
+          <w:b w:val="0"/>
+          <w:i w:val="0"/>
+          <w:color w:val="000000"/>
+          <w:sz w:val="18"/>
+          <w:highlight w:val="lightGray"/>
+        </w:rPr>
+        <w:t xml:space="preserve"> </w:t>
+      </w:r>
+      <w:r>
+        <w:rPr>
+          <w:rFonts w:ascii="Arial" w:hAnsi="Arial" w:eastAsia="Arial" w:cs="Arial"/>
+          <w:b w:val="0"/>
+          <w:i w:val="0"/>
+          <w:color w:val="000000"/>
+          <w:sz w:val="18"/>
+          <w:highlight w:val="lightGray"/>
+        </w:rPr>
+        <w:t>1</w:t>
+      </w:r>
+      <w:r>
+        <w:rPr>
+          <w:rFonts w:ascii="Arial" w:hAnsi="Arial" w:eastAsia="Arial" w:cs="Arial"/>
+          <w:b w:val="0"/>
+          <w:i w:val="0"/>
+          <w:color w:val="000000"/>
+          <w:sz w:val="18"/>
+          <w:highlight w:val="lightGray"/>
+        </w:rPr>
+        <w:t>,</w:t>
+      </w:r>
+      <w:r>
+        <w:rPr>
+          <w:rFonts w:ascii="Arial" w:hAnsi="Arial" w:eastAsia="Arial" w:cs="Arial"/>
+          <w:b w:val="0"/>
+          <w:i w:val="0"/>
+          <w:color w:val="000000"/>
+          <w:sz w:val="18"/>
+          <w:highlight w:val="lightGray"/>
+        </w:rPr>
+        <w:t xml:space="preserve"> </w:t>
+      </w:r>
+      <w:r>
+        <w:rPr>
+          <w:rFonts w:ascii="Arial" w:hAnsi="Arial" w:eastAsia="Arial" w:cs="Arial"/>
+          <w:b w:val="0"/>
+          <w:i w:val="0"/>
+          <w:color w:val="000000"/>
+          <w:sz w:val="18"/>
+          <w:highlight w:val="lightGray"/>
+        </w:rPr>
+        <w:t>N</w:t>
+      </w:r>
+      <w:r>
+        <w:rPr>
+          <w:rFonts w:ascii="Arial" w:hAnsi="Arial" w:eastAsia="Arial" w:cs="Arial"/>
+          <w:b w:val="0"/>
+          <w:i w:val="0"/>
+          <w:color w:val="000000"/>
+          <w:sz w:val="18"/>
+          <w:highlight w:val="lightGray"/>
+        </w:rPr>
+        <w:t>a</w:t>
+      </w:r>
+      <w:r>
+        <w:rPr>
+          <w:rFonts w:ascii="Arial" w:hAnsi="Arial" w:eastAsia="Arial" w:cs="Arial"/>
+          <w:b w:val="0"/>
+          <w:i w:val="0"/>
+          <w:color w:val="000000"/>
+          <w:sz w:val="18"/>
+          <w:highlight w:val="lightGray"/>
+        </w:rPr>
+        <w:t>m</w:t>
+      </w:r>
+      <w:r>
+        <w:rPr>
+          <w:rFonts w:ascii="Arial" w:hAnsi="Arial" w:eastAsia="Arial" w:cs="Arial"/>
+          <w:b w:val="0"/>
+          <w:i w:val="0"/>
+          <w:color w:val="000000"/>
+          <w:sz w:val="18"/>
+          <w:highlight w:val="lightGray"/>
+        </w:rPr>
+        <w:t>e</w:t>
+      </w:r>
+      <w:r>
+        <w:rPr>
+          <w:rFonts w:ascii="Arial" w:hAnsi="Arial" w:eastAsia="Arial" w:cs="Arial"/>
+          <w:b w:val="0"/>
+          <w:i w:val="0"/>
+          <w:color w:val="000000"/>
+          <w:sz w:val="18"/>
+          <w:highlight w:val="lightGray"/>
+        </w:rPr>
+        <w:t>_</w:t>
+      </w:r>
+      <w:r>
+        <w:rPr>
+          <w:rFonts w:ascii="Arial" w:hAnsi="Arial" w:eastAsia="Arial" w:cs="Arial"/>
+          <w:b w:val="0"/>
+          <w:i w:val="0"/>
+          <w:color w:val="000000"/>
+          <w:sz w:val="18"/>
+          <w:highlight w:val="lightGray"/>
+        </w:rPr>
+        <w:t>E</w:t>
+      </w:r>
+      <w:r>
+        <w:rPr>
+          <w:rFonts w:ascii="Arial" w:hAnsi="Arial" w:eastAsia="Arial" w:cs="Arial"/>
+          <w:b w:val="0"/>
+          <w:i w:val="0"/>
+          <w:color w:val="000000"/>
+          <w:sz w:val="18"/>
+          <w:highlight w:val="lightGray"/>
+        </w:rPr>
+        <w:t>n</w:t>
+      </w:r>
+      <w:r>
+        <w:rPr>
+          <w:rFonts w:ascii="Arial" w:hAnsi="Arial" w:eastAsia="Arial" w:cs="Arial"/>
+          <w:b w:val="0"/>
+          <w:i w:val="0"/>
+          <w:color w:val="000000"/>
+          <w:sz w:val="18"/>
+          <w:highlight w:val="lightGray"/>
+        </w:rPr>
+        <w:t xml:space="preserve"> </w:t>
+      </w:r>
+      <w:r>
+        <w:rPr>
+          <w:rFonts w:ascii="Arial" w:hAnsi="Arial" w:eastAsia="Arial" w:cs="Arial"/>
+          <w:b w:val="0"/>
+          <w:i w:val="0"/>
+          <w:color w:val="000000"/>
+          <w:sz w:val="18"/>
+          <w:highlight w:val="lightGray"/>
+        </w:rPr>
+        <w:t>C</w:t>
+      </w:r>
+      <w:r>
+        <w:rPr>
+          <w:rFonts w:ascii="Arial" w:hAnsi="Arial" w:eastAsia="Arial" w:cs="Arial"/>
+          <w:b w:val="0"/>
+          <w:i w:val="0"/>
+          <w:color w:val="000000"/>
+          <w:sz w:val="18"/>
+          <w:highlight w:val="lightGray"/>
+        </w:rPr>
+        <w:t>o</w:t>
+      </w:r>
+      <w:r>
+        <w:rPr>
+          <w:rFonts w:ascii="Arial" w:hAnsi="Arial" w:eastAsia="Arial" w:cs="Arial"/>
+          <w:b w:val="0"/>
+          <w:i w:val="0"/>
+          <w:color w:val="000000"/>
+          <w:sz w:val="18"/>
+          <w:highlight w:val="lightGray"/>
+        </w:rPr>
+        <w:t>l</w:t>
+      </w:r>
+      <w:r>
+        <w:rPr>
+          <w:rFonts w:ascii="Arial" w:hAnsi="Arial" w:eastAsia="Arial" w:cs="Arial"/>
+          <w:b w:val="0"/>
+          <w:i w:val="0"/>
+          <w:color w:val="000000"/>
+          <w:sz w:val="18"/>
+          <w:highlight w:val="lightGray"/>
+        </w:rPr>
+        <w:t>u</w:t>
+      </w:r>
+      <w:r>
+        <w:rPr>
+          <w:rFonts w:ascii="Arial" w:hAnsi="Arial" w:eastAsia="Arial" w:cs="Arial"/>
+          <w:b w:val="0"/>
+          <w:i w:val="0"/>
+          <w:color w:val="000000"/>
+          <w:sz w:val="18"/>
+          <w:highlight w:val="lightGray"/>
+        </w:rPr>
+        <w:t>m</w:t>
+      </w:r>
+      <w:r>
+        <w:rPr>
+          <w:rFonts w:ascii="Arial" w:hAnsi="Arial" w:eastAsia="Arial" w:cs="Arial"/>
+          <w:b w:val="0"/>
+          <w:i w:val="0"/>
+          <w:color w:val="000000"/>
+          <w:sz w:val="18"/>
+          <w:highlight w:val="lightGray"/>
+        </w:rPr>
+        <w:t>n</w:t>
+      </w:r>
+      <w:r>
+        <w:rPr>
+          <w:rFonts w:ascii="Arial" w:hAnsi="Arial" w:eastAsia="Arial" w:cs="Arial"/>
+          <w:b w:val="0"/>
+          <w:i w:val="0"/>
+          <w:color w:val="000000"/>
+          <w:sz w:val="18"/>
+          <w:highlight w:val="lightGray"/>
+        </w:rPr>
+        <w:t>:</w:t>
+      </w:r>
+      <w:r>
+        <w:rPr>
+          <w:rFonts w:ascii="Arial" w:hAnsi="Arial" w:eastAsia="Arial" w:cs="Arial"/>
+          <w:b w:val="0"/>
+          <w:i w:val="0"/>
+          <w:color w:val="000000"/>
+          <w:sz w:val="18"/>
+          <w:highlight w:val="lightGray"/>
+        </w:rPr>
+        <w:t xml:space="preserve"> </w:t>
+      </w:r>
+      <w:r>
+        <w:rPr>
+          <w:rFonts w:ascii="Arial" w:hAnsi="Arial" w:eastAsia="Arial" w:cs="Arial"/>
+          <w:b w:val="0"/>
+          <w:i w:val="0"/>
+          <w:color w:val="000000"/>
+          <w:sz w:val="18"/>
+          <w:highlight w:val="lightGray"/>
+        </w:rPr>
+        <w:t>M</w:t>
+      </w:r>
+      <w:r>
+        <w:rPr>
+          <w:rFonts w:ascii="Arial" w:hAnsi="Arial" w:eastAsia="Arial" w:cs="Arial"/>
+          <w:b w:val="0"/>
+          <w:i w:val="0"/>
+          <w:color w:val="000000"/>
+          <w:sz w:val="18"/>
+          <w:highlight w:val="lightGray"/>
+        </w:rPr>
+        <w:t>o</w:t>
+      </w:r>
+      <w:r>
+        <w:rPr>
+          <w:rFonts w:ascii="Arial" w:hAnsi="Arial" w:eastAsia="Arial" w:cs="Arial"/>
+          <w:b w:val="0"/>
+          <w:i w:val="0"/>
+          <w:color w:val="000000"/>
+          <w:sz w:val="18"/>
+          <w:highlight w:val="lightGray"/>
+        </w:rPr>
+        <w:t>t</w:t>
+      </w:r>
+      <w:r>
+        <w:rPr>
+          <w:rFonts w:ascii="Arial" w:hAnsi="Arial" w:eastAsia="Arial" w:cs="Arial"/>
+          <w:b w:val="0"/>
+          <w:i w:val="0"/>
+          <w:color w:val="000000"/>
+          <w:sz w:val="18"/>
+          <w:highlight w:val="lightGray"/>
+        </w:rPr>
+        <w:t>a</w:t>
+      </w:r>
+      <w:r>
+        <w:rPr>
+          <w:rFonts w:ascii="Arial" w:hAnsi="Arial" w:eastAsia="Arial" w:cs="Arial"/>
+          <w:b w:val="0"/>
+          <w:i w:val="0"/>
+          <w:color w:val="000000"/>
+          <w:sz w:val="18"/>
+          <w:highlight w:val="lightGray"/>
+        </w:rPr>
+        <w:t>s</w:t>
+      </w:r>
+      <w:r>
+        <w:rPr>
+          <w:rFonts w:ascii="Arial" w:hAnsi="Arial" w:eastAsia="Arial" w:cs="Arial"/>
+          <w:b w:val="0"/>
+          <w:i w:val="0"/>
+          <w:color w:val="000000"/>
+          <w:sz w:val="18"/>
+          <w:highlight w:val="lightGray"/>
+        </w:rPr>
+        <w:t>e</w:t>
+      </w:r>
+      <w:r>
+        <w:rPr>
+          <w:rFonts w:ascii="Arial" w:hAnsi="Arial" w:eastAsia="Arial" w:cs="Arial"/>
+          <w:b w:val="0"/>
+          <w:i w:val="0"/>
+          <w:color w:val="000000"/>
+          <w:sz w:val="18"/>
+          <w:highlight w:val="lightGray"/>
+        </w:rPr>
+        <w:t>m</w:t>
+      </w:r>
+      <w:r>
+        <w:rPr>
+          <w:rFonts w:ascii="Arial" w:hAnsi="Arial" w:eastAsia="Arial" w:cs="Arial"/>
+          <w:b w:val="0"/>
+          <w:i w:val="0"/>
+          <w:color w:val="000000"/>
+          <w:sz w:val="18"/>
+          <w:highlight w:val="lightGray"/>
+        </w:rPr>
+        <w:t xml:space="preserve"> </w:t>
+      </w:r>
+      <w:r>
+        <w:rPr>
+          <w:rFonts w:ascii="Arial" w:hAnsi="Arial" w:eastAsia="Arial" w:cs="Arial"/>
+          <w:b w:val="0"/>
+          <w:i w:val="0"/>
+          <w:color w:val="000000"/>
+          <w:sz w:val="18"/>
+          <w:highlight w:val="lightGray"/>
+        </w:rPr>
+        <w:t>E</w:t>
+      </w:r>
+      <w:r>
+        <w:rPr>
+          <w:rFonts w:ascii="Arial" w:hAnsi="Arial" w:eastAsia="Arial" w:cs="Arial"/>
+          <w:b w:val="0"/>
+          <w:i w:val="0"/>
+          <w:color w:val="000000"/>
+          <w:sz w:val="18"/>
+          <w:highlight w:val="lightGray"/>
+        </w:rPr>
+        <w:t>s</w:t>
+      </w:r>
+      <w:r>
+        <w:rPr>
+          <w:rFonts w:ascii="Arial" w:hAnsi="Arial" w:eastAsia="Arial" w:cs="Arial"/>
+          <w:b w:val="0"/>
+          <w:i w:val="0"/>
+          <w:color w:val="000000"/>
+          <w:sz w:val="18"/>
+          <w:highlight w:val="lightGray"/>
+        </w:rPr>
+        <w:t>s</w:t>
+      </w:r>
+      <w:r>
+        <w:rPr>
+          <w:rFonts w:ascii="Arial" w:hAnsi="Arial" w:eastAsia="Arial" w:cs="Arial"/>
+          <w:b w:val="0"/>
+          <w:i w:val="0"/>
+          <w:color w:val="000000"/>
+          <w:sz w:val="18"/>
+          <w:highlight w:val="lightGray"/>
+        </w:rPr>
+        <w:t>a</w:t>
+      </w:r>
+      <w:r>
+        <w:rPr>
+          <w:rFonts w:ascii="Arial" w:hAnsi="Arial" w:eastAsia="Arial" w:cs="Arial"/>
+          <w:b w:val="0"/>
+          <w:i w:val="0"/>
+          <w:color w:val="000000"/>
+          <w:sz w:val="18"/>
+          <w:highlight w:val="lightGray"/>
+        </w:rPr>
+        <w:t>m</w:t>
+      </w:r>
+      <w:r>
+        <w:rPr>
+          <w:rFonts w:ascii="Arial" w:hAnsi="Arial" w:eastAsia="Arial" w:cs="Arial"/>
+          <w:b w:val="0"/>
+          <w:i w:val="0"/>
+          <w:color w:val="000000"/>
+          <w:sz w:val="18"/>
+          <w:highlight w:val="lightGray"/>
+        </w:rPr>
+        <w:t>]</w:t>
+      </w:r>
+      <w:r>
+        <w:rPr>
+          <w:rFonts w:ascii="Arial" w:hAnsi="Arial" w:eastAsia="Arial" w:cs="Arial"/>
+          <w:b w:val="0"/>
+          <w:i w:val="0"/>
+          <w:color w:val="000000"/>
+          <w:sz w:val="18"/>
+          <w:highlight w:val="lightGray"/>
+        </w:rPr>
+        <w:t xml:space="preserve"> </w:t>
+      </w:r>
+      <w:r>
+        <w:rPr>
+          <w:rFonts w:ascii="Arial" w:hAnsi="Arial" w:eastAsia="Arial" w:cs="Arial"/>
+          <w:b w:val="0"/>
+          <w:i w:val="0"/>
+          <w:color w:val="000000"/>
+          <w:sz w:val="18"/>
+          <w:highlight w:val="lightGray"/>
+        </w:rPr>
+        <w:t>-</w:t>
+      </w:r>
+      <w:r>
+        <w:rPr>
+          <w:rFonts w:ascii="Arial" w:hAnsi="Arial" w:eastAsia="Arial" w:cs="Arial"/>
+          <w:b w:val="0"/>
+          <w:i w:val="0"/>
+          <w:color w:val="000000"/>
+          <w:sz w:val="18"/>
+          <w:highlight w:val="lightGray"/>
+        </w:rPr>
+        <w:t>&gt;</w:t>
+      </w:r>
+      <w:r>
+        <w:rPr>
+          <w:rFonts w:ascii="Arial" w:hAnsi="Arial" w:eastAsia="Arial" w:cs="Arial"/>
+          <w:b w:val="0"/>
+          <w:i w:val="0"/>
+          <w:color w:val="000000"/>
+          <w:sz w:val="18"/>
+          <w:highlight w:val="lightGray"/>
+        </w:rPr>
+        <w:t xml:space="preserve"> </w:t>
+      </w:r>
+      <w:r>
+        <w:rPr>
+          <w:rFonts w:ascii="Arial" w:hAnsi="Arial" w:eastAsia="Arial" w:cs="Arial"/>
+          <w:b/>
+          <w:i w:val="0"/>
+          <w:color w:val="000000"/>
+          <w:sz w:val="18"/>
+          <w:highlight w:val="lightGray"/>
+        </w:rPr>
+        <w:t>F</w:t>
+      </w:r>
+      <w:r>
+        <w:rPr>
+          <w:rFonts w:ascii="Arial" w:hAnsi="Arial" w:eastAsia="Arial" w:cs="Arial"/>
+          <w:b/>
+          <w:i w:val="0"/>
+          <w:color w:val="000000"/>
+          <w:sz w:val="18"/>
+          <w:highlight w:val="lightGray"/>
+        </w:rPr>
+        <w:t>r</w:t>
+      </w:r>
+      <w:r>
+        <w:rPr>
+          <w:rFonts w:ascii="Arial" w:hAnsi="Arial" w:eastAsia="Arial" w:cs="Arial"/>
+          <w:b/>
+          <w:i w:val="0"/>
+          <w:color w:val="000000"/>
+          <w:sz w:val="18"/>
+          <w:highlight w:val="lightGray"/>
+        </w:rPr>
+        <w:t>o</w:t>
+      </w:r>
+      <w:r>
+        <w:rPr>
+          <w:rFonts w:ascii="Arial" w:hAnsi="Arial" w:eastAsia="Arial" w:cs="Arial"/>
+          <w:b/>
+          <w:i w:val="0"/>
+          <w:color w:val="000000"/>
+          <w:sz w:val="18"/>
+          <w:highlight w:val="lightGray"/>
+        </w:rPr>
+        <w:t>m</w:t>
+      </w:r>
+      <w:r>
+        <w:rPr>
+          <w:rFonts w:ascii="Arial" w:hAnsi="Arial" w:eastAsia="Arial" w:cs="Arial"/>
+          <w:b/>
+          <w:i w:val="0"/>
+          <w:color w:val="000000"/>
+          <w:sz w:val="18"/>
+          <w:highlight w:val="lightGray"/>
+        </w:rPr>
+        <w:t>:</w:t>
+      </w:r>
+      <w:r>
+        <w:rPr>
+          <w:rFonts w:ascii="Arial" w:hAnsi="Arial" w:eastAsia="Arial" w:cs="Arial"/>
+          <w:b w:val="0"/>
+          <w:i w:val="0"/>
+          <w:color w:val="000000"/>
+          <w:sz w:val="18"/>
+          <w:highlight w:val="lightGray"/>
+        </w:rPr>
+        <w:t xml:space="preserve"> </w:t>
+      </w:r>
+      <w:r>
+        <w:rPr>
+          <w:rFonts w:ascii="Arial" w:hAnsi="Arial" w:eastAsia="Arial" w:cs="Arial"/>
+          <w:b w:val="0"/>
+          <w:i w:val="0"/>
+          <w:color w:val="000000"/>
+          <w:sz w:val="18"/>
+          <w:highlight w:val="lightGray"/>
+        </w:rPr>
+        <w:t>[</w:t>
+      </w:r>
+      <w:r>
+        <w:rPr>
+          <w:rFonts w:ascii="Arial" w:hAnsi="Arial" w:eastAsia="Arial" w:cs="Arial"/>
+          <w:b w:val="0"/>
+          <w:i w:val="0"/>
+          <w:color w:val="000000"/>
+          <w:sz w:val="18"/>
+          <w:highlight w:val="lightGray"/>
+        </w:rPr>
+        <w:t>C</w:t>
+      </w:r>
+      <w:r>
+        <w:rPr>
+          <w:rFonts w:ascii="Arial" w:hAnsi="Arial" w:eastAsia="Arial" w:cs="Arial"/>
+          <w:b w:val="0"/>
+          <w:i w:val="0"/>
+          <w:color w:val="000000"/>
+          <w:sz w:val="18"/>
+          <w:highlight w:val="lightGray"/>
+        </w:rPr>
+        <w:t>h</w:t>
+      </w:r>
+      <w:r>
+        <w:rPr>
+          <w:rFonts w:ascii="Arial" w:hAnsi="Arial" w:eastAsia="Arial" w:cs="Arial"/>
+          <w:b w:val="0"/>
+          <w:i w:val="0"/>
+          <w:color w:val="000000"/>
+          <w:sz w:val="18"/>
+          <w:highlight w:val="lightGray"/>
+        </w:rPr>
+        <w:t>a</w:t>
+      </w:r>
+      <w:r>
+        <w:rPr>
+          <w:rFonts w:ascii="Arial" w:hAnsi="Arial" w:eastAsia="Arial" w:cs="Arial"/>
+          <w:b w:val="0"/>
+          <w:i w:val="0"/>
+          <w:color w:val="000000"/>
+          <w:sz w:val="18"/>
+          <w:highlight w:val="lightGray"/>
+        </w:rPr>
+        <w:t>t</w:t>
+      </w:r>
+      <w:r>
+        <w:rPr>
+          <w:rFonts w:ascii="Arial" w:hAnsi="Arial" w:eastAsia="Arial" w:cs="Arial"/>
+          <w:b w:val="0"/>
+          <w:i w:val="0"/>
+          <w:color w:val="000000"/>
+          <w:sz w:val="18"/>
+          <w:highlight w:val="lightGray"/>
+        </w:rPr>
+        <w:t>g</w:t>
+      </w:r>
+      <w:r>
+        <w:rPr>
+          <w:rFonts w:ascii="Arial" w:hAnsi="Arial" w:eastAsia="Arial" w:cs="Arial"/>
+          <w:b w:val="0"/>
+          <w:i w:val="0"/>
+          <w:color w:val="000000"/>
+          <w:sz w:val="18"/>
+          <w:highlight w:val="lightGray"/>
+        </w:rPr>
+        <w:t>p</w:t>
+      </w:r>
+      <w:r>
+        <w:rPr>
+          <w:rFonts w:ascii="Arial" w:hAnsi="Arial" w:eastAsia="Arial" w:cs="Arial"/>
+          <w:b w:val="0"/>
+          <w:i w:val="0"/>
+          <w:color w:val="000000"/>
+          <w:sz w:val="18"/>
+          <w:highlight w:val="lightGray"/>
+        </w:rPr>
+        <w:t>t</w:t>
+      </w:r>
+      <w:r>
+        <w:rPr>
+          <w:rFonts w:ascii="Arial" w:hAnsi="Arial" w:eastAsia="Arial" w:cs="Arial"/>
+          <w:b w:val="0"/>
+          <w:i w:val="0"/>
+          <w:color w:val="000000"/>
+          <w:sz w:val="18"/>
+          <w:highlight w:val="lightGray"/>
+        </w:rPr>
+        <w:t xml:space="preserve"> </w:t>
+      </w:r>
+      <w:r>
+        <w:rPr>
+          <w:rFonts w:ascii="Arial" w:hAnsi="Arial" w:eastAsia="Arial" w:cs="Arial"/>
+          <w:b w:val="0"/>
+          <w:i w:val="0"/>
+          <w:color w:val="000000"/>
+          <w:sz w:val="18"/>
+          <w:highlight w:val="lightGray"/>
+        </w:rPr>
+        <w:t>(</w:t>
+      </w:r>
+      <w:r>
+        <w:rPr>
+          <w:rFonts w:ascii="Arial" w:hAnsi="Arial" w:eastAsia="Arial" w:cs="Arial"/>
+          <w:b w:val="0"/>
+          <w:i w:val="0"/>
+          <w:color w:val="000000"/>
+          <w:sz w:val="18"/>
+          <w:highlight w:val="lightGray"/>
+        </w:rPr>
+        <w:t>G</w:t>
+      </w:r>
+      <w:r>
+        <w:rPr>
+          <w:rFonts w:ascii="Arial" w:hAnsi="Arial" w:eastAsia="Arial" w:cs="Arial"/>
+          <w:b w:val="0"/>
+          <w:i w:val="0"/>
+          <w:color w:val="000000"/>
+          <w:sz w:val="18"/>
+          <w:highlight w:val="lightGray"/>
+        </w:rPr>
+        <w:t>P</w:t>
+      </w:r>
+      <w:r>
+        <w:rPr>
+          <w:rFonts w:ascii="Arial" w:hAnsi="Arial" w:eastAsia="Arial" w:cs="Arial"/>
+          <w:b w:val="0"/>
+          <w:i w:val="0"/>
+          <w:color w:val="000000"/>
+          <w:sz w:val="18"/>
+          <w:highlight w:val="lightGray"/>
+        </w:rPr>
+        <w:t>T</w:t>
+      </w:r>
+      <w:r>
+        <w:rPr>
+          <w:rFonts w:ascii="Arial" w:hAnsi="Arial" w:eastAsia="Arial" w:cs="Arial"/>
+          <w:b w:val="0"/>
+          <w:i w:val="0"/>
+          <w:color w:val="000000"/>
+          <w:sz w:val="18"/>
+          <w:highlight w:val="lightGray"/>
         </w:rPr>
         <w:t>‑</w:t>
       </w:r>
       <w:r>
         <w:rPr>
-          <w:rFonts w:ascii="Arial" w:eastAsia="Arial" w:hAnsi="Arial" w:cs="Arial"/>
-          <w:b/>
-          <w:kern w:val="0"/>
-          <w:sz w:val="22"/>
-          <w:szCs w:val="22"/>
-          <w:highlight w:val="darkGray"/>
-          <w:lang w:val="en"/>
-          <w14:ligatures w14:val="none"/>
-        </w:rPr>
-        <w:t>5 Mini) at [12/18/2025]</w:t>
+          <w:rFonts w:ascii="Arial" w:hAnsi="Arial" w:eastAsia="Arial" w:cs="Arial"/>
+          <w:b w:val="0"/>
+          <w:i w:val="0"/>
+          <w:color w:val="000000"/>
+          <w:sz w:val="18"/>
+          <w:highlight w:val="lightGray"/>
+        </w:rPr>
+        <w:t>5</w:t>
+      </w:r>
+      <w:r>
+        <w:rPr>
+          <w:rFonts w:ascii="Arial" w:hAnsi="Arial" w:eastAsia="Arial" w:cs="Arial"/>
+          <w:b w:val="0"/>
+          <w:i w:val="0"/>
+          <w:color w:val="000000"/>
+          <w:sz w:val="18"/>
+          <w:highlight w:val="lightGray"/>
+        </w:rPr>
+        <w:t xml:space="preserve"> </w:t>
+      </w:r>
+      <w:r>
+        <w:rPr>
+          <w:rFonts w:ascii="Arial" w:hAnsi="Arial" w:eastAsia="Arial" w:cs="Arial"/>
+          <w:b w:val="0"/>
+          <w:i w:val="0"/>
+          <w:color w:val="000000"/>
+          <w:sz w:val="18"/>
+          <w:highlight w:val="lightGray"/>
+        </w:rPr>
+        <w:t>M</w:t>
+      </w:r>
+      <w:r>
+        <w:rPr>
+          <w:rFonts w:ascii="Arial" w:hAnsi="Arial" w:eastAsia="Arial" w:cs="Arial"/>
+          <w:b w:val="0"/>
+          <w:i w:val="0"/>
+          <w:color w:val="000000"/>
+          <w:sz w:val="18"/>
+          <w:highlight w:val="lightGray"/>
+        </w:rPr>
+        <w:t>i</w:t>
+      </w:r>
+      <w:r>
+        <w:rPr>
+          <w:rFonts w:ascii="Arial" w:hAnsi="Arial" w:eastAsia="Arial" w:cs="Arial"/>
+          <w:b w:val="0"/>
+          <w:i w:val="0"/>
+          <w:color w:val="000000"/>
+          <w:sz w:val="18"/>
+          <w:highlight w:val="lightGray"/>
+        </w:rPr>
+        <w:t>n</w:t>
+      </w:r>
+      <w:r>
+        <w:rPr>
+          <w:rFonts w:ascii="Arial" w:hAnsi="Arial" w:eastAsia="Arial" w:cs="Arial"/>
+          <w:b w:val="0"/>
+          <w:i w:val="0"/>
+          <w:color w:val="000000"/>
+          <w:sz w:val="18"/>
+          <w:highlight w:val="lightGray"/>
+        </w:rPr>
+        <w:t>i</w:t>
+      </w:r>
+      <w:r>
+        <w:rPr>
+          <w:rFonts w:ascii="Arial" w:hAnsi="Arial" w:eastAsia="Arial" w:cs="Arial"/>
+          <w:b w:val="0"/>
+          <w:i w:val="0"/>
+          <w:color w:val="000000"/>
+          <w:sz w:val="18"/>
+          <w:highlight w:val="lightGray"/>
+        </w:rPr>
+        <w:t>)</w:t>
+      </w:r>
+      <w:r>
+        <w:rPr>
+          <w:rFonts w:ascii="Arial" w:hAnsi="Arial" w:eastAsia="Arial" w:cs="Arial"/>
+          <w:b w:val="0"/>
+          <w:i w:val="0"/>
+          <w:color w:val="000000"/>
+          <w:sz w:val="18"/>
+          <w:highlight w:val="lightGray"/>
+        </w:rPr>
+        <w:t>]</w:t>
+      </w:r>
+      <w:r>
+        <w:rPr>
+          <w:rFonts w:ascii="Arial" w:hAnsi="Arial" w:eastAsia="Arial" w:cs="Arial"/>
+          <w:b w:val="0"/>
+          <w:i w:val="0"/>
+          <w:color w:val="000000"/>
+          <w:sz w:val="18"/>
+          <w:highlight w:val="lightGray"/>
+        </w:rPr>
+        <w:t xml:space="preserve"> </w:t>
+      </w:r>
+      <w:r>
+        <w:rPr>
+          <w:rFonts w:ascii="Arial" w:hAnsi="Arial" w:eastAsia="Arial" w:cs="Arial"/>
+          <w:b/>
+          <w:i w:val="0"/>
+          <w:color w:val="000000"/>
+          <w:sz w:val="18"/>
+          <w:highlight w:val="lightGray"/>
+        </w:rPr>
+        <w:t>o</w:t>
+      </w:r>
+      <w:r>
+        <w:rPr>
+          <w:rFonts w:ascii="Arial" w:hAnsi="Arial" w:eastAsia="Arial" w:cs="Arial"/>
+          <w:b/>
+          <w:i w:val="0"/>
+          <w:color w:val="000000"/>
+          <w:sz w:val="18"/>
+          <w:highlight w:val="lightGray"/>
+        </w:rPr>
+        <w:t>n</w:t>
+      </w:r>
+      <w:r>
+        <w:rPr>
+          <w:rFonts w:ascii="Arial" w:hAnsi="Arial"/>
+          <w:b w:val="0"/>
+          <w:i w:val="0"/>
+          <w:color w:val="000000"/>
+          <w:sz w:val="18"/>
+          <w:highlight w:val="lightGray"/>
+        </w:rPr>
+        <w:t xml:space="preserve"> </w:t>
+      </w:r>
+      <w:r>
+        <w:rPr>
+          <w:rFonts w:ascii="Arial" w:hAnsi="Arial"/>
+          <w:b w:val="0"/>
+          <w:i w:val="0"/>
+          <w:color w:val="000000"/>
+          <w:sz w:val="18"/>
+          <w:highlight w:val="lightGray"/>
+        </w:rPr>
+        <w:t>[</w:t>
+      </w:r>
+      <w:r>
+        <w:rPr>
+          <w:rFonts w:ascii="Arial" w:hAnsi="Arial"/>
+          <w:b w:val="0"/>
+          <w:i w:val="0"/>
+          <w:sz w:val="18"/>
+          <w:highlight w:val="lightGray"/>
+        </w:rPr>
+        <w:t>12/18/2025]</w:t>
       </w:r>
     </w:p>
     <w:p>
@@ -2496,67 +8616,1597 @@
       </w:pPr>
       <w:r>
         <w:rPr>
-          <w:rFonts w:ascii="Arial" w:eastAsia="Arial" w:hAnsi="Arial" w:cs="Arial"/>
-          <w:b/>
-          <w:kern w:val="0"/>
-          <w:sz w:val="22"/>
-          <w:szCs w:val="22"/>
-          <w:highlight w:val="darkGray"/>
-          <w:lang w:val="en"/>
-          <w14:ligatures w14:val="none"/>
-        </w:rPr>
-        <w:t># Source</w:t>
-      </w:r>
-      <w:r>
-        <w:rPr>
-          <w:rFonts w:ascii="Arial" w:eastAsia="Arial" w:hAnsi="Arial" w:cs="Arial"/>
-          <w:kern w:val="0"/>
-          <w:sz w:val="22"/>
-          <w:szCs w:val="22"/>
-          <w:highlight w:val="darkGray"/>
-          <w:lang w:val="en"/>
-          <w14:ligatures w14:val="none"/>
-        </w:rPr>
-        <w:t xml:space="preserve">: </w:t>
-      </w:r>
-      <w:r>
-        <w:rPr>
-          <w:rFonts w:ascii="Arial" w:eastAsia="Arial" w:hAnsi="Arial" w:cs="Arial"/>
-          <w:b/>
-          <w:kern w:val="0"/>
-          <w:sz w:val="22"/>
-          <w:szCs w:val="22"/>
-          <w:highlight w:val="darkGray"/>
-          <w:lang w:val="en"/>
-          <w14:ligatures w14:val="none"/>
-        </w:rPr>
-        <w:t>Chatgpt (GPT</w:t>
-      </w:r>
-      <w:r>
-        <w:rPr>
-          <w:rFonts w:ascii="Cambria Math" w:eastAsia="Arial" w:hAnsi="Cambria Math" w:cs="Cambria Math"/>
-          <w:b/>
-          <w:kern w:val="0"/>
-          <w:sz w:val="22"/>
-          <w:szCs w:val="22"/>
-          <w:highlight w:val="darkGray"/>
-          <w:lang w:val="en"/>
-          <w14:ligatures w14:val="none"/>
+          <w:rFonts w:ascii="Arial" w:hAnsi="Arial" w:eastAsia="Arial" w:cs="Arial"/>
+          <w:b/>
+          <w:i w:val="0"/>
+          <w:color w:val="000000"/>
+          <w:sz w:val="18"/>
+          <w:highlight w:val="lightGray"/>
+        </w:rPr>
+        <w:t>#</w:t>
+      </w:r>
+      <w:r>
+        <w:rPr>
+          <w:rFonts w:ascii="Arial" w:hAnsi="Arial" w:eastAsia="Arial" w:cs="Arial"/>
+          <w:b/>
+          <w:i w:val="0"/>
+          <w:color w:val="000000"/>
+          <w:sz w:val="18"/>
+          <w:highlight w:val="lightGray"/>
+        </w:rPr>
+        <w:t xml:space="preserve"> </w:t>
+      </w:r>
+      <w:r>
+        <w:rPr>
+          <w:rFonts w:ascii="Arial" w:hAnsi="Arial" w:eastAsia="Arial" w:cs="Arial"/>
+          <w:b/>
+          <w:i w:val="0"/>
+          <w:color w:val="000000"/>
+          <w:sz w:val="18"/>
+          <w:highlight w:val="lightGray"/>
+        </w:rPr>
+        <w:t>S</w:t>
+      </w:r>
+      <w:r>
+        <w:rPr>
+          <w:rFonts w:ascii="Arial" w:hAnsi="Arial" w:eastAsia="Arial" w:cs="Arial"/>
+          <w:b/>
+          <w:i w:val="0"/>
+          <w:color w:val="000000"/>
+          <w:sz w:val="18"/>
+          <w:highlight w:val="lightGray"/>
+        </w:rPr>
+        <w:t>o</w:t>
+      </w:r>
+      <w:r>
+        <w:rPr>
+          <w:rFonts w:ascii="Arial" w:hAnsi="Arial" w:eastAsia="Arial" w:cs="Arial"/>
+          <w:b/>
+          <w:i w:val="0"/>
+          <w:color w:val="000000"/>
+          <w:sz w:val="18"/>
+          <w:highlight w:val="lightGray"/>
+        </w:rPr>
+        <w:t>u</w:t>
+      </w:r>
+      <w:r>
+        <w:rPr>
+          <w:rFonts w:ascii="Arial" w:hAnsi="Arial" w:eastAsia="Arial" w:cs="Arial"/>
+          <w:b/>
+          <w:i w:val="0"/>
+          <w:color w:val="000000"/>
+          <w:sz w:val="18"/>
+          <w:highlight w:val="lightGray"/>
+        </w:rPr>
+        <w:t>r</w:t>
+      </w:r>
+      <w:r>
+        <w:rPr>
+          <w:rFonts w:ascii="Arial" w:hAnsi="Arial" w:eastAsia="Arial" w:cs="Arial"/>
+          <w:b/>
+          <w:i w:val="0"/>
+          <w:color w:val="000000"/>
+          <w:sz w:val="18"/>
+          <w:highlight w:val="lightGray"/>
+        </w:rPr>
+        <w:t>c</w:t>
+      </w:r>
+      <w:r>
+        <w:rPr>
+          <w:rFonts w:ascii="Arial" w:hAnsi="Arial" w:eastAsia="Arial" w:cs="Arial"/>
+          <w:b/>
+          <w:i w:val="0"/>
+          <w:color w:val="000000"/>
+          <w:sz w:val="18"/>
+          <w:highlight w:val="lightGray"/>
+        </w:rPr>
+        <w:t>e</w:t>
+      </w:r>
+      <w:r>
+        <w:rPr>
+          <w:rFonts w:ascii="Arial" w:hAnsi="Arial" w:eastAsia="Arial" w:cs="Arial"/>
+          <w:b/>
+          <w:i w:val="0"/>
+          <w:color w:val="000000"/>
+          <w:sz w:val="18"/>
+          <w:highlight w:val="lightGray"/>
+        </w:rPr>
+        <w:t>:</w:t>
+      </w:r>
+      <w:r>
+        <w:rPr>
+          <w:rFonts w:ascii="Arial" w:hAnsi="Arial" w:eastAsia="Arial" w:cs="Arial"/>
+          <w:b/>
+          <w:i w:val="0"/>
+          <w:color w:val="000000"/>
+          <w:sz w:val="18"/>
+          <w:highlight w:val="lightGray"/>
+        </w:rPr>
+        <w:t xml:space="preserve"> </w:t>
+      </w:r>
+      <w:r>
+        <w:rPr>
+          <w:rFonts w:ascii="Arial" w:hAnsi="Arial" w:eastAsia="Arial" w:cs="Arial"/>
+          <w:b/>
+          <w:i w:val="0"/>
+          <w:color w:val="000000"/>
+          <w:sz w:val="18"/>
+          <w:highlight w:val="lightGray"/>
+        </w:rPr>
+        <w:t>A</w:t>
+      </w:r>
+      <w:r>
+        <w:rPr>
+          <w:rFonts w:ascii="Arial" w:hAnsi="Arial" w:eastAsia="Arial" w:cs="Arial"/>
+          <w:b/>
+          <w:i w:val="0"/>
+          <w:color w:val="000000"/>
+          <w:sz w:val="18"/>
+          <w:highlight w:val="lightGray"/>
+        </w:rPr>
+        <w:t>I</w:t>
+      </w:r>
+      <w:r>
+        <w:rPr>
+          <w:rFonts w:ascii="Arial" w:hAnsi="Arial" w:eastAsia="Arial" w:cs="Arial"/>
+          <w:b/>
+          <w:i w:val="0"/>
+          <w:color w:val="000000"/>
+          <w:sz w:val="18"/>
+          <w:highlight w:val="lightGray"/>
+        </w:rPr>
+        <w:t xml:space="preserve"> </w:t>
+      </w:r>
+      <w:r>
+        <w:rPr>
+          <w:rFonts w:ascii="Arial" w:hAnsi="Arial" w:eastAsia="Arial" w:cs="Arial"/>
+          <w:b/>
+          <w:i w:val="0"/>
+          <w:color w:val="000000"/>
+          <w:sz w:val="18"/>
+          <w:highlight w:val="lightGray"/>
+        </w:rPr>
+        <w:t>S</w:t>
+      </w:r>
+      <w:r>
+        <w:rPr>
+          <w:rFonts w:ascii="Arial" w:hAnsi="Arial" w:eastAsia="Arial" w:cs="Arial"/>
+          <w:b/>
+          <w:i w:val="0"/>
+          <w:color w:val="000000"/>
+          <w:sz w:val="18"/>
+          <w:highlight w:val="lightGray"/>
+        </w:rPr>
+        <w:t>o</w:t>
+      </w:r>
+      <w:r>
+        <w:rPr>
+          <w:rFonts w:ascii="Arial" w:hAnsi="Arial" w:eastAsia="Arial" w:cs="Arial"/>
+          <w:b/>
+          <w:i w:val="0"/>
+          <w:color w:val="000000"/>
+          <w:sz w:val="18"/>
+          <w:highlight w:val="lightGray"/>
+        </w:rPr>
+        <w:t>u</w:t>
+      </w:r>
+      <w:r>
+        <w:rPr>
+          <w:rFonts w:ascii="Arial" w:hAnsi="Arial" w:eastAsia="Arial" w:cs="Arial"/>
+          <w:b/>
+          <w:i w:val="0"/>
+          <w:color w:val="000000"/>
+          <w:sz w:val="18"/>
+          <w:highlight w:val="lightGray"/>
+        </w:rPr>
+        <w:t>r</w:t>
+      </w:r>
+      <w:r>
+        <w:rPr>
+          <w:rFonts w:ascii="Arial" w:hAnsi="Arial" w:eastAsia="Arial" w:cs="Arial"/>
+          <w:b/>
+          <w:i w:val="0"/>
+          <w:color w:val="000000"/>
+          <w:sz w:val="18"/>
+          <w:highlight w:val="lightGray"/>
+        </w:rPr>
+        <w:t>c</w:t>
+      </w:r>
+      <w:r>
+        <w:rPr>
+          <w:rFonts w:ascii="Arial" w:hAnsi="Arial" w:eastAsia="Arial" w:cs="Arial"/>
+          <w:b/>
+          <w:i w:val="0"/>
+          <w:color w:val="000000"/>
+          <w:sz w:val="18"/>
+          <w:highlight w:val="lightGray"/>
+        </w:rPr>
+        <w:t>e</w:t>
+      </w:r>
+      <w:r>
+        <w:rPr>
+          <w:rFonts w:ascii="Arial" w:hAnsi="Arial" w:eastAsia="Arial" w:cs="Arial"/>
+          <w:b/>
+          <w:i w:val="0"/>
+          <w:color w:val="000000"/>
+          <w:sz w:val="18"/>
+          <w:highlight w:val="lightGray"/>
+        </w:rPr>
+        <w:t>:</w:t>
+      </w:r>
+      <w:r>
+        <w:rPr>
+          <w:rFonts w:ascii="Arial" w:hAnsi="Arial" w:eastAsia="Arial" w:cs="Arial"/>
+          <w:b/>
+          <w:i w:val="0"/>
+          <w:color w:val="000000"/>
+          <w:sz w:val="18"/>
+          <w:highlight w:val="lightGray"/>
+        </w:rPr>
+        <w:t xml:space="preserve"> </w:t>
+      </w:r>
+      <w:r>
+        <w:rPr>
+          <w:rFonts w:ascii="Arial" w:hAnsi="Arial" w:eastAsia="Arial" w:cs="Arial"/>
+          <w:b/>
+          <w:i w:val="0"/>
+          <w:color w:val="000000"/>
+          <w:sz w:val="18"/>
+          <w:highlight w:val="lightGray"/>
+        </w:rPr>
+        <w:t>P</w:t>
+      </w:r>
+      <w:r>
+        <w:rPr>
+          <w:rFonts w:ascii="Arial" w:hAnsi="Arial" w:eastAsia="Arial" w:cs="Arial"/>
+          <w:b/>
+          <w:i w:val="0"/>
+          <w:color w:val="000000"/>
+          <w:sz w:val="18"/>
+          <w:highlight w:val="lightGray"/>
+        </w:rPr>
+        <w:t>r</w:t>
+      </w:r>
+      <w:r>
+        <w:rPr>
+          <w:rFonts w:ascii="Arial" w:hAnsi="Arial" w:eastAsia="Arial" w:cs="Arial"/>
+          <w:b/>
+          <w:i w:val="0"/>
+          <w:color w:val="000000"/>
+          <w:sz w:val="18"/>
+          <w:highlight w:val="lightGray"/>
+        </w:rPr>
+        <w:t>o</w:t>
+      </w:r>
+      <w:r>
+        <w:rPr>
+          <w:rFonts w:ascii="Arial" w:hAnsi="Arial" w:eastAsia="Arial" w:cs="Arial"/>
+          <w:b/>
+          <w:i w:val="0"/>
+          <w:color w:val="000000"/>
+          <w:sz w:val="18"/>
+          <w:highlight w:val="lightGray"/>
+        </w:rPr>
+        <w:t>v</w:t>
+      </w:r>
+      <w:r>
+        <w:rPr>
+          <w:rFonts w:ascii="Arial" w:hAnsi="Arial" w:eastAsia="Arial" w:cs="Arial"/>
+          <w:b/>
+          <w:i w:val="0"/>
+          <w:color w:val="000000"/>
+          <w:sz w:val="18"/>
+          <w:highlight w:val="lightGray"/>
+        </w:rPr>
+        <w:t>i</w:t>
+      </w:r>
+      <w:r>
+        <w:rPr>
+          <w:rFonts w:ascii="Arial" w:hAnsi="Arial" w:eastAsia="Arial" w:cs="Arial"/>
+          <w:b/>
+          <w:i w:val="0"/>
+          <w:color w:val="000000"/>
+          <w:sz w:val="18"/>
+          <w:highlight w:val="lightGray"/>
+        </w:rPr>
+        <w:t>d</w:t>
+      </w:r>
+      <w:r>
+        <w:rPr>
+          <w:rFonts w:ascii="Arial" w:hAnsi="Arial" w:eastAsia="Arial" w:cs="Arial"/>
+          <w:b/>
+          <w:i w:val="0"/>
+          <w:color w:val="000000"/>
+          <w:sz w:val="18"/>
+          <w:highlight w:val="lightGray"/>
+        </w:rPr>
+        <w:t>e</w:t>
+      </w:r>
+      <w:r>
+        <w:rPr>
+          <w:rFonts w:ascii="Arial" w:hAnsi="Arial" w:eastAsia="Arial" w:cs="Arial"/>
+          <w:b/>
+          <w:i w:val="0"/>
+          <w:color w:val="000000"/>
+          <w:sz w:val="18"/>
+          <w:highlight w:val="lightGray"/>
+        </w:rPr>
+        <w:t>d</w:t>
+      </w:r>
+      <w:r>
+        <w:rPr>
+          <w:rFonts w:ascii="Arial" w:hAnsi="Arial" w:eastAsia="Arial" w:cs="Arial"/>
+          <w:b/>
+          <w:i w:val="0"/>
+          <w:color w:val="000000"/>
+          <w:sz w:val="18"/>
+          <w:highlight w:val="lightGray"/>
+        </w:rPr>
+        <w:t xml:space="preserve"> </w:t>
+      </w:r>
+      <w:r>
+        <w:rPr>
+          <w:rFonts w:ascii="Arial" w:hAnsi="Arial" w:eastAsia="Arial" w:cs="Arial"/>
+          <w:b/>
+          <w:i w:val="0"/>
+          <w:color w:val="000000"/>
+          <w:sz w:val="18"/>
+          <w:highlight w:val="lightGray"/>
+        </w:rPr>
+        <w:t>b</w:t>
+      </w:r>
+      <w:r>
+        <w:rPr>
+          <w:rFonts w:ascii="Arial" w:hAnsi="Arial" w:eastAsia="Arial" w:cs="Arial"/>
+          <w:b/>
+          <w:i w:val="0"/>
+          <w:color w:val="000000"/>
+          <w:sz w:val="18"/>
+          <w:highlight w:val="lightGray"/>
+        </w:rPr>
+        <w:t>y</w:t>
+      </w:r>
+      <w:r>
+        <w:rPr>
+          <w:rFonts w:ascii="Arial" w:hAnsi="Arial" w:eastAsia="Arial" w:cs="Arial"/>
+          <w:b/>
+          <w:i w:val="0"/>
+          <w:color w:val="000000"/>
+          <w:sz w:val="18"/>
+          <w:highlight w:val="lightGray"/>
+        </w:rPr>
+        <w:t>:</w:t>
+      </w:r>
+      <w:r>
+        <w:rPr>
+          <w:rFonts w:ascii="Arial" w:hAnsi="Arial" w:eastAsia="Arial" w:cs="Arial"/>
+          <w:b/>
+          <w:i w:val="0"/>
+          <w:color w:val="000000"/>
+          <w:sz w:val="18"/>
+          <w:highlight w:val="lightGray"/>
+        </w:rPr>
+        <w:t xml:space="preserve"> </w:t>
+      </w:r>
+      <w:r>
+        <w:rPr>
+          <w:rFonts w:ascii="Arial" w:hAnsi="Arial" w:eastAsia="Arial" w:cs="Arial"/>
+          <w:b/>
+          <w:i w:val="0"/>
+          <w:color w:val="000000"/>
+          <w:sz w:val="18"/>
+          <w:highlight w:val="lightGray"/>
+        </w:rPr>
+        <w:t>[</w:t>
+      </w:r>
+      <w:r>
+        <w:rPr>
+          <w:rFonts w:ascii="Arial" w:hAnsi="Arial" w:eastAsia="Arial" w:cs="Arial"/>
+          <w:b/>
+          <w:i w:val="0"/>
+          <w:color w:val="000000"/>
+          <w:sz w:val="18"/>
+          <w:highlight w:val="lightGray"/>
+        </w:rPr>
+        <w:t>D</w:t>
+      </w:r>
+      <w:r>
+        <w:rPr>
+          <w:rFonts w:ascii="Arial" w:hAnsi="Arial" w:eastAsia="Arial" w:cs="Arial"/>
+          <w:b/>
+          <w:i w:val="0"/>
+          <w:color w:val="000000"/>
+          <w:sz w:val="18"/>
+          <w:highlight w:val="lightGray"/>
+        </w:rPr>
+        <w:t>a</w:t>
+      </w:r>
+      <w:r>
+        <w:rPr>
+          <w:rFonts w:ascii="Arial" w:hAnsi="Arial" w:eastAsia="Arial" w:cs="Arial"/>
+          <w:b/>
+          <w:i w:val="0"/>
+          <w:color w:val="000000"/>
+          <w:sz w:val="18"/>
+          <w:highlight w:val="lightGray"/>
+        </w:rPr>
+        <w:t>t</w:t>
+      </w:r>
+      <w:r>
+        <w:rPr>
+          <w:rFonts w:ascii="Arial" w:hAnsi="Arial" w:eastAsia="Arial" w:cs="Arial"/>
+          <w:b/>
+          <w:i w:val="0"/>
+          <w:color w:val="000000"/>
+          <w:sz w:val="18"/>
+          <w:highlight w:val="lightGray"/>
+        </w:rPr>
+        <w:t>a</w:t>
+      </w:r>
+      <w:r>
+        <w:rPr>
+          <w:rFonts w:ascii="Arial" w:hAnsi="Arial" w:eastAsia="Arial" w:cs="Arial"/>
+          <w:b/>
+          <w:i w:val="0"/>
+          <w:color w:val="000000"/>
+          <w:sz w:val="18"/>
+          <w:highlight w:val="lightGray"/>
+        </w:rPr>
+        <w:t xml:space="preserve"> </w:t>
+      </w:r>
+      <w:r>
+        <w:rPr>
+          <w:rFonts w:ascii="Arial" w:hAnsi="Arial" w:eastAsia="Arial" w:cs="Arial"/>
+          <w:b/>
+          <w:i w:val="0"/>
+          <w:color w:val="000000"/>
+          <w:sz w:val="18"/>
+          <w:highlight w:val="lightGray"/>
+        </w:rPr>
+        <w:t>P</w:t>
+      </w:r>
+      <w:r>
+        <w:rPr>
+          <w:rFonts w:ascii="Arial" w:hAnsi="Arial" w:eastAsia="Arial" w:cs="Arial"/>
+          <w:b/>
+          <w:i w:val="0"/>
+          <w:color w:val="000000"/>
+          <w:sz w:val="18"/>
+          <w:highlight w:val="lightGray"/>
+        </w:rPr>
+        <w:t>a</w:t>
+      </w:r>
+      <w:r>
+        <w:rPr>
+          <w:rFonts w:ascii="Arial" w:hAnsi="Arial" w:eastAsia="Arial" w:cs="Arial"/>
+          <w:b/>
+          <w:i w:val="0"/>
+          <w:color w:val="000000"/>
+          <w:sz w:val="18"/>
+          <w:highlight w:val="lightGray"/>
+        </w:rPr>
+        <w:t>t</w:t>
+      </w:r>
+      <w:r>
+        <w:rPr>
+          <w:rFonts w:ascii="Arial" w:hAnsi="Arial" w:eastAsia="Arial" w:cs="Arial"/>
+          <w:b/>
+          <w:i w:val="0"/>
+          <w:color w:val="000000"/>
+          <w:sz w:val="18"/>
+          <w:highlight w:val="lightGray"/>
+        </w:rPr>
+        <w:t>h</w:t>
+      </w:r>
+      <w:r>
+        <w:rPr>
+          <w:rFonts w:ascii="Arial" w:hAnsi="Arial" w:eastAsia="Arial" w:cs="Arial"/>
+          <w:b w:val="0"/>
+          <w:i w:val="0"/>
+          <w:color w:val="000000"/>
+          <w:sz w:val="18"/>
+          <w:highlight w:val="lightGray"/>
+        </w:rPr>
+        <w:t>:</w:t>
+      </w:r>
+      <w:r>
+        <w:rPr>
+          <w:rFonts w:ascii="Arial" w:hAnsi="Arial" w:eastAsia="Arial" w:cs="Arial"/>
+          <w:b w:val="0"/>
+          <w:i w:val="0"/>
+          <w:color w:val="000000"/>
+          <w:sz w:val="18"/>
+          <w:highlight w:val="lightGray"/>
+        </w:rPr>
+        <w:t xml:space="preserve"> </w:t>
+      </w:r>
+      <w:r>
+        <w:rPr>
+          <w:rFonts w:ascii="Arial" w:hAnsi="Arial" w:eastAsia="Arial" w:cs="Arial"/>
+          <w:b w:val="0"/>
+          <w:i w:val="0"/>
+          <w:color w:val="000000"/>
+          <w:sz w:val="18"/>
+          <w:highlight w:val="lightGray"/>
+        </w:rPr>
+        <w:t>P</w:t>
+      </w:r>
+      <w:r>
+        <w:rPr>
+          <w:rFonts w:ascii="Arial" w:hAnsi="Arial" w:eastAsia="Arial" w:cs="Arial"/>
+          <w:b w:val="0"/>
+          <w:i w:val="0"/>
+          <w:color w:val="000000"/>
+          <w:sz w:val="18"/>
+          <w:highlight w:val="lightGray"/>
+        </w:rPr>
+        <w:t>e</w:t>
+      </w:r>
+      <w:r>
+        <w:rPr>
+          <w:rFonts w:ascii="Arial" w:hAnsi="Arial" w:eastAsia="Arial" w:cs="Arial"/>
+          <w:b w:val="0"/>
+          <w:i w:val="0"/>
+          <w:color w:val="000000"/>
+          <w:sz w:val="18"/>
+          <w:highlight w:val="lightGray"/>
+        </w:rPr>
+        <w:t>r</w:t>
+      </w:r>
+      <w:r>
+        <w:rPr>
+          <w:rFonts w:ascii="Arial" w:hAnsi="Arial" w:eastAsia="Arial" w:cs="Arial"/>
+          <w:b w:val="0"/>
+          <w:i w:val="0"/>
+          <w:color w:val="000000"/>
+          <w:sz w:val="18"/>
+          <w:highlight w:val="lightGray"/>
+        </w:rPr>
+        <w:t>s</w:t>
+      </w:r>
+      <w:r>
+        <w:rPr>
+          <w:rFonts w:ascii="Arial" w:hAnsi="Arial" w:eastAsia="Arial" w:cs="Arial"/>
+          <w:b w:val="0"/>
+          <w:i w:val="0"/>
+          <w:color w:val="000000"/>
+          <w:sz w:val="18"/>
+          <w:highlight w:val="lightGray"/>
+        </w:rPr>
+        <w:t>o</w:t>
+      </w:r>
+      <w:r>
+        <w:rPr>
+          <w:rFonts w:ascii="Arial" w:hAnsi="Arial" w:eastAsia="Arial" w:cs="Arial"/>
+          <w:b w:val="0"/>
+          <w:i w:val="0"/>
+          <w:color w:val="000000"/>
+          <w:sz w:val="18"/>
+          <w:highlight w:val="lightGray"/>
+        </w:rPr>
+        <w:t>n</w:t>
+      </w:r>
+      <w:r>
+        <w:rPr>
+          <w:rFonts w:ascii="Arial" w:hAnsi="Arial" w:eastAsia="Arial" w:cs="Arial"/>
+          <w:b w:val="0"/>
+          <w:i w:val="0"/>
+          <w:color w:val="000000"/>
+          <w:sz w:val="18"/>
+          <w:highlight w:val="lightGray"/>
+        </w:rPr>
+        <w:t>s</w:t>
+      </w:r>
+      <w:r>
+        <w:rPr>
+          <w:rFonts w:ascii="Arial" w:hAnsi="Arial" w:eastAsia="Arial" w:cs="Arial"/>
+          <w:b w:val="0"/>
+          <w:i w:val="0"/>
+          <w:color w:val="000000"/>
+          <w:sz w:val="18"/>
+          <w:highlight w:val="lightGray"/>
+        </w:rPr>
+        <w:t xml:space="preserve"> </w:t>
+      </w:r>
+      <w:r>
+        <w:rPr>
+          <w:rFonts w:ascii="Arial" w:hAnsi="Arial" w:eastAsia="Arial" w:cs="Arial"/>
+          <w:b w:val="0"/>
+          <w:i w:val="0"/>
+          <w:color w:val="000000"/>
+          <w:sz w:val="18"/>
+          <w:highlight w:val="lightGray"/>
+        </w:rPr>
+        <w:t>T</w:t>
+      </w:r>
+      <w:r>
+        <w:rPr>
+          <w:rFonts w:ascii="Arial" w:hAnsi="Arial" w:eastAsia="Arial" w:cs="Arial"/>
+          <w:b w:val="0"/>
+          <w:i w:val="0"/>
+          <w:color w:val="000000"/>
+          <w:sz w:val="18"/>
+          <w:highlight w:val="lightGray"/>
+        </w:rPr>
+        <w:t>a</w:t>
+      </w:r>
+      <w:r>
+        <w:rPr>
+          <w:rFonts w:ascii="Arial" w:hAnsi="Arial" w:eastAsia="Arial" w:cs="Arial"/>
+          <w:b w:val="0"/>
+          <w:i w:val="0"/>
+          <w:color w:val="000000"/>
+          <w:sz w:val="18"/>
+          <w:highlight w:val="lightGray"/>
+        </w:rPr>
+        <w:t>b</w:t>
+      </w:r>
+      <w:r>
+        <w:rPr>
+          <w:rFonts w:ascii="Arial" w:hAnsi="Arial" w:eastAsia="Arial" w:cs="Arial"/>
+          <w:b w:val="0"/>
+          <w:i w:val="0"/>
+          <w:color w:val="000000"/>
+          <w:sz w:val="18"/>
+          <w:highlight w:val="lightGray"/>
+        </w:rPr>
+        <w:t>l</w:t>
+      </w:r>
+      <w:r>
+        <w:rPr>
+          <w:rFonts w:ascii="Arial" w:hAnsi="Arial" w:eastAsia="Arial" w:cs="Arial"/>
+          <w:b w:val="0"/>
+          <w:i w:val="0"/>
+          <w:color w:val="000000"/>
+          <w:sz w:val="18"/>
+          <w:highlight w:val="lightGray"/>
+        </w:rPr>
+        <w:t>e</w:t>
+      </w:r>
+      <w:r>
+        <w:rPr>
+          <w:rFonts w:ascii="Arial" w:hAnsi="Arial" w:eastAsia="Arial" w:cs="Arial"/>
+          <w:b w:val="0"/>
+          <w:i w:val="0"/>
+          <w:color w:val="000000"/>
+          <w:sz w:val="18"/>
+          <w:highlight w:val="lightGray"/>
+        </w:rPr>
+        <w:t xml:space="preserve"> </w:t>
+      </w:r>
+      <w:r>
+        <w:rPr>
+          <w:rFonts w:ascii="Arial" w:hAnsi="Arial" w:eastAsia="Arial" w:cs="Arial"/>
+          <w:b w:val="0"/>
+          <w:i w:val="0"/>
+          <w:color w:val="000000"/>
+          <w:sz w:val="18"/>
+          <w:highlight w:val="lightGray"/>
+        </w:rPr>
+        <w:t>-</w:t>
+      </w:r>
+      <w:r>
+        <w:rPr>
+          <w:rFonts w:ascii="Arial" w:hAnsi="Arial" w:eastAsia="Arial" w:cs="Arial"/>
+          <w:b w:val="0"/>
+          <w:i w:val="0"/>
+          <w:color w:val="000000"/>
+          <w:sz w:val="18"/>
+          <w:highlight w:val="lightGray"/>
+        </w:rPr>
+        <w:t>&gt;</w:t>
+      </w:r>
+      <w:r>
+        <w:rPr>
+          <w:rFonts w:ascii="Arial" w:hAnsi="Arial" w:eastAsia="Arial" w:cs="Arial"/>
+          <w:b w:val="0"/>
+          <w:i w:val="0"/>
+          <w:color w:val="000000"/>
+          <w:sz w:val="18"/>
+          <w:highlight w:val="lightGray"/>
+        </w:rPr>
+        <w:t xml:space="preserve"> </w:t>
+      </w:r>
+      <w:r>
+        <w:rPr>
+          <w:rFonts w:ascii="Arial" w:hAnsi="Arial" w:eastAsia="Arial" w:cs="Arial"/>
+          <w:b w:val="0"/>
+          <w:i w:val="0"/>
+          <w:color w:val="000000"/>
+          <w:sz w:val="18"/>
+          <w:highlight w:val="lightGray"/>
+        </w:rPr>
+        <w:t>I</w:t>
+      </w:r>
+      <w:r>
+        <w:rPr>
+          <w:rFonts w:ascii="Arial" w:hAnsi="Arial" w:eastAsia="Arial" w:cs="Arial"/>
+          <w:b w:val="0"/>
+          <w:i w:val="0"/>
+          <w:color w:val="000000"/>
+          <w:sz w:val="18"/>
+          <w:highlight w:val="lightGray"/>
+        </w:rPr>
+        <w:t>D</w:t>
+      </w:r>
+      <w:r>
+        <w:rPr>
+          <w:rFonts w:ascii="Arial" w:hAnsi="Arial" w:eastAsia="Arial" w:cs="Arial"/>
+          <w:b w:val="0"/>
+          <w:i w:val="0"/>
+          <w:color w:val="000000"/>
+          <w:sz w:val="18"/>
+          <w:highlight w:val="lightGray"/>
+        </w:rPr>
+        <w:t xml:space="preserve"> </w:t>
+      </w:r>
+      <w:r>
+        <w:rPr>
+          <w:rFonts w:ascii="Arial" w:hAnsi="Arial" w:eastAsia="Arial" w:cs="Arial"/>
+          <w:b w:val="0"/>
+          <w:i w:val="0"/>
+          <w:color w:val="000000"/>
+          <w:sz w:val="18"/>
+          <w:highlight w:val="lightGray"/>
+        </w:rPr>
+        <w:t>C</w:t>
+      </w:r>
+      <w:r>
+        <w:rPr>
+          <w:rFonts w:ascii="Arial" w:hAnsi="Arial" w:eastAsia="Arial" w:cs="Arial"/>
+          <w:b w:val="0"/>
+          <w:i w:val="0"/>
+          <w:color w:val="000000"/>
+          <w:sz w:val="18"/>
+          <w:highlight w:val="lightGray"/>
+        </w:rPr>
+        <w:t>o</w:t>
+      </w:r>
+      <w:r>
+        <w:rPr>
+          <w:rFonts w:ascii="Arial" w:hAnsi="Arial" w:eastAsia="Arial" w:cs="Arial"/>
+          <w:b w:val="0"/>
+          <w:i w:val="0"/>
+          <w:color w:val="000000"/>
+          <w:sz w:val="18"/>
+          <w:highlight w:val="lightGray"/>
+        </w:rPr>
+        <w:t>l</w:t>
+      </w:r>
+      <w:r>
+        <w:rPr>
+          <w:rFonts w:ascii="Arial" w:hAnsi="Arial" w:eastAsia="Arial" w:cs="Arial"/>
+          <w:b w:val="0"/>
+          <w:i w:val="0"/>
+          <w:color w:val="000000"/>
+          <w:sz w:val="18"/>
+          <w:highlight w:val="lightGray"/>
+        </w:rPr>
+        <w:t>u</w:t>
+      </w:r>
+      <w:r>
+        <w:rPr>
+          <w:rFonts w:ascii="Arial" w:hAnsi="Arial" w:eastAsia="Arial" w:cs="Arial"/>
+          <w:b w:val="0"/>
+          <w:i w:val="0"/>
+          <w:color w:val="000000"/>
+          <w:sz w:val="18"/>
+          <w:highlight w:val="lightGray"/>
+        </w:rPr>
+        <w:t>m</w:t>
+      </w:r>
+      <w:r>
+        <w:rPr>
+          <w:rFonts w:ascii="Arial" w:hAnsi="Arial" w:eastAsia="Arial" w:cs="Arial"/>
+          <w:b w:val="0"/>
+          <w:i w:val="0"/>
+          <w:color w:val="000000"/>
+          <w:sz w:val="18"/>
+          <w:highlight w:val="lightGray"/>
+        </w:rPr>
+        <w:t>n</w:t>
+      </w:r>
+      <w:r>
+        <w:rPr>
+          <w:rFonts w:ascii="Arial" w:hAnsi="Arial" w:eastAsia="Arial" w:cs="Arial"/>
+          <w:b w:val="0"/>
+          <w:i w:val="0"/>
+          <w:color w:val="000000"/>
+          <w:sz w:val="18"/>
+          <w:highlight w:val="lightGray"/>
+        </w:rPr>
+        <w:t>:</w:t>
+      </w:r>
+      <w:r>
+        <w:rPr>
+          <w:rFonts w:ascii="Arial" w:hAnsi="Arial" w:eastAsia="Arial" w:cs="Arial"/>
+          <w:b w:val="0"/>
+          <w:i w:val="0"/>
+          <w:color w:val="000000"/>
+          <w:sz w:val="18"/>
+          <w:highlight w:val="lightGray"/>
+        </w:rPr>
+        <w:t xml:space="preserve"> </w:t>
+      </w:r>
+      <w:r>
+        <w:rPr>
+          <w:rFonts w:ascii="Arial" w:hAnsi="Arial" w:eastAsia="Arial" w:cs="Arial"/>
+          <w:b w:val="0"/>
+          <w:i w:val="0"/>
+          <w:color w:val="000000"/>
+          <w:sz w:val="18"/>
+          <w:highlight w:val="lightGray"/>
+        </w:rPr>
+        <w:t>1</w:t>
+      </w:r>
+      <w:r>
+        <w:rPr>
+          <w:rFonts w:ascii="Arial" w:hAnsi="Arial" w:eastAsia="Arial" w:cs="Arial"/>
+          <w:b w:val="0"/>
+          <w:i w:val="0"/>
+          <w:color w:val="000000"/>
+          <w:sz w:val="18"/>
+          <w:highlight w:val="lightGray"/>
+        </w:rPr>
+        <w:t>,</w:t>
+      </w:r>
+      <w:r>
+        <w:rPr>
+          <w:rFonts w:ascii="Arial" w:hAnsi="Arial" w:eastAsia="Arial" w:cs="Arial"/>
+          <w:b w:val="0"/>
+          <w:i w:val="0"/>
+          <w:color w:val="000000"/>
+          <w:sz w:val="18"/>
+          <w:highlight w:val="lightGray"/>
+        </w:rPr>
+        <w:t xml:space="preserve"> </w:t>
+      </w:r>
+      <w:r>
+        <w:rPr>
+          <w:rFonts w:ascii="Arial" w:hAnsi="Arial" w:eastAsia="Arial" w:cs="Arial"/>
+          <w:b w:val="0"/>
+          <w:i w:val="0"/>
+          <w:color w:val="000000"/>
+          <w:sz w:val="18"/>
+          <w:highlight w:val="lightGray"/>
+        </w:rPr>
+        <w:t>N</w:t>
+      </w:r>
+      <w:r>
+        <w:rPr>
+          <w:rFonts w:ascii="Arial" w:hAnsi="Arial" w:eastAsia="Arial" w:cs="Arial"/>
+          <w:b w:val="0"/>
+          <w:i w:val="0"/>
+          <w:color w:val="000000"/>
+          <w:sz w:val="18"/>
+          <w:highlight w:val="lightGray"/>
+        </w:rPr>
+        <w:t>a</w:t>
+      </w:r>
+      <w:r>
+        <w:rPr>
+          <w:rFonts w:ascii="Arial" w:hAnsi="Arial" w:eastAsia="Arial" w:cs="Arial"/>
+          <w:b w:val="0"/>
+          <w:i w:val="0"/>
+          <w:color w:val="000000"/>
+          <w:sz w:val="18"/>
+          <w:highlight w:val="lightGray"/>
+        </w:rPr>
+        <w:t>m</w:t>
+      </w:r>
+      <w:r>
+        <w:rPr>
+          <w:rFonts w:ascii="Arial" w:hAnsi="Arial" w:eastAsia="Arial" w:cs="Arial"/>
+          <w:b w:val="0"/>
+          <w:i w:val="0"/>
+          <w:color w:val="000000"/>
+          <w:sz w:val="18"/>
+          <w:highlight w:val="lightGray"/>
+        </w:rPr>
+        <w:t>e</w:t>
+      </w:r>
+      <w:r>
+        <w:rPr>
+          <w:rFonts w:ascii="Arial" w:hAnsi="Arial" w:eastAsia="Arial" w:cs="Arial"/>
+          <w:b w:val="0"/>
+          <w:i w:val="0"/>
+          <w:color w:val="000000"/>
+          <w:sz w:val="18"/>
+          <w:highlight w:val="lightGray"/>
+        </w:rPr>
+        <w:t>_</w:t>
+      </w:r>
+      <w:r>
+        <w:rPr>
+          <w:rFonts w:ascii="Arial" w:hAnsi="Arial" w:eastAsia="Arial" w:cs="Arial"/>
+          <w:b w:val="0"/>
+          <w:i w:val="0"/>
+          <w:color w:val="000000"/>
+          <w:sz w:val="18"/>
+          <w:highlight w:val="lightGray"/>
+        </w:rPr>
+        <w:t>E</w:t>
+      </w:r>
+      <w:r>
+        <w:rPr>
+          <w:rFonts w:ascii="Arial" w:hAnsi="Arial" w:eastAsia="Arial" w:cs="Arial"/>
+          <w:b w:val="0"/>
+          <w:i w:val="0"/>
+          <w:color w:val="000000"/>
+          <w:sz w:val="18"/>
+          <w:highlight w:val="lightGray"/>
+        </w:rPr>
+        <w:t>n</w:t>
+      </w:r>
+      <w:r>
+        <w:rPr>
+          <w:rFonts w:ascii="Arial" w:hAnsi="Arial" w:eastAsia="Arial" w:cs="Arial"/>
+          <w:b w:val="0"/>
+          <w:i w:val="0"/>
+          <w:color w:val="000000"/>
+          <w:sz w:val="18"/>
+          <w:highlight w:val="lightGray"/>
+        </w:rPr>
+        <w:t xml:space="preserve"> </w:t>
+      </w:r>
+      <w:r>
+        <w:rPr>
+          <w:rFonts w:ascii="Arial" w:hAnsi="Arial" w:eastAsia="Arial" w:cs="Arial"/>
+          <w:b w:val="0"/>
+          <w:i w:val="0"/>
+          <w:color w:val="000000"/>
+          <w:sz w:val="18"/>
+          <w:highlight w:val="lightGray"/>
+        </w:rPr>
+        <w:t>C</w:t>
+      </w:r>
+      <w:r>
+        <w:rPr>
+          <w:rFonts w:ascii="Arial" w:hAnsi="Arial" w:eastAsia="Arial" w:cs="Arial"/>
+          <w:b w:val="0"/>
+          <w:i w:val="0"/>
+          <w:color w:val="000000"/>
+          <w:sz w:val="18"/>
+          <w:highlight w:val="lightGray"/>
+        </w:rPr>
+        <w:t>o</w:t>
+      </w:r>
+      <w:r>
+        <w:rPr>
+          <w:rFonts w:ascii="Arial" w:hAnsi="Arial" w:eastAsia="Arial" w:cs="Arial"/>
+          <w:b w:val="0"/>
+          <w:i w:val="0"/>
+          <w:color w:val="000000"/>
+          <w:sz w:val="18"/>
+          <w:highlight w:val="lightGray"/>
+        </w:rPr>
+        <w:t>l</w:t>
+      </w:r>
+      <w:r>
+        <w:rPr>
+          <w:rFonts w:ascii="Arial" w:hAnsi="Arial" w:eastAsia="Arial" w:cs="Arial"/>
+          <w:b w:val="0"/>
+          <w:i w:val="0"/>
+          <w:color w:val="000000"/>
+          <w:sz w:val="18"/>
+          <w:highlight w:val="lightGray"/>
+        </w:rPr>
+        <w:t>u</w:t>
+      </w:r>
+      <w:r>
+        <w:rPr>
+          <w:rFonts w:ascii="Arial" w:hAnsi="Arial" w:eastAsia="Arial" w:cs="Arial"/>
+          <w:b w:val="0"/>
+          <w:i w:val="0"/>
+          <w:color w:val="000000"/>
+          <w:sz w:val="18"/>
+          <w:highlight w:val="lightGray"/>
+        </w:rPr>
+        <w:t>m</w:t>
+      </w:r>
+      <w:r>
+        <w:rPr>
+          <w:rFonts w:ascii="Arial" w:hAnsi="Arial" w:eastAsia="Arial" w:cs="Arial"/>
+          <w:b w:val="0"/>
+          <w:i w:val="0"/>
+          <w:color w:val="000000"/>
+          <w:sz w:val="18"/>
+          <w:highlight w:val="lightGray"/>
+        </w:rPr>
+        <w:t>n</w:t>
+      </w:r>
+      <w:r>
+        <w:rPr>
+          <w:rFonts w:ascii="Arial" w:hAnsi="Arial" w:eastAsia="Arial" w:cs="Arial"/>
+          <w:b w:val="0"/>
+          <w:i w:val="0"/>
+          <w:color w:val="000000"/>
+          <w:sz w:val="18"/>
+          <w:highlight w:val="lightGray"/>
+        </w:rPr>
+        <w:t>:</w:t>
+      </w:r>
+      <w:r>
+        <w:rPr>
+          <w:rFonts w:ascii="Arial" w:hAnsi="Arial" w:eastAsia="Arial" w:cs="Arial"/>
+          <w:b w:val="0"/>
+          <w:i w:val="0"/>
+          <w:color w:val="000000"/>
+          <w:sz w:val="18"/>
+          <w:highlight w:val="lightGray"/>
+        </w:rPr>
+        <w:t xml:space="preserve"> </w:t>
+      </w:r>
+      <w:r>
+        <w:rPr>
+          <w:rFonts w:ascii="Arial" w:hAnsi="Arial" w:eastAsia="Arial" w:cs="Arial"/>
+          <w:b w:val="0"/>
+          <w:i w:val="0"/>
+          <w:color w:val="000000"/>
+          <w:sz w:val="18"/>
+          <w:highlight w:val="lightGray"/>
+        </w:rPr>
+        <w:t>M</w:t>
+      </w:r>
+      <w:r>
+        <w:rPr>
+          <w:rFonts w:ascii="Arial" w:hAnsi="Arial" w:eastAsia="Arial" w:cs="Arial"/>
+          <w:b w:val="0"/>
+          <w:i w:val="0"/>
+          <w:color w:val="000000"/>
+          <w:sz w:val="18"/>
+          <w:highlight w:val="lightGray"/>
+        </w:rPr>
+        <w:t>o</w:t>
+      </w:r>
+      <w:r>
+        <w:rPr>
+          <w:rFonts w:ascii="Arial" w:hAnsi="Arial" w:eastAsia="Arial" w:cs="Arial"/>
+          <w:b w:val="0"/>
+          <w:i w:val="0"/>
+          <w:color w:val="000000"/>
+          <w:sz w:val="18"/>
+          <w:highlight w:val="lightGray"/>
+        </w:rPr>
+        <w:t>t</w:t>
+      </w:r>
+      <w:r>
+        <w:rPr>
+          <w:rFonts w:ascii="Arial" w:hAnsi="Arial" w:eastAsia="Arial" w:cs="Arial"/>
+          <w:b w:val="0"/>
+          <w:i w:val="0"/>
+          <w:color w:val="000000"/>
+          <w:sz w:val="18"/>
+          <w:highlight w:val="lightGray"/>
+        </w:rPr>
+        <w:t>a</w:t>
+      </w:r>
+      <w:r>
+        <w:rPr>
+          <w:rFonts w:ascii="Arial" w:hAnsi="Arial" w:eastAsia="Arial" w:cs="Arial"/>
+          <w:b w:val="0"/>
+          <w:i w:val="0"/>
+          <w:color w:val="000000"/>
+          <w:sz w:val="18"/>
+          <w:highlight w:val="lightGray"/>
+        </w:rPr>
+        <w:t>s</w:t>
+      </w:r>
+      <w:r>
+        <w:rPr>
+          <w:rFonts w:ascii="Arial" w:hAnsi="Arial" w:eastAsia="Arial" w:cs="Arial"/>
+          <w:b w:val="0"/>
+          <w:i w:val="0"/>
+          <w:color w:val="000000"/>
+          <w:sz w:val="18"/>
+          <w:highlight w:val="lightGray"/>
+        </w:rPr>
+        <w:t>e</w:t>
+      </w:r>
+      <w:r>
+        <w:rPr>
+          <w:rFonts w:ascii="Arial" w:hAnsi="Arial" w:eastAsia="Arial" w:cs="Arial"/>
+          <w:b w:val="0"/>
+          <w:i w:val="0"/>
+          <w:color w:val="000000"/>
+          <w:sz w:val="18"/>
+          <w:highlight w:val="lightGray"/>
+        </w:rPr>
+        <w:t>m</w:t>
+      </w:r>
+      <w:r>
+        <w:rPr>
+          <w:rFonts w:ascii="Arial" w:hAnsi="Arial" w:eastAsia="Arial" w:cs="Arial"/>
+          <w:b w:val="0"/>
+          <w:i w:val="0"/>
+          <w:color w:val="000000"/>
+          <w:sz w:val="18"/>
+          <w:highlight w:val="lightGray"/>
+        </w:rPr>
+        <w:t xml:space="preserve"> </w:t>
+      </w:r>
+      <w:r>
+        <w:rPr>
+          <w:rFonts w:ascii="Arial" w:hAnsi="Arial" w:eastAsia="Arial" w:cs="Arial"/>
+          <w:b w:val="0"/>
+          <w:i w:val="0"/>
+          <w:color w:val="000000"/>
+          <w:sz w:val="18"/>
+          <w:highlight w:val="lightGray"/>
+        </w:rPr>
+        <w:t>E</w:t>
+      </w:r>
+      <w:r>
+        <w:rPr>
+          <w:rFonts w:ascii="Arial" w:hAnsi="Arial" w:eastAsia="Arial" w:cs="Arial"/>
+          <w:b w:val="0"/>
+          <w:i w:val="0"/>
+          <w:color w:val="000000"/>
+          <w:sz w:val="18"/>
+          <w:highlight w:val="lightGray"/>
+        </w:rPr>
+        <w:t>s</w:t>
+      </w:r>
+      <w:r>
+        <w:rPr>
+          <w:rFonts w:ascii="Arial" w:hAnsi="Arial" w:eastAsia="Arial" w:cs="Arial"/>
+          <w:b w:val="0"/>
+          <w:i w:val="0"/>
+          <w:color w:val="000000"/>
+          <w:sz w:val="18"/>
+          <w:highlight w:val="lightGray"/>
+        </w:rPr>
+        <w:t>s</w:t>
+      </w:r>
+      <w:r>
+        <w:rPr>
+          <w:rFonts w:ascii="Arial" w:hAnsi="Arial" w:eastAsia="Arial" w:cs="Arial"/>
+          <w:b w:val="0"/>
+          <w:i w:val="0"/>
+          <w:color w:val="000000"/>
+          <w:sz w:val="18"/>
+          <w:highlight w:val="lightGray"/>
+        </w:rPr>
+        <w:t>a</w:t>
+      </w:r>
+      <w:r>
+        <w:rPr>
+          <w:rFonts w:ascii="Arial" w:hAnsi="Arial" w:eastAsia="Arial" w:cs="Arial"/>
+          <w:b w:val="0"/>
+          <w:i w:val="0"/>
+          <w:color w:val="000000"/>
+          <w:sz w:val="18"/>
+          <w:highlight w:val="lightGray"/>
+        </w:rPr>
+        <w:t>m</w:t>
+      </w:r>
+      <w:r>
+        <w:rPr>
+          <w:rFonts w:ascii="Arial" w:hAnsi="Arial" w:eastAsia="Arial" w:cs="Arial"/>
+          <w:b w:val="0"/>
+          <w:i w:val="0"/>
+          <w:color w:val="000000"/>
+          <w:sz w:val="18"/>
+          <w:highlight w:val="lightGray"/>
+        </w:rPr>
+        <w:t>]</w:t>
+      </w:r>
+      <w:r>
+        <w:rPr>
+          <w:rFonts w:ascii="Arial" w:hAnsi="Arial" w:eastAsia="Arial" w:cs="Arial"/>
+          <w:b w:val="0"/>
+          <w:i w:val="0"/>
+          <w:color w:val="000000"/>
+          <w:sz w:val="18"/>
+          <w:highlight w:val="lightGray"/>
+        </w:rPr>
+        <w:t xml:space="preserve"> </w:t>
+      </w:r>
+      <w:r>
+        <w:rPr>
+          <w:rFonts w:ascii="Arial" w:hAnsi="Arial" w:eastAsia="Arial" w:cs="Arial"/>
+          <w:b w:val="0"/>
+          <w:i w:val="0"/>
+          <w:color w:val="000000"/>
+          <w:sz w:val="18"/>
+          <w:highlight w:val="lightGray"/>
+        </w:rPr>
+        <w:t>-</w:t>
+      </w:r>
+      <w:r>
+        <w:rPr>
+          <w:rFonts w:ascii="Arial" w:hAnsi="Arial" w:eastAsia="Arial" w:cs="Arial"/>
+          <w:b w:val="0"/>
+          <w:i w:val="0"/>
+          <w:color w:val="000000"/>
+          <w:sz w:val="18"/>
+          <w:highlight w:val="lightGray"/>
+        </w:rPr>
+        <w:t>&gt;</w:t>
+      </w:r>
+      <w:r>
+        <w:rPr>
+          <w:rFonts w:ascii="Arial" w:hAnsi="Arial" w:eastAsia="Arial" w:cs="Arial"/>
+          <w:b w:val="0"/>
+          <w:i w:val="0"/>
+          <w:color w:val="000000"/>
+          <w:sz w:val="18"/>
+          <w:highlight w:val="lightGray"/>
+        </w:rPr>
+        <w:t xml:space="preserve"> </w:t>
+      </w:r>
+      <w:r>
+        <w:rPr>
+          <w:rFonts w:ascii="Arial" w:hAnsi="Arial" w:eastAsia="Arial" w:cs="Arial"/>
+          <w:b/>
+          <w:i w:val="0"/>
+          <w:color w:val="000000"/>
+          <w:sz w:val="18"/>
+          <w:highlight w:val="lightGray"/>
+        </w:rPr>
+        <w:t>F</w:t>
+      </w:r>
+      <w:r>
+        <w:rPr>
+          <w:rFonts w:ascii="Arial" w:hAnsi="Arial" w:eastAsia="Arial" w:cs="Arial"/>
+          <w:b/>
+          <w:i w:val="0"/>
+          <w:color w:val="000000"/>
+          <w:sz w:val="18"/>
+          <w:highlight w:val="lightGray"/>
+        </w:rPr>
+        <w:t>r</w:t>
+      </w:r>
+      <w:r>
+        <w:rPr>
+          <w:rFonts w:ascii="Arial" w:hAnsi="Arial" w:eastAsia="Arial" w:cs="Arial"/>
+          <w:b/>
+          <w:i w:val="0"/>
+          <w:color w:val="000000"/>
+          <w:sz w:val="18"/>
+          <w:highlight w:val="lightGray"/>
+        </w:rPr>
+        <w:t>o</w:t>
+      </w:r>
+      <w:r>
+        <w:rPr>
+          <w:rFonts w:ascii="Arial" w:hAnsi="Arial" w:eastAsia="Arial" w:cs="Arial"/>
+          <w:b/>
+          <w:i w:val="0"/>
+          <w:color w:val="000000"/>
+          <w:sz w:val="18"/>
+          <w:highlight w:val="lightGray"/>
+        </w:rPr>
+        <w:t>m</w:t>
+      </w:r>
+      <w:r>
+        <w:rPr>
+          <w:rFonts w:ascii="Arial" w:hAnsi="Arial" w:eastAsia="Arial" w:cs="Arial"/>
+          <w:b/>
+          <w:i w:val="0"/>
+          <w:color w:val="000000"/>
+          <w:sz w:val="18"/>
+          <w:highlight w:val="lightGray"/>
+        </w:rPr>
+        <w:t>:</w:t>
+      </w:r>
+      <w:r>
+        <w:rPr>
+          <w:rFonts w:ascii="Arial" w:hAnsi="Arial" w:eastAsia="Arial" w:cs="Arial"/>
+          <w:b w:val="0"/>
+          <w:i w:val="0"/>
+          <w:color w:val="000000"/>
+          <w:sz w:val="18"/>
+          <w:highlight w:val="lightGray"/>
+        </w:rPr>
+        <w:t xml:space="preserve"> </w:t>
+      </w:r>
+      <w:r>
+        <w:rPr>
+          <w:rFonts w:ascii="Arial" w:hAnsi="Arial" w:eastAsia="Arial" w:cs="Arial"/>
+          <w:b w:val="0"/>
+          <w:i w:val="0"/>
+          <w:color w:val="000000"/>
+          <w:sz w:val="18"/>
+          <w:highlight w:val="lightGray"/>
+        </w:rPr>
+        <w:t>[</w:t>
+      </w:r>
+      <w:r>
+        <w:rPr>
+          <w:rFonts w:ascii="Arial" w:hAnsi="Arial" w:eastAsia="Arial" w:cs="Arial"/>
+          <w:b w:val="0"/>
+          <w:i w:val="0"/>
+          <w:color w:val="000000"/>
+          <w:sz w:val="18"/>
+          <w:highlight w:val="lightGray"/>
+        </w:rPr>
+        <w:t>C</w:t>
+      </w:r>
+      <w:r>
+        <w:rPr>
+          <w:rFonts w:ascii="Arial" w:hAnsi="Arial" w:eastAsia="Arial" w:cs="Arial"/>
+          <w:b w:val="0"/>
+          <w:i w:val="0"/>
+          <w:color w:val="000000"/>
+          <w:sz w:val="18"/>
+          <w:highlight w:val="lightGray"/>
+        </w:rPr>
+        <w:t>h</w:t>
+      </w:r>
+      <w:r>
+        <w:rPr>
+          <w:rFonts w:ascii="Arial" w:hAnsi="Arial" w:eastAsia="Arial" w:cs="Arial"/>
+          <w:b w:val="0"/>
+          <w:i w:val="0"/>
+          <w:color w:val="000000"/>
+          <w:sz w:val="18"/>
+          <w:highlight w:val="lightGray"/>
+        </w:rPr>
+        <w:t>a</w:t>
+      </w:r>
+      <w:r>
+        <w:rPr>
+          <w:rFonts w:ascii="Arial" w:hAnsi="Arial" w:eastAsia="Arial" w:cs="Arial"/>
+          <w:b w:val="0"/>
+          <w:i w:val="0"/>
+          <w:color w:val="000000"/>
+          <w:sz w:val="18"/>
+          <w:highlight w:val="lightGray"/>
+        </w:rPr>
+        <w:t>t</w:t>
+      </w:r>
+      <w:r>
+        <w:rPr>
+          <w:rFonts w:ascii="Arial" w:hAnsi="Arial" w:eastAsia="Arial" w:cs="Arial"/>
+          <w:b w:val="0"/>
+          <w:i w:val="0"/>
+          <w:color w:val="000000"/>
+          <w:sz w:val="18"/>
+          <w:highlight w:val="lightGray"/>
+        </w:rPr>
+        <w:t>g</w:t>
+      </w:r>
+      <w:r>
+        <w:rPr>
+          <w:rFonts w:ascii="Arial" w:hAnsi="Arial" w:eastAsia="Arial" w:cs="Arial"/>
+          <w:b w:val="0"/>
+          <w:i w:val="0"/>
+          <w:color w:val="000000"/>
+          <w:sz w:val="18"/>
+          <w:highlight w:val="lightGray"/>
+        </w:rPr>
+        <w:t>p</w:t>
+      </w:r>
+      <w:r>
+        <w:rPr>
+          <w:rFonts w:ascii="Arial" w:hAnsi="Arial" w:eastAsia="Arial" w:cs="Arial"/>
+          <w:b w:val="0"/>
+          <w:i w:val="0"/>
+          <w:color w:val="000000"/>
+          <w:sz w:val="18"/>
+          <w:highlight w:val="lightGray"/>
+        </w:rPr>
+        <w:t>t</w:t>
+      </w:r>
+      <w:r>
+        <w:rPr>
+          <w:rFonts w:ascii="Arial" w:hAnsi="Arial" w:eastAsia="Arial" w:cs="Arial"/>
+          <w:b w:val="0"/>
+          <w:i w:val="0"/>
+          <w:color w:val="000000"/>
+          <w:sz w:val="18"/>
+          <w:highlight w:val="lightGray"/>
+        </w:rPr>
+        <w:t xml:space="preserve"> </w:t>
+      </w:r>
+      <w:r>
+        <w:rPr>
+          <w:rFonts w:ascii="Arial" w:hAnsi="Arial" w:eastAsia="Arial" w:cs="Arial"/>
+          <w:b w:val="0"/>
+          <w:i w:val="0"/>
+          <w:color w:val="000000"/>
+          <w:sz w:val="18"/>
+          <w:highlight w:val="lightGray"/>
+        </w:rPr>
+        <w:t>(</w:t>
+      </w:r>
+      <w:r>
+        <w:rPr>
+          <w:rFonts w:ascii="Arial" w:hAnsi="Arial" w:eastAsia="Arial" w:cs="Arial"/>
+          <w:b w:val="0"/>
+          <w:i w:val="0"/>
+          <w:color w:val="000000"/>
+          <w:sz w:val="18"/>
+          <w:highlight w:val="lightGray"/>
+        </w:rPr>
+        <w:t>G</w:t>
+      </w:r>
+      <w:r>
+        <w:rPr>
+          <w:rFonts w:ascii="Arial" w:hAnsi="Arial" w:eastAsia="Arial" w:cs="Arial"/>
+          <w:b w:val="0"/>
+          <w:i w:val="0"/>
+          <w:color w:val="000000"/>
+          <w:sz w:val="18"/>
+          <w:highlight w:val="lightGray"/>
+        </w:rPr>
+        <w:t>P</w:t>
+      </w:r>
+      <w:r>
+        <w:rPr>
+          <w:rFonts w:ascii="Arial" w:hAnsi="Arial" w:eastAsia="Arial" w:cs="Arial"/>
+          <w:b w:val="0"/>
+          <w:i w:val="0"/>
+          <w:color w:val="000000"/>
+          <w:sz w:val="18"/>
+          <w:highlight w:val="lightGray"/>
+        </w:rPr>
+        <w:t>T</w:t>
+      </w:r>
+      <w:r>
+        <w:rPr>
+          <w:rFonts w:ascii="Arial" w:hAnsi="Arial" w:eastAsia="Arial" w:cs="Arial"/>
+          <w:b w:val="0"/>
+          <w:i w:val="0"/>
+          <w:color w:val="000000"/>
+          <w:sz w:val="18"/>
+          <w:highlight w:val="lightGray"/>
         </w:rPr>
         <w:t>‑</w:t>
       </w:r>
       <w:r>
         <w:rPr>
-          <w:rFonts w:ascii="Arial" w:eastAsia="Arial" w:hAnsi="Arial" w:cs="Arial"/>
-          <w:b/>
-          <w:kern w:val="0"/>
-          <w:sz w:val="22"/>
-          <w:szCs w:val="22"/>
-          <w:highlight w:val="darkGray"/>
-          <w:lang w:val="en"/>
-          <w14:ligatures w14:val="none"/>
-        </w:rPr>
-        <w:t>5 Mini) at [12/18/2025]</w:t>
+          <w:rFonts w:ascii="Arial" w:hAnsi="Arial" w:eastAsia="Arial" w:cs="Arial"/>
+          <w:b w:val="0"/>
+          <w:i w:val="0"/>
+          <w:color w:val="000000"/>
+          <w:sz w:val="18"/>
+          <w:highlight w:val="lightGray"/>
+        </w:rPr>
+        <w:t>5</w:t>
+      </w:r>
+      <w:r>
+        <w:rPr>
+          <w:rFonts w:ascii="Arial" w:hAnsi="Arial" w:eastAsia="Arial" w:cs="Arial"/>
+          <w:b w:val="0"/>
+          <w:i w:val="0"/>
+          <w:color w:val="000000"/>
+          <w:sz w:val="18"/>
+          <w:highlight w:val="lightGray"/>
+        </w:rPr>
+        <w:t xml:space="preserve"> </w:t>
+      </w:r>
+      <w:r>
+        <w:rPr>
+          <w:rFonts w:ascii="Arial" w:hAnsi="Arial" w:eastAsia="Arial" w:cs="Arial"/>
+          <w:b w:val="0"/>
+          <w:i w:val="0"/>
+          <w:color w:val="000000"/>
+          <w:sz w:val="18"/>
+          <w:highlight w:val="lightGray"/>
+        </w:rPr>
+        <w:t>M</w:t>
+      </w:r>
+      <w:r>
+        <w:rPr>
+          <w:rFonts w:ascii="Arial" w:hAnsi="Arial" w:eastAsia="Arial" w:cs="Arial"/>
+          <w:b w:val="0"/>
+          <w:i w:val="0"/>
+          <w:color w:val="000000"/>
+          <w:sz w:val="18"/>
+          <w:highlight w:val="lightGray"/>
+        </w:rPr>
+        <w:t>i</w:t>
+      </w:r>
+      <w:r>
+        <w:rPr>
+          <w:rFonts w:ascii="Arial" w:hAnsi="Arial" w:eastAsia="Arial" w:cs="Arial"/>
+          <w:b w:val="0"/>
+          <w:i w:val="0"/>
+          <w:color w:val="000000"/>
+          <w:sz w:val="18"/>
+          <w:highlight w:val="lightGray"/>
+        </w:rPr>
+        <w:t>n</w:t>
+      </w:r>
+      <w:r>
+        <w:rPr>
+          <w:rFonts w:ascii="Arial" w:hAnsi="Arial" w:eastAsia="Arial" w:cs="Arial"/>
+          <w:b w:val="0"/>
+          <w:i w:val="0"/>
+          <w:color w:val="000000"/>
+          <w:sz w:val="18"/>
+          <w:highlight w:val="lightGray"/>
+        </w:rPr>
+        <w:t>i</w:t>
+      </w:r>
+      <w:r>
+        <w:rPr>
+          <w:rFonts w:ascii="Arial" w:hAnsi="Arial" w:eastAsia="Arial" w:cs="Arial"/>
+          <w:b w:val="0"/>
+          <w:i w:val="0"/>
+          <w:color w:val="000000"/>
+          <w:sz w:val="18"/>
+          <w:highlight w:val="lightGray"/>
+        </w:rPr>
+        <w:t>)</w:t>
+      </w:r>
+      <w:r>
+        <w:rPr>
+          <w:rFonts w:ascii="Arial" w:hAnsi="Arial" w:eastAsia="Arial" w:cs="Arial"/>
+          <w:b w:val="0"/>
+          <w:i w:val="0"/>
+          <w:color w:val="000000"/>
+          <w:sz w:val="18"/>
+          <w:highlight w:val="lightGray"/>
+        </w:rPr>
+        <w:t>]</w:t>
+      </w:r>
+      <w:r>
+        <w:rPr>
+          <w:rFonts w:ascii="Arial" w:hAnsi="Arial" w:eastAsia="Arial" w:cs="Arial"/>
+          <w:b w:val="0"/>
+          <w:i w:val="0"/>
+          <w:color w:val="000000"/>
+          <w:sz w:val="18"/>
+          <w:highlight w:val="lightGray"/>
+        </w:rPr>
+        <w:t xml:space="preserve"> </w:t>
+      </w:r>
+      <w:r>
+        <w:rPr>
+          <w:rFonts w:ascii="Arial" w:hAnsi="Arial" w:eastAsia="Arial" w:cs="Arial"/>
+          <w:b/>
+          <w:i w:val="0"/>
+          <w:color w:val="000000"/>
+          <w:sz w:val="18"/>
+          <w:highlight w:val="lightGray"/>
+        </w:rPr>
+        <w:t>o</w:t>
+      </w:r>
+      <w:r>
+        <w:rPr>
+          <w:rFonts w:ascii="Arial" w:hAnsi="Arial" w:eastAsia="Arial" w:cs="Arial"/>
+          <w:b/>
+          <w:i w:val="0"/>
+          <w:color w:val="000000"/>
+          <w:sz w:val="18"/>
+          <w:highlight w:val="lightGray"/>
+        </w:rPr>
+        <w:t>n</w:t>
+      </w:r>
+      <w:r>
+        <w:rPr>
+          <w:rFonts w:ascii="Arial" w:hAnsi="Arial"/>
+          <w:b w:val="0"/>
+          <w:i w:val="0"/>
+          <w:color w:val="000000"/>
+          <w:sz w:val="18"/>
+          <w:highlight w:val="lightGray"/>
+        </w:rPr>
+        <w:t xml:space="preserve"> </w:t>
+      </w:r>
+      <w:r>
+        <w:rPr>
+          <w:rFonts w:ascii="Arial" w:hAnsi="Arial"/>
+          <w:b w:val="0"/>
+          <w:i w:val="0"/>
+          <w:color w:val="000000"/>
+          <w:sz w:val="18"/>
+          <w:highlight w:val="lightGray"/>
+        </w:rPr>
+        <w:t>[</w:t>
+      </w:r>
+      <w:r>
+        <w:rPr>
+          <w:rFonts w:ascii="Arial" w:hAnsi="Arial"/>
+          <w:b w:val="0"/>
+          <w:i w:val="0"/>
+          <w:sz w:val="18"/>
+          <w:highlight w:val="lightGray"/>
+        </w:rPr>
+        <w:t>12/18/2025]</w:t>
       </w:r>
     </w:p>
     <w:p>
